--- a/data/Praveen_Resume.docx
+++ b/data/Praveen_Resume.docx
@@ -1244,27 +1244,54 @@
         <w:t>ul 2020 – Apr 2021</w:t>
       </w:r>
     </w:p>
-    <w:p xmlns:wp14="http://schemas.microsoft.com/office/word/2010/wordml" wp14:textId="77777777">
-      <w:pPr>
-        <w:pStyle w:val="ListParagraph"/>
-        <w:numPr>
-          <w:ilvl w:val="0"/>
-          <w:numId w:val="1"/>
-        </w:numPr>
-        <w:spacing w:after="60" w:line="235"/>
-      </w:pPr>
-      <w:r>
-        <w:rPr>
-          <w:rFonts w:ascii="Calibri" w:hAnsi="Calibri" w:eastAsia="Calibri" w:cs="Calibri"/>
-          <w:b w:val="false"/>
-          <w:bCs w:val="false"/>
-          <w:i w:val="false"/>
-          <w:iCs w:val="false"/>
-          <w:color w:val="1A1A1A"/>
-          <w:sz w:val="20"/>
-          <w:szCs w:val="20"/>
-        </w:rPr>
-        <w:t xml:space="preserve">Led cloud modernization for UnitedHealth Group, migrating legacy systems to Azure PaaS using microservices and Azure Functions, reducing infrastructure cost and improving API performance.</w:t>
+    <w:p xmlns:wp14="http://schemas.microsoft.com/office/word/2010/wordml" wp14:textId="512D2A2E">
+      <w:pPr>
+        <w:pStyle w:val="ListParagraph"/>
+        <w:numPr>
+          <w:ilvl w:val="0"/>
+          <w:numId w:val="1"/>
+        </w:numPr>
+        <w:suppressLineNumbers w:val="0"/>
+        <w:bidi w:val="0"/>
+        <w:spacing w:before="0" w:beforeAutospacing="off" w:after="60" w:afterAutospacing="off" w:line="235" w:lineRule="auto"/>
+        <w:ind w:left="720" w:right="0" w:hanging="360"/>
+        <w:jc w:val="left"/>
+        <w:rPr>
+          <w:rFonts w:ascii="Calibri" w:hAnsi="Calibri" w:eastAsia="Calibri" w:cs="Calibri"/>
+          <w:b w:val="0"/>
+          <w:bCs w:val="0"/>
+          <w:i w:val="0"/>
+          <w:iCs w:val="0"/>
+          <w:color w:val="1A1A1A"/>
+          <w:sz w:val="20"/>
+          <w:szCs w:val="20"/>
+        </w:rPr>
+      </w:pPr>
+      <w:r>
+        <w:rPr>
+          <w:rFonts w:ascii="Calibri" w:hAnsi="Calibri" w:eastAsia="Calibri" w:cs="Calibri"/>
+          <w:b w:val="0"/>
+          <w:bCs w:val="0"/>
+          <w:i w:val="0"/>
+          <w:iCs w:val="0"/>
+          <w:color w:val="1A1A1A"/>
+          <w:sz w:val="20"/>
+          <w:szCs w:val="20"/>
+        </w:rPr>
+        <w:t xml:space="preserve">Directed </w:t>
+      </w:r>
+      <w:r>
+        <w:rPr>
+          <w:rFonts w:ascii="Calibri" w:hAnsi="Calibri" w:eastAsia="Calibri" w:cs="Calibri"/>
+          <w:b w:val="0"/>
+          <w:bCs w:val="0"/>
+          <w:i w:val="0"/>
+          <w:iCs w:val="0"/>
+          <w:color w:val="1A1A1A"/>
+          <w:sz w:val="20"/>
+          <w:szCs w:val="20"/>
+        </w:rPr>
+        <w:t>cloud modernization for UnitedHealth Group, migrating legacy systems to Azure PaaS using microservices and Azure Functions, reducing infrastructure cost and improving API performance.</w:t>
       </w:r>
     </w:p>
     <w:p xmlns:wp14="http://schemas.microsoft.com/office/word/2010/wordml" wp14:textId="5D030A8F">
@@ -1338,7 +1365,7 @@
         </w:rPr>
         <w:t xml:space="preserve">Consultant — </w:t>
       </w:r>
-      <w:hyperlink r:id="Rbd398e69a59d4753">
+      <w:hyperlink r:id="R7dd9b0553db6409b">
         <w:r>
           <w:rPr>
             <w:rFonts w:ascii="Calibri" w:hAnsi="Calibri" w:eastAsia="Calibri" w:cs="Calibri"/>
@@ -1426,7 +1453,42 @@
         <w:t>ug 2013 – Mar 2020</w:t>
       </w:r>
     </w:p>
-    <w:p xmlns:wp14="http://schemas.microsoft.com/office/word/2010/wordml" wp14:textId="77777777">
+    <w:p>
+      <w:pPr>
+        <w:pStyle w:val="ListParagraph"/>
+        <w:numPr>
+          <w:ilvl w:val="0"/>
+          <w:numId w:val="1"/>
+        </w:numPr>
+        <w:spacing w:after="60" w:line="235" w:lineRule="auto"/>
+        <w:rPr>
+          <w:rFonts w:ascii="Calibri" w:hAnsi="Calibri" w:eastAsia="Calibri" w:cs="Calibri"/>
+          <w:b w:val="0"/>
+          <w:bCs w:val="0"/>
+          <w:i w:val="0"/>
+          <w:iCs w:val="0"/>
+          <w:color w:val="1A1A1A"/>
+          <w:sz w:val="20"/>
+          <w:szCs w:val="20"/>
+          <w:lang w:val="en-US"/>
+        </w:rPr>
+      </w:pPr>
+      <w:r>
+        <w:rPr>
+          <w:rFonts w:ascii="Calibri" w:hAnsi="Calibri" w:eastAsia="Calibri" w:cs="Calibri"/>
+          <w:b w:val="0"/>
+          <w:bCs w:val="0"/>
+          <w:i w:val="0"/>
+          <w:iCs w:val="0"/>
+          <w:color w:val="1A1A1A"/>
+          <w:sz w:val="20"/>
+          <w:szCs w:val="20"/>
+          <w:lang w:val="en-US"/>
+        </w:rPr>
+        <w:t>Delivered digital transformation programmes for WSP, DLL, and Airbus using Azure PaaS and .NET Core.</w:t>
+      </w:r>
+    </w:p>
+    <w:p>
       <w:pPr>
         <w:pStyle w:val="ListParagraph"/>
         <w:numPr>
@@ -1448,10 +1510,126 @@
           <w:szCs w:val="20"/>
           <w:lang w:val="en-US"/>
         </w:rPr>
-        <w:t>Delivered digital transformation programmes for WSP, DLL, and Airbus using Azure PaaS and .NET Core, including multilingual customer engagement platforms built on Sitecore CMS supporting 10+ languages.</w:t>
-      </w:r>
-    </w:p>
-    <w:p xmlns:wp14="http://schemas.microsoft.com/office/word/2010/wordml" wp14:textId="77777777">
+        <w:t>Built multilingual customer engagement platforms on Sitecore CMS, supporting 10+ languages across client markets.</w:t>
+      </w:r>
+    </w:p>
+    <w:p xmlns:wp14="http://schemas.microsoft.com/office/word/2010/wordml" wp14:textId="63FCEB24">
+      <w:pPr>
+        <w:pStyle w:val="ListParagraph"/>
+        <w:numPr>
+          <w:ilvl w:val="0"/>
+          <w:numId w:val="1"/>
+        </w:numPr>
+        <w:suppressLineNumbers w:val="0"/>
+        <w:bidi w:val="0"/>
+        <w:spacing w:before="0" w:beforeAutospacing="off" w:after="60" w:afterAutospacing="off" w:line="235" w:lineRule="auto"/>
+        <w:ind w:left="720" w:right="0" w:hanging="360"/>
+        <w:jc w:val="left"/>
+        <w:rPr>
+          <w:rFonts w:ascii="Calibri" w:hAnsi="Calibri" w:eastAsia="Calibri" w:cs="Calibri"/>
+          <w:b w:val="0"/>
+          <w:bCs w:val="0"/>
+          <w:i w:val="0"/>
+          <w:iCs w:val="0"/>
+          <w:color w:val="1A1A1A"/>
+          <w:sz w:val="20"/>
+          <w:szCs w:val="20"/>
+          <w:lang w:val="en-US"/>
+        </w:rPr>
+      </w:pPr>
+      <w:r>
+        <w:rPr>
+          <w:rFonts w:ascii="Calibri" w:hAnsi="Calibri" w:eastAsia="Calibri" w:cs="Calibri"/>
+          <w:b w:val="0"/>
+          <w:bCs w:val="0"/>
+          <w:i w:val="0"/>
+          <w:iCs w:val="0"/>
+          <w:color w:val="1A1A1A"/>
+          <w:sz w:val="20"/>
+          <w:szCs w:val="20"/>
+          <w:lang w:val="en-US"/>
+        </w:rPr>
+        <w:t xml:space="preserve">Managed </w:t>
+      </w:r>
+      <w:r>
+        <w:rPr>
+          <w:rFonts w:ascii="Calibri" w:hAnsi="Calibri" w:eastAsia="Calibri" w:cs="Calibri"/>
+          <w:b w:val="0"/>
+          <w:bCs w:val="0"/>
+          <w:i w:val="0"/>
+          <w:iCs w:val="0"/>
+          <w:color w:val="1A1A1A"/>
+          <w:sz w:val="20"/>
+          <w:szCs w:val="20"/>
+          <w:lang w:val="en-US"/>
+        </w:rPr>
+        <w:t xml:space="preserve">Agile teams of 8–12 engineers across design, development, and </w:t>
+      </w:r>
+      <w:r>
+        <w:rPr>
+          <w:rFonts w:ascii="Calibri" w:hAnsi="Calibri" w:eastAsia="Calibri" w:cs="Calibri"/>
+          <w:b w:val="0"/>
+          <w:bCs w:val="0"/>
+          <w:i w:val="0"/>
+          <w:iCs w:val="0"/>
+          <w:color w:val="1A1A1A"/>
+          <w:sz w:val="20"/>
+          <w:szCs w:val="20"/>
+          <w:lang w:val="en-US"/>
+        </w:rPr>
+        <w:t>testing;</w:t>
+      </w:r>
+      <w:r>
+        <w:rPr>
+          <w:rFonts w:ascii="Calibri" w:hAnsi="Calibri" w:eastAsia="Calibri" w:cs="Calibri"/>
+          <w:b w:val="0"/>
+          <w:bCs w:val="0"/>
+          <w:i w:val="0"/>
+          <w:iCs w:val="0"/>
+          <w:color w:val="1A1A1A"/>
+          <w:sz w:val="20"/>
+          <w:szCs w:val="20"/>
+          <w:lang w:val="en-US"/>
+        </w:rPr>
+        <w:t xml:space="preserve"> contributed to pre-sales, solution proposals, and client technical presentations.</w:t>
+      </w:r>
+    </w:p>
+    <w:p>
+      <w:pPr>
+        <w:pStyle w:val="ListParagraph"/>
+        <w:numPr>
+          <w:ilvl w:val="0"/>
+          <w:numId w:val="1"/>
+        </w:numPr>
+        <w:spacing w:after="60" w:line="235" w:lineRule="auto"/>
+        <w:rPr>
+          <w:rFonts w:ascii="Calibri" w:hAnsi="Calibri" w:eastAsia="Calibri" w:cs="Calibri"/>
+          <w:b w:val="0"/>
+          <w:bCs w:val="0"/>
+          <w:i w:val="0"/>
+          <w:iCs w:val="0"/>
+          <w:color w:val="1A1A1A"/>
+          <w:sz w:val="20"/>
+          <w:szCs w:val="20"/>
+          <w:lang w:val="en-US"/>
+        </w:rPr>
+      </w:pPr>
+      <w:r>
+        <w:rPr>
+          <w:rFonts w:ascii="Calibri" w:hAnsi="Calibri" w:eastAsia="Calibri" w:cs="Calibri"/>
+          <w:b w:val="0"/>
+          <w:bCs w:val="0"/>
+          <w:i w:val="0"/>
+          <w:iCs w:val="0"/>
+          <w:color w:val="1A1A1A"/>
+          <w:sz w:val="20"/>
+          <w:szCs w:val="20"/>
+          <w:lang w:val="en-US"/>
+        </w:rPr>
+        <w:t>Contributed to pre-sales activities and solution proposals, supporting business development efforts.</w:t>
+      </w:r>
+    </w:p>
+    <w:p>
       <w:pPr>
         <w:pStyle w:val="ListParagraph"/>
         <w:numPr>
@@ -1473,7 +1651,7 @@
           <w:szCs w:val="20"/>
           <w:lang w:val="en-US"/>
         </w:rPr>
-        <w:t>Led Agile teams of 8–12 engineers across design, development, and testing; contributed to pre-sales, solution proposals, and client technical presentations.</w:t>
+        <w:t>Delivered client technical presentations, communicating solution architecture and value to stakeholders.</w:t>
       </w:r>
     </w:p>
     <w:p xmlns:wp14="http://schemas.microsoft.com/office/word/2010/wordml" wp14:textId="14F292B6">
@@ -1494,7 +1672,7 @@
         </w:rPr>
         <w:t xml:space="preserve">Senior Software Engineer — </w:t>
       </w:r>
-      <w:hyperlink r:id="R04442cf6bb4845d7">
+      <w:hyperlink r:id="R886067d4fec4430a">
         <w:r>
           <w:rPr>
             <w:rFonts w:ascii="Calibri" w:hAnsi="Calibri" w:eastAsia="Calibri" w:cs="Calibri"/>
@@ -1546,27 +1724,95 @@
         <w:t>un 2011 – Jul 2013</w:t>
       </w:r>
     </w:p>
-    <w:p xmlns:wp14="http://schemas.microsoft.com/office/word/2010/wordml" wp14:textId="77777777">
-      <w:pPr>
-        <w:pStyle w:val="ListParagraph"/>
-        <w:numPr>
-          <w:ilvl w:val="0"/>
-          <w:numId w:val="1"/>
-        </w:numPr>
-        <w:spacing w:after="60" w:line="235"/>
-      </w:pPr>
-      <w:r>
-        <w:rPr>
-          <w:rFonts w:ascii="Calibri" w:hAnsi="Calibri" w:eastAsia="Calibri" w:cs="Calibri"/>
-          <w:b w:val="false"/>
-          <w:bCs w:val="false"/>
-          <w:i w:val="false"/>
-          <w:iCs w:val="false"/>
-          <w:color w:val="1A1A1A"/>
-          <w:sz w:val="20"/>
-          <w:szCs w:val="20"/>
-        </w:rPr>
-        <w:t xml:space="preserve">Delivered Azure-based digital platforms for CAPITA and Airbus, covering portals, dashboards, and enterprise integrations, working across architecture, development, and testing in Agile teams.</w:t>
+    <w:p>
+      <w:pPr>
+        <w:pStyle w:val="ListParagraph"/>
+        <w:numPr>
+          <w:ilvl w:val="0"/>
+          <w:numId w:val="1"/>
+        </w:numPr>
+        <w:spacing w:after="60" w:line="235" w:lineRule="auto"/>
+        <w:rPr>
+          <w:rFonts w:ascii="Calibri" w:hAnsi="Calibri" w:eastAsia="Calibri" w:cs="Calibri"/>
+          <w:b w:val="0"/>
+          <w:bCs w:val="0"/>
+          <w:i w:val="0"/>
+          <w:iCs w:val="0"/>
+          <w:color w:val="1A1A1A"/>
+          <w:sz w:val="20"/>
+          <w:szCs w:val="20"/>
+        </w:rPr>
+      </w:pPr>
+      <w:r>
+        <w:rPr>
+          <w:rFonts w:ascii="Calibri" w:hAnsi="Calibri" w:eastAsia="Calibri" w:cs="Calibri"/>
+          <w:b w:val="0"/>
+          <w:bCs w:val="0"/>
+          <w:i w:val="0"/>
+          <w:iCs w:val="0"/>
+          <w:color w:val="1A1A1A"/>
+          <w:sz w:val="20"/>
+          <w:szCs w:val="20"/>
+        </w:rPr>
+        <w:t>Delivered Azure-based digital platforms for CAPITA and Airbus, including portals, dashboards, and enterprise integrations, using services such as Azure App Service and Azure Functions.</w:t>
+      </w:r>
+    </w:p>
+    <w:p>
+      <w:pPr>
+        <w:pStyle w:val="ListParagraph"/>
+        <w:numPr>
+          <w:ilvl w:val="0"/>
+          <w:numId w:val="1"/>
+        </w:numPr>
+        <w:spacing w:after="60" w:line="235" w:lineRule="auto"/>
+        <w:rPr>
+          <w:rFonts w:ascii="Calibri" w:hAnsi="Calibri" w:eastAsia="Calibri" w:cs="Calibri"/>
+          <w:b w:val="0"/>
+          <w:bCs w:val="0"/>
+          <w:i w:val="0"/>
+          <w:iCs w:val="0"/>
+          <w:color w:val="1A1A1A"/>
+          <w:sz w:val="20"/>
+          <w:szCs w:val="20"/>
+        </w:rPr>
+      </w:pPr>
+      <w:r>
+        <w:rPr>
+          <w:rFonts w:ascii="Calibri" w:hAnsi="Calibri" w:eastAsia="Calibri" w:cs="Calibri"/>
+          <w:b w:val="0"/>
+          <w:bCs w:val="0"/>
+          <w:i w:val="0"/>
+          <w:iCs w:val="0"/>
+          <w:color w:val="1A1A1A"/>
+          <w:sz w:val="20"/>
+          <w:szCs w:val="20"/>
+        </w:rPr>
+        <w:t>Contributed to solution architecture and development, building API-based integrations to connect enterprise systems and meet client requirements.</w:t>
+      </w:r>
+    </w:p>
+    <w:p>
+      <w:pPr>
+        <w:pStyle w:val="ListParagraph"/>
+        <w:numPr>
+          <w:ilvl w:val="0"/>
+          <w:numId w:val="1"/>
+        </w:numPr>
+        <w:spacing w:after="60" w:line="235" w:lineRule="auto"/>
+        <w:rPr/>
+      </w:pPr>
+      <w:r>
+        <w:rPr>
+          <w:rFonts w:ascii="Calibri" w:hAnsi="Calibri" w:eastAsia="Calibri" w:cs="Calibri"/>
+          <w:b w:val="0"/>
+          <w:bCs w:val="0"/>
+          <w:i w:val="0"/>
+          <w:iCs w:val="0"/>
+          <w:color w:val="1A1A1A"/>
+          <w:sz w:val="20"/>
+          <w:szCs w:val="20"/>
+          <w:lang w:val="en-US"/>
+        </w:rPr>
+        <w:t>Managed development and testing workflows using Azure DevOps within Agile teams, ensuring quality and timely delivery of each release.</w:t>
       </w:r>
     </w:p>
     <w:p xmlns:wp14="http://schemas.microsoft.com/office/word/2010/wordml" wp14:textId="6AC36089">
@@ -1665,27 +1911,94 @@
         <w:t>ay 2008 – Jun 2011</w:t>
       </w:r>
     </w:p>
-    <w:p xmlns:wp14="http://schemas.microsoft.com/office/word/2010/wordml" wp14:textId="77777777">
-      <w:pPr>
-        <w:pStyle w:val="ListParagraph"/>
-        <w:numPr>
-          <w:ilvl w:val="0"/>
-          <w:numId w:val="1"/>
-        </w:numPr>
-        <w:spacing w:after="40" w:line="235"/>
-      </w:pPr>
-      <w:r>
-        <w:rPr>
-          <w:rFonts w:ascii="Calibri" w:hAnsi="Calibri" w:eastAsia="Calibri" w:cs="Calibri"/>
-          <w:b w:val="false"/>
-          <w:bCs w:val="false"/>
-          <w:i w:val="false"/>
-          <w:iCs w:val="false"/>
-          <w:color w:val="1A1A1A"/>
-          <w:sz w:val="20"/>
-          <w:szCs w:val="20"/>
-        </w:rPr>
-        <w:t xml:space="preserve">Contributed to the architecture, development, and testing of ASP.NET applications within Agile teams.</w:t>
+    <w:p>
+      <w:pPr>
+        <w:pStyle w:val="ListParagraph"/>
+        <w:numPr>
+          <w:ilvl w:val="0"/>
+          <w:numId w:val="1"/>
+        </w:numPr>
+        <w:spacing w:after="40" w:line="235" w:lineRule="auto"/>
+        <w:rPr>
+          <w:rFonts w:ascii="Calibri" w:hAnsi="Calibri" w:eastAsia="Calibri" w:cs="Calibri"/>
+          <w:b w:val="0"/>
+          <w:bCs w:val="0"/>
+          <w:i w:val="0"/>
+          <w:iCs w:val="0"/>
+          <w:color w:val="1A1A1A"/>
+          <w:sz w:val="20"/>
+          <w:szCs w:val="20"/>
+        </w:rPr>
+      </w:pPr>
+      <w:r>
+        <w:rPr>
+          <w:rFonts w:ascii="Calibri" w:hAnsi="Calibri" w:eastAsia="Calibri" w:cs="Calibri"/>
+          <w:b w:val="0"/>
+          <w:bCs w:val="0"/>
+          <w:i w:val="0"/>
+          <w:iCs w:val="0"/>
+          <w:color w:val="1A1A1A"/>
+          <w:sz w:val="20"/>
+          <w:szCs w:val="20"/>
+        </w:rPr>
+        <w:t>Contributed to the architecture and design of ASP.NET applications, collaborating with Agile teams to define technical solutions.</w:t>
+      </w:r>
+    </w:p>
+    <w:p>
+      <w:pPr>
+        <w:pStyle w:val="ListParagraph"/>
+        <w:numPr>
+          <w:ilvl w:val="0"/>
+          <w:numId w:val="1"/>
+        </w:numPr>
+        <w:spacing w:after="40" w:line="235" w:lineRule="auto"/>
+        <w:rPr>
+          <w:rFonts w:ascii="Calibri" w:hAnsi="Calibri" w:eastAsia="Calibri" w:cs="Calibri"/>
+          <w:b w:val="0"/>
+          <w:bCs w:val="0"/>
+          <w:i w:val="0"/>
+          <w:iCs w:val="0"/>
+          <w:color w:val="1A1A1A"/>
+          <w:sz w:val="20"/>
+          <w:szCs w:val="20"/>
+        </w:rPr>
+      </w:pPr>
+      <w:r>
+        <w:rPr>
+          <w:rFonts w:ascii="Calibri" w:hAnsi="Calibri" w:eastAsia="Calibri" w:cs="Calibri"/>
+          <w:b w:val="0"/>
+          <w:bCs w:val="0"/>
+          <w:i w:val="0"/>
+          <w:iCs w:val="0"/>
+          <w:color w:val="1A1A1A"/>
+          <w:sz w:val="20"/>
+          <w:szCs w:val="20"/>
+        </w:rPr>
+        <w:t>Developed and implemented application features, ensuring alignment with project requirements and coding standards.</w:t>
+      </w:r>
+    </w:p>
+    <w:p>
+      <w:pPr>
+        <w:pStyle w:val="ListParagraph"/>
+        <w:numPr>
+          <w:ilvl w:val="0"/>
+          <w:numId w:val="1"/>
+        </w:numPr>
+        <w:spacing w:after="40" w:line="235" w:lineRule="auto"/>
+        <w:rPr/>
+      </w:pPr>
+      <w:r>
+        <w:rPr>
+          <w:rFonts w:ascii="Calibri" w:hAnsi="Calibri" w:eastAsia="Calibri" w:cs="Calibri"/>
+          <w:b w:val="0"/>
+          <w:bCs w:val="0"/>
+          <w:i w:val="0"/>
+          <w:iCs w:val="0"/>
+          <w:color w:val="1A1A1A"/>
+          <w:sz w:val="20"/>
+          <w:szCs w:val="20"/>
+        </w:rPr>
+        <w:t>Conducted testing (unit/integration) to ensure application quality, reliability, and performance prior to release.</w:t>
       </w:r>
     </w:p>
     <w:p xmlns:wp14="http://schemas.microsoft.com/office/word/2010/wordml" wp14:textId="77777777">
@@ -1995,20 +2308,22 @@
           <w:ilvl w:val="0"/>
           <w:numId w:val="1"/>
         </w:numPr>
-        <w:spacing w:after="60" w:line="235"/>
-      </w:pPr>
-      <w:r>
-        <w:rPr>
-          <w:rFonts w:ascii="Calibri" w:hAnsi="Calibri" w:eastAsia="Calibri" w:cs="Calibri"/>
-          <w:b w:val="false"/>
-          <w:bCs w:val="false"/>
-          <w:i w:val="false"/>
-          <w:iCs w:val="false"/>
-          <w:color w:val="1A1A1A"/>
-          <w:sz w:val="20"/>
-          <w:szCs w:val="20"/>
-        </w:rPr>
-        <w:t xml:space="preserve">Reduced critical vulnerabilities by 75% through integrated security scanning (Snyk, Trivy) across hundreds of repositories.</w:t>
+        <w:spacing w:after="60" w:line="235" w:lineRule="auto"/>
+        <w:rPr/>
+      </w:pPr>
+      <w:r>
+        <w:rPr>
+          <w:rFonts w:ascii="Calibri" w:hAnsi="Calibri" w:eastAsia="Calibri" w:cs="Calibri"/>
+          <w:b w:val="0"/>
+          <w:bCs w:val="0"/>
+          <w:i w:val="0"/>
+          <w:iCs w:val="0"/>
+          <w:color w:val="1A1A1A"/>
+          <w:sz w:val="20"/>
+          <w:szCs w:val="20"/>
+          <w:lang w:val="en-US"/>
+        </w:rPr>
+        <w:t>Reduced critical vulnerabilities by 75% through integrated security scanning (Snyk, Trivy) across hundreds of repositories.</w:t>
       </w:r>
     </w:p>
     <w:p xmlns:wp14="http://schemas.microsoft.com/office/word/2010/wordml" wp14:textId="2B4029BA">

--- a/data/Praveen_Resume.docx
+++ b/data/Praveen_Resume.docx
@@ -581,7 +581,7 @@
         <w:t>.</w:t>
       </w:r>
     </w:p>
-    <w:p xmlns:wp14="http://schemas.microsoft.com/office/word/2010/wordml" wp14:textId="21735235">
+    <w:p xmlns:wp14="http://schemas.microsoft.com/office/word/2010/wordml" wp14:textId="1C8B0D17">
       <w:pPr>
         <w:pStyle w:val="ListParagraph"/>
         <w:numPr>
@@ -601,6 +601,7 @@
           <w:color w:val="1A1A1A"/>
           <w:sz w:val="20"/>
           <w:szCs w:val="20"/>
+          <w:lang w:val="en-US"/>
         </w:rPr>
         <w:t xml:space="preserve">Generative AI &amp; LLMs: </w:t>
       </w:r>
@@ -614,21 +615,9 @@
           <w:color w:val="1A1A1A"/>
           <w:sz w:val="20"/>
           <w:szCs w:val="20"/>
-        </w:rPr>
-        <w:t>RAG, Prompt Engineering, Fine-Tuning, Vector/Semantic Search, Embeddings, LLM Evaluation, Red Teaming, Guardrails, Azure AI Content Safety</w:t>
-      </w:r>
-      <w:r>
-        <w:rPr>
-          <w:rFonts w:ascii="Calibri" w:hAnsi="Calibri" w:eastAsia="Calibri" w:cs="Calibri"/>
-          <w:b w:val="0"/>
-          <w:bCs w:val="0"/>
-          <w:i w:val="0"/>
-          <w:iCs w:val="0"/>
-          <w:color w:val="1A1A1A"/>
-          <w:sz w:val="20"/>
-          <w:szCs w:val="20"/>
-        </w:rPr>
-        <w:t>.</w:t>
+          <w:lang w:val="en-US"/>
+        </w:rPr>
+        <w:t>RAG, Prompt Engineering, Fine-Tuning, Vector/Semantic Search, Embeddings, LLM Evaluation, Red Teaming, Guardrails, Azure AI Content Safety, Agentic AI, Model Context Protocol (MCP), Retrieval-Augmented Generation Pipelines, LLM Orchestration, Chunking Strategies, Hybrid Search, Model Benchmarking, Hallucination Mitigation, Token Optimization, Multimodal AI (Vision + Language), Function/Tool Calling.</w:t>
       </w:r>
     </w:p>
     <w:p xmlns:wp14="http://schemas.microsoft.com/office/word/2010/wordml" wp14:textId="62D1001C">
@@ -681,7 +670,7 @@
         <w:t>.</w:t>
       </w:r>
     </w:p>
-    <w:p xmlns:wp14="http://schemas.microsoft.com/office/word/2010/wordml" wp14:textId="6C4AEDB1">
+    <w:p xmlns:wp14="http://schemas.microsoft.com/office/word/2010/wordml" wp14:textId="53AFC94B">
       <w:pPr>
         <w:pStyle w:val="ListParagraph"/>
         <w:numPr>
@@ -689,7 +678,16 @@
           <w:numId w:val="1"/>
         </w:numPr>
         <w:spacing w:after="60" w:line="235" w:lineRule="auto"/>
-        <w:rPr/>
+        <w:rPr>
+          <w:rFonts w:ascii="Calibri" w:hAnsi="Calibri" w:eastAsia="Calibri" w:cs="Calibri"/>
+          <w:b w:val="0"/>
+          <w:bCs w:val="0"/>
+          <w:i w:val="0"/>
+          <w:iCs w:val="0"/>
+          <w:color w:val="1A1A1A"/>
+          <w:sz w:val="20"/>
+          <w:szCs w:val="20"/>
+        </w:rPr>
       </w:pPr>
       <w:r>
         <w:rPr>
@@ -715,20 +713,7 @@
           <w:sz w:val="20"/>
           <w:szCs w:val="20"/>
         </w:rPr>
-        <w:t>Azure Functions, API Management, App Services, Cosmos DB, Event Hub, Service Bus, ACR, ACI, Azure Firewall, Application Gateway, VNET/NSG, Key Vault, Storage, Microsoft Entra ID, Azure PaaS</w:t>
-      </w:r>
-      <w:r>
-        <w:rPr>
-          <w:rFonts w:ascii="Calibri" w:hAnsi="Calibri" w:eastAsia="Calibri" w:cs="Calibri"/>
-          <w:b w:val="0"/>
-          <w:bCs w:val="0"/>
-          <w:i w:val="0"/>
-          <w:iCs w:val="0"/>
-          <w:color w:val="1A1A1A"/>
-          <w:sz w:val="20"/>
-          <w:szCs w:val="20"/>
-        </w:rPr>
-        <w:t>.</w:t>
+        <w:t>Azure Functions, API Management, App Services, Cosmos DB, Event Hub, Service Bus, ACR, ACI, Azure Firewall, Application Gateway, VNET/NSG, Key Vault, Storage, Microsoft Entra ID, Azure Kubernetes Service (AKS), Azure SQL Database, Azure Monitor, Application Insights, Log Analytics, Logic Apps, Event Grid, Azure Load Balancer, Traffic Manager, Private Link/Endpoints, Managed Identities, Azure Policy, Cost Management, Well-Architected Framework.</w:t>
       </w:r>
     </w:p>
     <w:p xmlns:wp14="http://schemas.microsoft.com/office/word/2010/wordml" wp14:textId="5A992851">
@@ -901,7 +886,7 @@
         <w:t xml:space="preserve">PROFESSIONAL EXPERIENCE</w:t>
       </w:r>
     </w:p>
-    <w:p xmlns:wp14="http://schemas.microsoft.com/office/word/2010/wordml" wp14:textId="18CB5981">
+    <w:p xmlns:wp14="http://schemas.microsoft.com/office/word/2010/wordml" wp14:textId="7FC47F76">
       <w:pPr>
         <w:tabs>
           <w:tab w:val="right" w:pos="9360"/>
@@ -919,7 +904,7 @@
         </w:rPr>
         <w:t xml:space="preserve">Technical Architect — </w:t>
       </w:r>
-      <w:hyperlink r:id="R6a3d0e30b0f644a3">
+      <w:hyperlink r:id="R651e8b23cd9f45c4">
         <w:r>
           <w:rPr>
             <w:rFonts w:ascii="Calibri" w:hAnsi="Calibri" w:eastAsia="Calibri" w:cs="Calibri"/>
@@ -959,6 +944,24 @@
           <w:sz w:val="21"/>
           <w:szCs w:val="21"/>
         </w:rPr>
+        <w:t xml:space="preserve"> </w:t>
+      </w:r>
+      <w:r>
+        <w:rPr>
+          <w:rFonts w:ascii="Calibri" w:hAnsi="Calibri" w:eastAsia="Calibri" w:cs="Calibri"/>
+          <w:color w:val="1A1A1A"/>
+          <w:sz w:val="21"/>
+          <w:szCs w:val="21"/>
+        </w:rPr>
+        <w:t xml:space="preserve">                                                                         </w:t>
+      </w:r>
+      <w:r>
+        <w:rPr>
+          <w:rFonts w:ascii="Calibri" w:hAnsi="Calibri" w:eastAsia="Calibri" w:cs="Calibri"/>
+          <w:color w:val="1A1A1A"/>
+          <w:sz w:val="21"/>
+          <w:szCs w:val="21"/>
+        </w:rPr>
         <w:t>A</w:t>
       </w:r>
       <w:r>
@@ -969,6 +972,148 @@
           <w:szCs w:val="21"/>
         </w:rPr>
         <w:t>pr 2021 – Present</w:t>
+      </w:r>
+    </w:p>
+    <w:p xmlns:wp14="http://schemas.microsoft.com/office/word/2010/wordml" wp14:textId="407EB7EE">
+      <w:pPr>
+        <w:pStyle w:val="ListParagraph"/>
+        <w:numPr>
+          <w:ilvl w:val="0"/>
+          <w:numId w:val="1"/>
+        </w:numPr>
+        <w:spacing w:after="60" w:line="235" w:lineRule="auto"/>
+        <w:rPr>
+          <w:rFonts w:ascii="Calibri" w:hAnsi="Calibri" w:eastAsia="Calibri" w:cs="Calibri"/>
+          <w:b w:val="0"/>
+          <w:bCs w:val="0"/>
+          <w:i w:val="0"/>
+          <w:iCs w:val="0"/>
+          <w:color w:val="1A1A1A"/>
+          <w:sz w:val="20"/>
+          <w:szCs w:val="20"/>
+        </w:rPr>
+      </w:pPr>
+      <w:r>
+        <w:rPr>
+          <w:rFonts w:ascii="Calibri" w:hAnsi="Calibri" w:eastAsia="Calibri" w:cs="Calibri"/>
+          <w:b w:val="0"/>
+          <w:bCs w:val="0"/>
+          <w:i w:val="0"/>
+          <w:iCs w:val="0"/>
+          <w:color w:val="1A1A1A"/>
+          <w:sz w:val="20"/>
+          <w:szCs w:val="20"/>
+        </w:rPr>
+        <w:t>Architected a scalable Azure PaaS platform for ASDA, supporting the separation of 2,500+ systems from Walmart and improving e-commerce throughput by 30% through event-driven microservices and Azure API Management (APIM), exposing high-traffic applications for public and private access with 99% uptime and a 35% efficiency gain, driving a 28% boost in user engagement and a 42% reduction in page load times.</w:t>
+      </w:r>
+    </w:p>
+    <w:p xmlns:wp14="http://schemas.microsoft.com/office/word/2010/wordml" wp14:textId="69A1E37E">
+      <w:pPr>
+        <w:pStyle w:val="ListParagraph"/>
+        <w:numPr>
+          <w:ilvl w:val="0"/>
+          <w:numId w:val="1"/>
+        </w:numPr>
+        <w:spacing w:after="60" w:line="235" w:lineRule="auto"/>
+        <w:rPr/>
+      </w:pPr>
+      <w:r>
+        <w:rPr>
+          <w:rFonts w:ascii="Calibri" w:hAnsi="Calibri" w:eastAsia="Calibri" w:cs="Calibri"/>
+          <w:b w:val="0"/>
+          <w:bCs w:val="0"/>
+          <w:i w:val="0"/>
+          <w:iCs w:val="0"/>
+          <w:color w:val="1A1A1A"/>
+          <w:sz w:val="20"/>
+          <w:szCs w:val="20"/>
+          <w:lang w:val="en-US"/>
+        </w:rPr>
+        <w:t xml:space="preserve">Designed and delivered RAG-based conversational AI systems using Microsoft Foundry and Azure AI </w:t>
+      </w:r>
+      <w:r>
+        <w:rPr>
+          <w:rFonts w:ascii="Calibri" w:hAnsi="Calibri" w:eastAsia="Calibri" w:cs="Calibri"/>
+          <w:b w:val="0"/>
+          <w:bCs w:val="0"/>
+          <w:i w:val="0"/>
+          <w:iCs w:val="0"/>
+          <w:color w:val="1A1A1A"/>
+          <w:sz w:val="20"/>
+          <w:szCs w:val="20"/>
+          <w:lang w:val="en-US"/>
+        </w:rPr>
+        <w:t>Search and</w:t>
+      </w:r>
+      <w:r>
+        <w:rPr>
+          <w:rFonts w:ascii="Calibri" w:hAnsi="Calibri" w:eastAsia="Calibri" w:cs="Calibri"/>
+          <w:b w:val="0"/>
+          <w:bCs w:val="0"/>
+          <w:i w:val="0"/>
+          <w:iCs w:val="0"/>
+          <w:color w:val="1A1A1A"/>
+          <w:sz w:val="20"/>
+          <w:szCs w:val="20"/>
+          <w:lang w:val="en-US"/>
+        </w:rPr>
+        <w:t xml:space="preserve"> built multi-agent AI pipelines with </w:t>
+      </w:r>
+      <w:r>
+        <w:rPr>
+          <w:rFonts w:ascii="Calibri" w:hAnsi="Calibri" w:eastAsia="Calibri" w:cs="Calibri"/>
+          <w:b w:val="0"/>
+          <w:bCs w:val="0"/>
+          <w:i w:val="0"/>
+          <w:iCs w:val="0"/>
+          <w:color w:val="1A1A1A"/>
+          <w:sz w:val="20"/>
+          <w:szCs w:val="20"/>
+          <w:lang w:val="en-US"/>
+        </w:rPr>
+        <w:t>LangGraph</w:t>
+      </w:r>
+      <w:r>
+        <w:rPr>
+          <w:rFonts w:ascii="Calibri" w:hAnsi="Calibri" w:eastAsia="Calibri" w:cs="Calibri"/>
+          <w:b w:val="0"/>
+          <w:bCs w:val="0"/>
+          <w:i w:val="0"/>
+          <w:iCs w:val="0"/>
+          <w:color w:val="1A1A1A"/>
+          <w:sz w:val="20"/>
+          <w:szCs w:val="20"/>
+          <w:lang w:val="en-US"/>
+        </w:rPr>
+        <w:t xml:space="preserve"> and Foundry Agent Service, including supervisor routing, retry logic, and </w:t>
+      </w:r>
+      <w:r>
+        <w:rPr>
+          <w:rFonts w:ascii="Calibri" w:hAnsi="Calibri" w:eastAsia="Calibri" w:cs="Calibri"/>
+          <w:b w:val="0"/>
+          <w:bCs w:val="0"/>
+          <w:i w:val="0"/>
+          <w:iCs w:val="0"/>
+          <w:color w:val="1A1A1A"/>
+          <w:sz w:val="20"/>
+          <w:szCs w:val="20"/>
+          <w:lang w:val="en-US"/>
+        </w:rPr>
+        <w:t>LangSmith</w:t>
+      </w:r>
+      <w:r>
+        <w:rPr>
+          <w:rFonts w:ascii="Calibri" w:hAnsi="Calibri" w:eastAsia="Calibri" w:cs="Calibri"/>
+          <w:b w:val="0"/>
+          <w:bCs w:val="0"/>
+          <w:i w:val="0"/>
+          <w:iCs w:val="0"/>
+          <w:color w:val="1A1A1A"/>
+          <w:sz w:val="20"/>
+          <w:szCs w:val="20"/>
+          <w:lang w:val="en-US"/>
+        </w:rPr>
+        <w:t xml:space="preserve"> observability.</w:t>
       </w:r>
     </w:p>
     <w:p xmlns:wp14="http://schemas.microsoft.com/office/word/2010/wordml" wp14:textId="77777777">
@@ -991,10 +1136,34 @@
           <w:sz w:val="20"/>
           <w:szCs w:val="20"/>
         </w:rPr>
-        <w:t xml:space="preserve">Architected a scalable Azure PaaS platform for ASDA, supporting the separation of 2,500+ systems from Walmart and improving e-commerce throughput by 30% through event-driven microservices and Azure API Management.</w:t>
-      </w:r>
-    </w:p>
-    <w:p xmlns:wp14="http://schemas.microsoft.com/office/word/2010/wordml" wp14:textId="69A1E37E">
+        <w:t xml:space="preserve">Developed and published open-source Microsoft Foundry reference repositories (30+ evaluation scripts, multimodal agents, function calling, agent memory, MCP integration), widely used as reference material by developers building enterprise AI agents on Azure.</w:t>
+      </w:r>
+    </w:p>
+    <w:p xmlns:wp14="http://schemas.microsoft.com/office/word/2010/wordml" wp14:textId="77777777">
+      <w:pPr>
+        <w:pStyle w:val="ListParagraph"/>
+        <w:numPr>
+          <w:ilvl w:val="0"/>
+          <w:numId w:val="1"/>
+        </w:numPr>
+        <w:spacing w:after="60" w:line="235"/>
+        <w:rPr/>
+      </w:pPr>
+      <w:r>
+        <w:rPr>
+          <w:rFonts w:ascii="Calibri" w:hAnsi="Calibri" w:eastAsia="Calibri" w:cs="Calibri"/>
+          <w:b w:val="0"/>
+          <w:bCs w:val="0"/>
+          <w:i w:val="0"/>
+          <w:iCs w:val="0"/>
+          <w:color w:val="1A1A1A"/>
+          <w:sz w:val="20"/>
+          <w:szCs w:val="20"/>
+        </w:rPr>
+        <w:t>Delivered Microsoft Purview-integrated metadata ingestion pipelines for BP, enabling automated data lineage and governance across distributed data estates.</w:t>
+      </w:r>
+    </w:p>
+    <w:p>
       <w:pPr>
         <w:pStyle w:val="ListParagraph"/>
         <w:numPr>
@@ -1016,165 +1185,38 @@
           <w:szCs w:val="20"/>
           <w:lang w:val="en-US"/>
         </w:rPr>
-        <w:t xml:space="preserve">Designed and delivered RAG-based conversational AI systems using Microsoft Foundry and Azure AI </w:t>
-      </w:r>
-      <w:r>
-        <w:rPr>
-          <w:rFonts w:ascii="Calibri" w:hAnsi="Calibri" w:eastAsia="Calibri" w:cs="Calibri"/>
-          <w:b w:val="0"/>
-          <w:bCs w:val="0"/>
-          <w:i w:val="0"/>
-          <w:iCs w:val="0"/>
-          <w:color w:val="1A1A1A"/>
-          <w:sz w:val="20"/>
-          <w:szCs w:val="20"/>
-          <w:lang w:val="en-US"/>
-        </w:rPr>
-        <w:t>Search and</w:t>
-      </w:r>
-      <w:r>
-        <w:rPr>
-          <w:rFonts w:ascii="Calibri" w:hAnsi="Calibri" w:eastAsia="Calibri" w:cs="Calibri"/>
-          <w:b w:val="0"/>
-          <w:bCs w:val="0"/>
-          <w:i w:val="0"/>
-          <w:iCs w:val="0"/>
-          <w:color w:val="1A1A1A"/>
-          <w:sz w:val="20"/>
-          <w:szCs w:val="20"/>
-          <w:lang w:val="en-US"/>
-        </w:rPr>
-        <w:t xml:space="preserve"> built multi-agent AI pipelines with </w:t>
-      </w:r>
-      <w:r>
-        <w:rPr>
-          <w:rFonts w:ascii="Calibri" w:hAnsi="Calibri" w:eastAsia="Calibri" w:cs="Calibri"/>
-          <w:b w:val="0"/>
-          <w:bCs w:val="0"/>
-          <w:i w:val="0"/>
-          <w:iCs w:val="0"/>
-          <w:color w:val="1A1A1A"/>
-          <w:sz w:val="20"/>
-          <w:szCs w:val="20"/>
-          <w:lang w:val="en-US"/>
-        </w:rPr>
-        <w:t>LangGraph</w:t>
-      </w:r>
-      <w:r>
-        <w:rPr>
-          <w:rFonts w:ascii="Calibri" w:hAnsi="Calibri" w:eastAsia="Calibri" w:cs="Calibri"/>
-          <w:b w:val="0"/>
-          <w:bCs w:val="0"/>
-          <w:i w:val="0"/>
-          <w:iCs w:val="0"/>
-          <w:color w:val="1A1A1A"/>
-          <w:sz w:val="20"/>
-          <w:szCs w:val="20"/>
-          <w:lang w:val="en-US"/>
-        </w:rPr>
-        <w:t xml:space="preserve"> and Foundry Agent Service, including supervisor routing, retry logic, and </w:t>
-      </w:r>
-      <w:r>
-        <w:rPr>
-          <w:rFonts w:ascii="Calibri" w:hAnsi="Calibri" w:eastAsia="Calibri" w:cs="Calibri"/>
-          <w:b w:val="0"/>
-          <w:bCs w:val="0"/>
-          <w:i w:val="0"/>
-          <w:iCs w:val="0"/>
-          <w:color w:val="1A1A1A"/>
-          <w:sz w:val="20"/>
-          <w:szCs w:val="20"/>
-          <w:lang w:val="en-US"/>
-        </w:rPr>
-        <w:t>LangSmith</w:t>
-      </w:r>
-      <w:r>
-        <w:rPr>
-          <w:rFonts w:ascii="Calibri" w:hAnsi="Calibri" w:eastAsia="Calibri" w:cs="Calibri"/>
-          <w:b w:val="0"/>
-          <w:bCs w:val="0"/>
-          <w:i w:val="0"/>
-          <w:iCs w:val="0"/>
-          <w:color w:val="1A1A1A"/>
-          <w:sz w:val="20"/>
-          <w:szCs w:val="20"/>
-          <w:lang w:val="en-US"/>
-        </w:rPr>
-        <w:t xml:space="preserve"> observability.</w:t>
-      </w:r>
-    </w:p>
-    <w:p xmlns:wp14="http://schemas.microsoft.com/office/word/2010/wordml" wp14:textId="77777777">
-      <w:pPr>
-        <w:pStyle w:val="ListParagraph"/>
-        <w:numPr>
-          <w:ilvl w:val="0"/>
-          <w:numId w:val="1"/>
-        </w:numPr>
-        <w:spacing w:after="60" w:line="235"/>
-      </w:pPr>
-      <w:r>
-        <w:rPr>
-          <w:rFonts w:ascii="Calibri" w:hAnsi="Calibri" w:eastAsia="Calibri" w:cs="Calibri"/>
-          <w:b w:val="false"/>
-          <w:bCs w:val="false"/>
-          <w:i w:val="false"/>
-          <w:iCs w:val="false"/>
-          <w:color w:val="1A1A1A"/>
-          <w:sz w:val="20"/>
-          <w:szCs w:val="20"/>
-        </w:rPr>
-        <w:t xml:space="preserve">Developed and published open-source Microsoft Foundry reference repositories (30+ evaluation scripts, multimodal agents, function calling, agent memory, MCP integration), widely used as reference material by developers building enterprise AI agents on Azure.</w:t>
-      </w:r>
-    </w:p>
-    <w:p xmlns:wp14="http://schemas.microsoft.com/office/word/2010/wordml" wp14:textId="77777777">
-      <w:pPr>
-        <w:pStyle w:val="ListParagraph"/>
-        <w:numPr>
-          <w:ilvl w:val="0"/>
-          <w:numId w:val="1"/>
-        </w:numPr>
-        <w:spacing w:after="60" w:line="235"/>
-      </w:pPr>
-      <w:r>
-        <w:rPr>
-          <w:rFonts w:ascii="Calibri" w:hAnsi="Calibri" w:eastAsia="Calibri" w:cs="Calibri"/>
-          <w:b w:val="false"/>
-          <w:bCs w:val="false"/>
-          <w:i w:val="false"/>
-          <w:iCs w:val="false"/>
-          <w:color w:val="1A1A1A"/>
-          <w:sz w:val="20"/>
-          <w:szCs w:val="20"/>
-        </w:rPr>
-        <w:t xml:space="preserve">Delivered Microsoft Purview-integrated metadata ingestion pipelines for BP, enabling automated data lineage and governance across distributed data estates.</w:t>
-      </w:r>
-    </w:p>
-    <w:p xmlns:wp14="http://schemas.microsoft.com/office/word/2010/wordml" wp14:textId="77777777">
-      <w:pPr>
-        <w:pStyle w:val="ListParagraph"/>
-        <w:numPr>
-          <w:ilvl w:val="0"/>
-          <w:numId w:val="1"/>
-        </w:numPr>
-        <w:spacing w:after="60" w:line="235" w:lineRule="auto"/>
-        <w:rPr/>
-      </w:pPr>
-      <w:r>
-        <w:rPr>
-          <w:rFonts w:ascii="Calibri" w:hAnsi="Calibri" w:eastAsia="Calibri" w:cs="Calibri"/>
-          <w:b w:val="0"/>
-          <w:bCs w:val="0"/>
-          <w:i w:val="0"/>
-          <w:iCs w:val="0"/>
-          <w:color w:val="1A1A1A"/>
-          <w:sz w:val="20"/>
-          <w:szCs w:val="20"/>
-          <w:lang w:val="en-US"/>
-        </w:rPr>
-        <w:t>Led architecture workshops, technical reviews, and Agile delivery teams across multiple concurrent client engagements; recognized with a TCS Top Performer Award for mentorship and engineering innovation.</w:t>
-      </w:r>
-    </w:p>
-    <w:p xmlns:wp14="http://schemas.microsoft.com/office/word/2010/wordml" wp14:textId="0B2A503B">
+        <w:t>Led architecture workshops, technical reviews, and Agile delivery teams across multiple concurrent client engagements; mentored teams on cloud automation practices, reducing cloud spend by 12%, and led incident response efforts using automated runbooks and root cause analysis (RCA</w:t>
+      </w:r>
+      <w:r>
+        <w:rPr>
+          <w:rFonts w:ascii="Calibri" w:hAnsi="Calibri" w:eastAsia="Calibri" w:cs="Calibri"/>
+          <w:b w:val="0"/>
+          <w:bCs w:val="0"/>
+          <w:i w:val="0"/>
+          <w:iCs w:val="0"/>
+          <w:color w:val="1A1A1A"/>
+          <w:sz w:val="20"/>
+          <w:szCs w:val="20"/>
+          <w:lang w:val="en-US"/>
+        </w:rPr>
+        <w:t>), recognized</w:t>
+      </w:r>
+      <w:r>
+        <w:rPr>
+          <w:rFonts w:ascii="Calibri" w:hAnsi="Calibri" w:eastAsia="Calibri" w:cs="Calibri"/>
+          <w:b w:val="0"/>
+          <w:bCs w:val="0"/>
+          <w:i w:val="0"/>
+          <w:iCs w:val="0"/>
+          <w:color w:val="1A1A1A"/>
+          <w:sz w:val="20"/>
+          <w:szCs w:val="20"/>
+          <w:lang w:val="en-US"/>
+        </w:rPr>
+        <w:t xml:space="preserve"> with a TCS Top Performer Award for mentorship and engineering innovation.</w:t>
+      </w:r>
+    </w:p>
+    <w:p xmlns:wp14="http://schemas.microsoft.com/office/word/2010/wordml" wp14:textId="27813059">
       <w:pPr>
         <w:tabs>
           <w:tab w:val="right" w:pos="9360"/>
@@ -1192,7 +1234,7 @@
         </w:rPr>
         <w:t xml:space="preserve">Technical Lead — </w:t>
       </w:r>
-      <w:hyperlink r:id="R7a1021bdad8a4f6d">
+      <w:hyperlink r:id="R3896972e2335446f">
         <w:r>
           <w:rPr>
             <w:rFonts w:ascii="Calibri" w:hAnsi="Calibri" w:eastAsia="Calibri" w:cs="Calibri"/>
@@ -1232,6 +1274,24 @@
           <w:sz w:val="21"/>
           <w:szCs w:val="21"/>
         </w:rPr>
+        <w:t xml:space="preserve">                                         </w:t>
+      </w:r>
+      <w:r>
+        <w:rPr>
+          <w:rFonts w:ascii="Calibri" w:hAnsi="Calibri" w:eastAsia="Calibri" w:cs="Calibri"/>
+          <w:color w:val="1A1A1A"/>
+          <w:sz w:val="21"/>
+          <w:szCs w:val="21"/>
+        </w:rPr>
+        <w:t xml:space="preserve">                                                     </w:t>
+      </w:r>
+      <w:r>
+        <w:rPr>
+          <w:rFonts w:ascii="Calibri" w:hAnsi="Calibri" w:eastAsia="Calibri" w:cs="Calibri"/>
+          <w:color w:val="1A1A1A"/>
+          <w:sz w:val="21"/>
+          <w:szCs w:val="21"/>
+        </w:rPr>
         <w:t>J</w:t>
       </w:r>
       <w:r>
@@ -1347,7 +1407,7 @@
         <w:t xml:space="preserve"> CI/CD pipelines using Azure DevOps and Terraform, improving deployment cycle time and release reliability.</w:t>
       </w:r>
     </w:p>
-    <w:p xmlns:wp14="http://schemas.microsoft.com/office/word/2010/wordml" wp14:textId="064411B2">
+    <w:p xmlns:wp14="http://schemas.microsoft.com/office/word/2010/wordml" wp14:textId="3B312549">
       <w:pPr>
         <w:tabs>
           <w:tab w:val="right" w:pos="9360"/>
@@ -1365,7 +1425,7 @@
         </w:rPr>
         <w:t xml:space="preserve">Consultant — </w:t>
       </w:r>
-      <w:hyperlink r:id="R7dd9b0553db6409b">
+      <w:hyperlink r:id="R293646e7468d4b42">
         <w:r>
           <w:rPr>
             <w:rFonts w:ascii="Calibri" w:hAnsi="Calibri" w:eastAsia="Calibri" w:cs="Calibri"/>
@@ -1441,6 +1501,15 @@
           <w:sz w:val="21"/>
           <w:szCs w:val="21"/>
         </w:rPr>
+        <w:t xml:space="preserve">                                                 </w:t>
+      </w:r>
+      <w:r>
+        <w:rPr>
+          <w:rFonts w:ascii="Calibri" w:hAnsi="Calibri" w:eastAsia="Calibri" w:cs="Calibri"/>
+          <w:color w:val="1A1A1A"/>
+          <w:sz w:val="21"/>
+          <w:szCs w:val="21"/>
+        </w:rPr>
         <w:t>A</w:t>
       </w:r>
       <w:r>
@@ -1654,7 +1723,7 @@
         <w:t>Delivered client technical presentations, communicating solution architecture and value to stakeholders.</w:t>
       </w:r>
     </w:p>
-    <w:p xmlns:wp14="http://schemas.microsoft.com/office/word/2010/wordml" wp14:textId="14F292B6">
+    <w:p xmlns:wp14="http://schemas.microsoft.com/office/word/2010/wordml" wp14:textId="10565B9E">
       <w:pPr>
         <w:tabs>
           <w:tab w:val="right" w:pos="9360"/>
@@ -1672,7 +1741,7 @@
         </w:rPr>
         <w:t xml:space="preserve">Senior Software Engineer — </w:t>
       </w:r>
-      <w:hyperlink r:id="R886067d4fec4430a">
+      <w:hyperlink r:id="Red3dcdcb27ce47e1">
         <w:r>
           <w:rPr>
             <w:rFonts w:ascii="Calibri" w:hAnsi="Calibri" w:eastAsia="Calibri" w:cs="Calibri"/>
@@ -1712,6 +1781,15 @@
           <w:sz w:val="21"/>
           <w:szCs w:val="21"/>
         </w:rPr>
+        <w:t xml:space="preserve">                                                                                   </w:t>
+      </w:r>
+      <w:r>
+        <w:rPr>
+          <w:rFonts w:ascii="Calibri" w:hAnsi="Calibri" w:eastAsia="Calibri" w:cs="Calibri"/>
+          <w:color w:val="1A1A1A"/>
+          <w:sz w:val="21"/>
+          <w:szCs w:val="21"/>
+        </w:rPr>
         <w:t>J</w:t>
       </w:r>
       <w:r>
@@ -1815,7 +1893,7 @@
         <w:t>Managed development and testing workflows using Azure DevOps within Agile teams, ensuring quality and timely delivery of each release.</w:t>
       </w:r>
     </w:p>
-    <w:p xmlns:wp14="http://schemas.microsoft.com/office/word/2010/wordml" wp14:textId="6AC36089">
+    <w:p xmlns:wp14="http://schemas.microsoft.com/office/word/2010/wordml" wp14:textId="5937F53D">
       <w:pPr>
         <w:tabs>
           <w:tab w:val="right" w:pos="9360"/>
@@ -1891,6 +1969,15 @@
           <w:szCs w:val="21"/>
         </w:rPr>
         <w:t xml:space="preserve">    </w:t>
+      </w:r>
+      <w:r>
+        <w:rPr>
+          <w:rFonts w:ascii="Calibri" w:hAnsi="Calibri" w:eastAsia="Calibri" w:cs="Calibri"/>
+          <w:color w:val="1A1A1A"/>
+          <w:sz w:val="21"/>
+          <w:szCs w:val="21"/>
+        </w:rPr>
+        <w:t xml:space="preserve">       </w:t>
       </w:r>
       <w:r>
         <w:rPr>
@@ -2326,7 +2413,7 @@
         <w:t>Reduced critical vulnerabilities by 75% through integrated security scanning (Snyk, Trivy) across hundreds of repositories.</w:t>
       </w:r>
     </w:p>
-    <w:p xmlns:wp14="http://schemas.microsoft.com/office/word/2010/wordml" wp14:textId="2B4029BA">
+    <w:p xmlns:wp14="http://schemas.microsoft.com/office/word/2010/wordml" wp14:textId="745A84A0">
       <w:pPr>
         <w:pStyle w:val="ListParagraph"/>
         <w:numPr>
@@ -2414,7 +2501,35 @@
           <w:szCs w:val="20"/>
           <w:lang w:val="en-US"/>
         </w:rPr>
-        <w:t xml:space="preserve">vNets, NSGs, Application Gateway, Key Vault, monitoring, </w:t>
+        <w:t xml:space="preserve"> </w:t>
+      </w:r>
+      <w:r>
+        <w:rPr>
+          <w:rFonts w:ascii="Calibri" w:hAnsi="Calibri" w:eastAsia="Calibri" w:cs="Calibri"/>
+          <w:b w:val="0"/>
+          <w:bCs w:val="0"/>
+          <w:i w:val="0"/>
+          <w:iCs w:val="0"/>
+          <w:color w:val="1A1A1A"/>
+          <w:sz w:val="20"/>
+          <w:szCs w:val="20"/>
+          <w:lang w:val="en-US"/>
+        </w:rPr>
+        <w:t>vNets</w:t>
+      </w:r>
+      <w:r>
+        <w:rPr>
+          <w:rFonts w:ascii="Calibri" w:hAnsi="Calibri" w:eastAsia="Calibri" w:cs="Calibri"/>
+          <w:b w:val="0"/>
+          <w:bCs w:val="0"/>
+          <w:i w:val="0"/>
+          <w:iCs w:val="0"/>
+          <w:color w:val="1A1A1A"/>
+          <w:sz w:val="20"/>
+          <w:szCs w:val="20"/>
+          <w:lang w:val="en-US"/>
+        </w:rPr>
+        <w:t xml:space="preserve">, NSGs, Application Gateway, Key Vault, monitoring, </w:t>
       </w:r>
       <w:r>
         <w:rPr>
@@ -2443,6 +2558,151 @@
           <w:lang w:val="en-US"/>
         </w:rPr>
         <w:t>).</w:t>
+      </w:r>
+    </w:p>
+    <w:p>
+      <w:pPr>
+        <w:pStyle w:val="ListParagraph"/>
+        <w:numPr>
+          <w:ilvl w:val="0"/>
+          <w:numId w:val="1"/>
+        </w:numPr>
+        <w:spacing w:after="60" w:line="235" w:lineRule="auto"/>
+        <w:rPr>
+          <w:rFonts w:ascii="Calibri" w:hAnsi="Calibri" w:eastAsia="Calibri" w:cs="Calibri"/>
+          <w:b w:val="0"/>
+          <w:bCs w:val="0"/>
+          <w:i w:val="0"/>
+          <w:iCs w:val="0"/>
+          <w:color w:val="1A1A1A"/>
+          <w:sz w:val="20"/>
+          <w:szCs w:val="20"/>
+          <w:lang w:val="en-US"/>
+        </w:rPr>
+      </w:pPr>
+      <w:r>
+        <w:rPr>
+          <w:rFonts w:ascii="Calibri" w:hAnsi="Calibri" w:eastAsia="Calibri" w:cs="Calibri"/>
+          <w:b w:val="0"/>
+          <w:bCs w:val="0"/>
+          <w:i w:val="0"/>
+          <w:iCs w:val="0"/>
+          <w:color w:val="1A1A1A"/>
+          <w:sz w:val="20"/>
+          <w:szCs w:val="20"/>
+          <w:lang w:val="en-US"/>
+        </w:rPr>
+        <w:t>Reduced cloud operational spend by 12% through automation of routine cloud management tasks and mentorship of engineering teams on cost-optimization best practices.</w:t>
+      </w:r>
+    </w:p>
+    <w:p>
+      <w:pPr>
+        <w:pStyle w:val="ListParagraph"/>
+        <w:numPr>
+          <w:ilvl w:val="0"/>
+          <w:numId w:val="1"/>
+        </w:numPr>
+        <w:spacing w:after="60" w:line="235" w:lineRule="auto"/>
+        <w:rPr/>
+      </w:pPr>
+      <w:r>
+        <w:rPr>
+          <w:rFonts w:ascii="Calibri" w:hAnsi="Calibri" w:eastAsia="Calibri" w:cs="Calibri"/>
+          <w:b w:val="0"/>
+          <w:bCs w:val="0"/>
+          <w:i w:val="0"/>
+          <w:iCs w:val="0"/>
+          <w:color w:val="1A1A1A"/>
+          <w:sz w:val="20"/>
+          <w:szCs w:val="20"/>
+          <w:lang w:val="en-US"/>
+        </w:rPr>
+        <w:t xml:space="preserve">Improved incident response times by </w:t>
+      </w:r>
+      <w:r>
+        <w:rPr>
+          <w:rFonts w:ascii="Calibri" w:hAnsi="Calibri" w:eastAsia="Calibri" w:cs="Calibri"/>
+          <w:b w:val="0"/>
+          <w:bCs w:val="0"/>
+          <w:i w:val="0"/>
+          <w:iCs w:val="0"/>
+          <w:color w:val="1A1A1A"/>
+          <w:sz w:val="20"/>
+          <w:szCs w:val="20"/>
+          <w:lang w:val="en-US"/>
+        </w:rPr>
+        <w:t>27</w:t>
+      </w:r>
+      <w:r>
+        <w:rPr>
+          <w:rFonts w:ascii="Calibri" w:hAnsi="Calibri" w:eastAsia="Calibri" w:cs="Calibri"/>
+          <w:b w:val="0"/>
+          <w:bCs w:val="0"/>
+          <w:i w:val="0"/>
+          <w:iCs w:val="0"/>
+          <w:color w:val="1A1A1A"/>
+          <w:sz w:val="20"/>
+          <w:szCs w:val="20"/>
+          <w:lang w:val="en-US"/>
+        </w:rPr>
+        <w:t>% by introducing automated runbooks and standardized root cause analysis (RCA) processes across client engagements.</w:t>
+      </w:r>
+    </w:p>
+    <w:p>
+      <w:pPr>
+        <w:pStyle w:val="ListParagraph"/>
+        <w:numPr>
+          <w:ilvl w:val="0"/>
+          <w:numId w:val="1"/>
+        </w:numPr>
+        <w:rPr>
+          <w:noProof w:val="0"/>
+          <w:lang w:val="en-US"/>
+        </w:rPr>
+      </w:pPr>
+      <w:r>
+        <w:rPr>
+          <w:noProof w:val="0"/>
+          <w:lang w:val="en-US"/>
+        </w:rPr>
+        <w:t>Recognized with a TCS Top Performer Award for engineering innovation and technical mentorship across concurrent client programmes.</w:t>
+      </w:r>
+    </w:p>
+    <w:p>
+      <w:pPr>
+        <w:pStyle w:val="ListParagraph"/>
+        <w:numPr>
+          <w:ilvl w:val="0"/>
+          <w:numId w:val="1"/>
+        </w:numPr>
+        <w:rPr>
+          <w:noProof w:val="0"/>
+          <w:lang w:val="en-US"/>
+        </w:rPr>
+      </w:pPr>
+      <w:r>
+        <w:rPr>
+          <w:noProof w:val="0"/>
+          <w:lang w:val="en-US"/>
+        </w:rPr>
+        <w:t>Improved RAG response accuracy by 17% through refined chunking, hybrid search, and retrieval evaluation frameworks built on Azure AI Search.</w:t>
+      </w:r>
+    </w:p>
+    <w:p>
+      <w:pPr>
+        <w:pStyle w:val="ListParagraph"/>
+        <w:numPr>
+          <w:ilvl w:val="0"/>
+          <w:numId w:val="1"/>
+        </w:numPr>
+        <w:rPr/>
+      </w:pPr>
+      <w:r>
+        <w:rPr>
+          <w:noProof w:val="0"/>
+          <w:lang w:val="en-US"/>
+        </w:rPr>
+        <w:t>Reduced LLM inference costs by 19% via prompt optimization, caching strategies, and token-usage monitoring across multi-agent pipelines.</w:t>
       </w:r>
     </w:p>
     <w:sectPr>

--- a/data/Praveen_Resume.docx
+++ b/data/Praveen_Resume.docx
@@ -396,7 +396,17 @@
           <w:numId w:val="1"/>
         </w:numPr>
         <w:spacing w:after="60" w:line="235" w:lineRule="auto"/>
-        <w:rPr/>
+        <w:rPr>
+          <w:rFonts w:ascii="Calibri" w:hAnsi="Calibri" w:eastAsia="Calibri" w:cs="Calibri"/>
+          <w:b w:val="0"/>
+          <w:bCs w:val="0"/>
+          <w:i w:val="0"/>
+          <w:iCs w:val="0"/>
+          <w:color w:val="1A1A1A"/>
+          <w:sz w:val="20"/>
+          <w:szCs w:val="20"/>
+          <w:lang w:val="en-US"/>
+        </w:rPr>
       </w:pPr>
       <w:r>
         <w:rPr>
@@ -582,6 +592,160 @@
       </w:r>
     </w:p>
     <w:p xmlns:wp14="http://schemas.microsoft.com/office/word/2010/wordml" wp14:textId="1C8B0D17">
+      <w:pPr>
+        <w:pStyle w:val="ListParagraph"/>
+        <w:numPr>
+          <w:ilvl w:val="0"/>
+          <w:numId w:val="1"/>
+        </w:numPr>
+        <w:spacing w:after="60" w:line="235" w:lineRule="auto"/>
+        <w:rPr>
+          <w:rFonts w:ascii="Calibri" w:hAnsi="Calibri" w:eastAsia="Calibri" w:cs="Calibri"/>
+          <w:b w:val="0"/>
+          <w:bCs w:val="0"/>
+          <w:i w:val="0"/>
+          <w:iCs w:val="0"/>
+          <w:color w:val="1A1A1A"/>
+          <w:sz w:val="20"/>
+          <w:szCs w:val="20"/>
+          <w:lang w:val="en-US"/>
+        </w:rPr>
+      </w:pPr>
+      <w:r>
+        <w:rPr>
+          <w:rFonts w:ascii="Calibri" w:hAnsi="Calibri" w:eastAsia="Calibri" w:cs="Calibri"/>
+          <w:b w:val="1"/>
+          <w:bCs w:val="1"/>
+          <w:i w:val="0"/>
+          <w:iCs w:val="0"/>
+          <w:color w:val="1A1A1A"/>
+          <w:sz w:val="20"/>
+          <w:szCs w:val="20"/>
+          <w:lang w:val="en-US"/>
+        </w:rPr>
+        <w:t xml:space="preserve">Generative AI &amp; LLMs: </w:t>
+      </w:r>
+      <w:r>
+        <w:rPr>
+          <w:rFonts w:ascii="Calibri" w:hAnsi="Calibri" w:eastAsia="Calibri" w:cs="Calibri"/>
+          <w:b w:val="0"/>
+          <w:bCs w:val="0"/>
+          <w:i w:val="0"/>
+          <w:iCs w:val="0"/>
+          <w:color w:val="1A1A1A"/>
+          <w:sz w:val="20"/>
+          <w:szCs w:val="20"/>
+          <w:lang w:val="en-US"/>
+        </w:rPr>
+        <w:t>RAG, Prompt Engineering, Fine-Tuning, Vector/Semantic Search, Embeddings, LLM Evaluation, Red Teaming, Guardrails, Azure AI Content Safety, Agentic AI, Model Context Protocol (MCP), Retrieval-Augmented Generation Pipelines, LLM Orchestration, Chunking Strategies, Hybrid Search, Model Benchmarking, Hallucination Mitigation, Token Optimization, Multimodal AI (Vision + Language), Function/Tool Calling.</w:t>
+      </w:r>
+    </w:p>
+    <w:p xmlns:wp14="http://schemas.microsoft.com/office/word/2010/wordml" wp14:textId="62D1001C">
+      <w:pPr>
+        <w:pStyle w:val="ListParagraph"/>
+        <w:numPr>
+          <w:ilvl w:val="0"/>
+          <w:numId w:val="1"/>
+        </w:numPr>
+        <w:spacing w:after="60" w:line="235" w:lineRule="auto"/>
+        <w:rPr>
+          <w:rFonts w:ascii="Calibri" w:hAnsi="Calibri" w:eastAsia="Calibri" w:cs="Calibri"/>
+          <w:b w:val="0"/>
+          <w:bCs w:val="0"/>
+          <w:i w:val="0"/>
+          <w:iCs w:val="0"/>
+          <w:color w:val="1A1A1A"/>
+          <w:sz w:val="20"/>
+          <w:szCs w:val="20"/>
+        </w:rPr>
+      </w:pPr>
+      <w:r>
+        <w:rPr>
+          <w:rFonts w:ascii="Calibri" w:hAnsi="Calibri" w:eastAsia="Calibri" w:cs="Calibri"/>
+          <w:b w:val="1"/>
+          <w:bCs w:val="1"/>
+          <w:i w:val="0"/>
+          <w:iCs w:val="0"/>
+          <w:color w:val="1A1A1A"/>
+          <w:sz w:val="20"/>
+          <w:szCs w:val="20"/>
+        </w:rPr>
+        <w:t xml:space="preserve">Azure AI Services: </w:t>
+      </w:r>
+      <w:r>
+        <w:rPr>
+          <w:rFonts w:ascii="Calibri" w:hAnsi="Calibri" w:eastAsia="Calibri" w:cs="Calibri"/>
+          <w:b w:val="0"/>
+          <w:bCs w:val="0"/>
+          <w:i w:val="0"/>
+          <w:iCs w:val="0"/>
+          <w:color w:val="1A1A1A"/>
+          <w:sz w:val="20"/>
+          <w:szCs w:val="20"/>
+        </w:rPr>
+        <w:t>AI Search, Document Intelligence, Vision, Speech, Language, Translator, Cognitive Services, Hugging Face</w:t>
+      </w:r>
+      <w:r>
+        <w:rPr>
+          <w:rFonts w:ascii="Calibri" w:hAnsi="Calibri" w:eastAsia="Calibri" w:cs="Calibri"/>
+          <w:b w:val="0"/>
+          <w:bCs w:val="0"/>
+          <w:i w:val="0"/>
+          <w:iCs w:val="0"/>
+          <w:color w:val="1A1A1A"/>
+          <w:sz w:val="20"/>
+          <w:szCs w:val="20"/>
+        </w:rPr>
+        <w:t>.</w:t>
+      </w:r>
+    </w:p>
+    <w:p xmlns:wp14="http://schemas.microsoft.com/office/word/2010/wordml" wp14:textId="53AFC94B">
+      <w:pPr>
+        <w:pStyle w:val="ListParagraph"/>
+        <w:numPr>
+          <w:ilvl w:val="0"/>
+          <w:numId w:val="1"/>
+        </w:numPr>
+        <w:spacing w:after="60" w:line="235" w:lineRule="auto"/>
+        <w:rPr>
+          <w:rFonts w:ascii="Calibri" w:hAnsi="Calibri" w:eastAsia="Calibri" w:cs="Calibri"/>
+          <w:b w:val="0"/>
+          <w:bCs w:val="0"/>
+          <w:i w:val="0"/>
+          <w:iCs w:val="0"/>
+          <w:color w:val="1A1A1A"/>
+          <w:sz w:val="20"/>
+          <w:szCs w:val="20"/>
+        </w:rPr>
+      </w:pPr>
+      <w:r>
+        <w:rPr>
+          <w:rFonts w:ascii="Calibri" w:hAnsi="Calibri" w:eastAsia="Calibri" w:cs="Calibri"/>
+          <w:b w:val="1"/>
+          <w:bCs w:val="1"/>
+          <w:i w:val="0"/>
+          <w:iCs w:val="0"/>
+          <w:color w:val="1A1A1A"/>
+          <w:sz w:val="20"/>
+          <w:szCs w:val="20"/>
+        </w:rPr>
+        <w:t xml:space="preserve">Azure Cloud &amp; Architecture: </w:t>
+      </w:r>
+      <w:r>
+        <w:rPr>
+          <w:rFonts w:ascii="Calibri" w:hAnsi="Calibri" w:eastAsia="Calibri" w:cs="Calibri"/>
+          <w:b w:val="0"/>
+          <w:bCs w:val="0"/>
+          <w:i w:val="0"/>
+          <w:iCs w:val="0"/>
+          <w:color w:val="1A1A1A"/>
+          <w:sz w:val="20"/>
+          <w:szCs w:val="20"/>
+        </w:rPr>
+        <w:t>Azure Functions, API Management, App Services, Cosmos DB, Event Hub, Service Bus, ACR, ACI, Azure Firewall, Application Gateway, VNET/NSG, Key Vault, Storage, Microsoft Entra ID, Azure Kubernetes Service (AKS), Azure SQL Database, Azure Monitor, Application Insights, Log Analytics, Logic Apps, Event Grid, Azure Load Balancer, Traffic Manager, Private Link/Endpoints, Managed Identities, Azure Policy, Cost Management, Well-Architected Framework.</w:t>
+      </w:r>
+    </w:p>
+    <w:p xmlns:wp14="http://schemas.microsoft.com/office/word/2010/wordml" wp14:textId="5A992851">
       <w:pPr>
         <w:pStyle w:val="ListParagraph"/>
         <w:numPr>
@@ -601,26 +765,37 @@
           <w:color w:val="1A1A1A"/>
           <w:sz w:val="20"/>
           <w:szCs w:val="20"/>
-          <w:lang w:val="en-US"/>
-        </w:rPr>
-        <w:t xml:space="preserve">Generative AI &amp; LLMs: </w:t>
-      </w:r>
-      <w:r>
-        <w:rPr>
-          <w:rFonts w:ascii="Calibri" w:hAnsi="Calibri" w:eastAsia="Calibri" w:cs="Calibri"/>
-          <w:b w:val="0"/>
-          <w:bCs w:val="0"/>
-          <w:i w:val="0"/>
-          <w:iCs w:val="0"/>
-          <w:color w:val="1A1A1A"/>
-          <w:sz w:val="20"/>
-          <w:szCs w:val="20"/>
-          <w:lang w:val="en-US"/>
-        </w:rPr>
-        <w:t>RAG, Prompt Engineering, Fine-Tuning, Vector/Semantic Search, Embeddings, LLM Evaluation, Red Teaming, Guardrails, Azure AI Content Safety, Agentic AI, Model Context Protocol (MCP), Retrieval-Augmented Generation Pipelines, LLM Orchestration, Chunking Strategies, Hybrid Search, Model Benchmarking, Hallucination Mitigation, Token Optimization, Multimodal AI (Vision + Language), Function/Tool Calling.</w:t>
-      </w:r>
-    </w:p>
-    <w:p xmlns:wp14="http://schemas.microsoft.com/office/word/2010/wordml" wp14:textId="62D1001C">
+        </w:rPr>
+        <w:t xml:space="preserve">Engineering &amp; DevOps: </w:t>
+      </w:r>
+      <w:r>
+        <w:rPr>
+          <w:rFonts w:ascii="Calibri" w:hAnsi="Calibri" w:eastAsia="Calibri" w:cs="Calibri"/>
+          <w:b w:val="0"/>
+          <w:bCs w:val="0"/>
+          <w:i w:val="0"/>
+          <w:iCs w:val="0"/>
+          <w:color w:val="1A1A1A"/>
+          <w:sz w:val="20"/>
+          <w:szCs w:val="20"/>
+        </w:rPr>
+        <w:t>Python, C#, .NET Core, T-SQL, JavaScript, Azure DevOps, Terraform, Jenkins, CI/CD, Containerization, Observability</w:t>
+      </w:r>
+      <w:r>
+        <w:rPr>
+          <w:rFonts w:ascii="Calibri" w:hAnsi="Calibri" w:eastAsia="Calibri" w:cs="Calibri"/>
+          <w:b w:val="0"/>
+          <w:bCs w:val="0"/>
+          <w:i w:val="0"/>
+          <w:iCs w:val="0"/>
+          <w:color w:val="1A1A1A"/>
+          <w:sz w:val="20"/>
+          <w:szCs w:val="20"/>
+        </w:rPr>
+        <w:t>.</w:t>
+      </w:r>
+    </w:p>
+    <w:p xmlns:wp14="http://schemas.microsoft.com/office/word/2010/wordml" wp14:textId="71EEED02">
       <w:pPr>
         <w:pStyle w:val="ListParagraph"/>
         <w:numPr>
@@ -628,153 +803,16 @@
           <w:numId w:val="1"/>
         </w:numPr>
         <w:spacing w:after="60" w:line="235" w:lineRule="auto"/>
-        <w:rPr/>
-      </w:pPr>
-      <w:r>
-        <w:rPr>
-          <w:rFonts w:ascii="Calibri" w:hAnsi="Calibri" w:eastAsia="Calibri" w:cs="Calibri"/>
-          <w:b w:val="1"/>
-          <w:bCs w:val="1"/>
-          <w:i w:val="0"/>
-          <w:iCs w:val="0"/>
-          <w:color w:val="1A1A1A"/>
-          <w:sz w:val="20"/>
-          <w:szCs w:val="20"/>
-        </w:rPr>
-        <w:t xml:space="preserve">Azure AI Services: </w:t>
-      </w:r>
-      <w:r>
-        <w:rPr>
-          <w:rFonts w:ascii="Calibri" w:hAnsi="Calibri" w:eastAsia="Calibri" w:cs="Calibri"/>
-          <w:b w:val="0"/>
-          <w:bCs w:val="0"/>
-          <w:i w:val="0"/>
-          <w:iCs w:val="0"/>
-          <w:color w:val="1A1A1A"/>
-          <w:sz w:val="20"/>
-          <w:szCs w:val="20"/>
-        </w:rPr>
-        <w:t>AI Search, Document Intelligence, Vision, Speech, Language, Translator, Cognitive Services, Hugging Face</w:t>
-      </w:r>
-      <w:r>
-        <w:rPr>
-          <w:rFonts w:ascii="Calibri" w:hAnsi="Calibri" w:eastAsia="Calibri" w:cs="Calibri"/>
-          <w:b w:val="0"/>
-          <w:bCs w:val="0"/>
-          <w:i w:val="0"/>
-          <w:iCs w:val="0"/>
-          <w:color w:val="1A1A1A"/>
-          <w:sz w:val="20"/>
-          <w:szCs w:val="20"/>
-        </w:rPr>
-        <w:t>.</w:t>
-      </w:r>
-    </w:p>
-    <w:p xmlns:wp14="http://schemas.microsoft.com/office/word/2010/wordml" wp14:textId="53AFC94B">
-      <w:pPr>
-        <w:pStyle w:val="ListParagraph"/>
-        <w:numPr>
-          <w:ilvl w:val="0"/>
-          <w:numId w:val="1"/>
-        </w:numPr>
-        <w:spacing w:after="60" w:line="235" w:lineRule="auto"/>
-        <w:rPr>
-          <w:rFonts w:ascii="Calibri" w:hAnsi="Calibri" w:eastAsia="Calibri" w:cs="Calibri"/>
-          <w:b w:val="0"/>
-          <w:bCs w:val="0"/>
-          <w:i w:val="0"/>
-          <w:iCs w:val="0"/>
-          <w:color w:val="1A1A1A"/>
-          <w:sz w:val="20"/>
-          <w:szCs w:val="20"/>
-        </w:rPr>
-      </w:pPr>
-      <w:r>
-        <w:rPr>
-          <w:rFonts w:ascii="Calibri" w:hAnsi="Calibri" w:eastAsia="Calibri" w:cs="Calibri"/>
-          <w:b w:val="1"/>
-          <w:bCs w:val="1"/>
-          <w:i w:val="0"/>
-          <w:iCs w:val="0"/>
-          <w:color w:val="1A1A1A"/>
-          <w:sz w:val="20"/>
-          <w:szCs w:val="20"/>
-        </w:rPr>
-        <w:t xml:space="preserve">Azure Cloud &amp; Architecture: </w:t>
-      </w:r>
-      <w:r>
-        <w:rPr>
-          <w:rFonts w:ascii="Calibri" w:hAnsi="Calibri" w:eastAsia="Calibri" w:cs="Calibri"/>
-          <w:b w:val="0"/>
-          <w:bCs w:val="0"/>
-          <w:i w:val="0"/>
-          <w:iCs w:val="0"/>
-          <w:color w:val="1A1A1A"/>
-          <w:sz w:val="20"/>
-          <w:szCs w:val="20"/>
-        </w:rPr>
-        <w:t>Azure Functions, API Management, App Services, Cosmos DB, Event Hub, Service Bus, ACR, ACI, Azure Firewall, Application Gateway, VNET/NSG, Key Vault, Storage, Microsoft Entra ID, Azure Kubernetes Service (AKS), Azure SQL Database, Azure Monitor, Application Insights, Log Analytics, Logic Apps, Event Grid, Azure Load Balancer, Traffic Manager, Private Link/Endpoints, Managed Identities, Azure Policy, Cost Management, Well-Architected Framework.</w:t>
-      </w:r>
-    </w:p>
-    <w:p xmlns:wp14="http://schemas.microsoft.com/office/word/2010/wordml" wp14:textId="5A992851">
-      <w:pPr>
-        <w:pStyle w:val="ListParagraph"/>
-        <w:numPr>
-          <w:ilvl w:val="0"/>
-          <w:numId w:val="1"/>
-        </w:numPr>
-        <w:spacing w:after="60" w:line="235" w:lineRule="auto"/>
-        <w:rPr/>
-      </w:pPr>
-      <w:r>
-        <w:rPr>
-          <w:rFonts w:ascii="Calibri" w:hAnsi="Calibri" w:eastAsia="Calibri" w:cs="Calibri"/>
-          <w:b w:val="1"/>
-          <w:bCs w:val="1"/>
-          <w:i w:val="0"/>
-          <w:iCs w:val="0"/>
-          <w:color w:val="1A1A1A"/>
-          <w:sz w:val="20"/>
-          <w:szCs w:val="20"/>
-        </w:rPr>
-        <w:t xml:space="preserve">Engineering &amp; DevOps: </w:t>
-      </w:r>
-      <w:r>
-        <w:rPr>
-          <w:rFonts w:ascii="Calibri" w:hAnsi="Calibri" w:eastAsia="Calibri" w:cs="Calibri"/>
-          <w:b w:val="0"/>
-          <w:bCs w:val="0"/>
-          <w:i w:val="0"/>
-          <w:iCs w:val="0"/>
-          <w:color w:val="1A1A1A"/>
-          <w:sz w:val="20"/>
-          <w:szCs w:val="20"/>
-        </w:rPr>
-        <w:t>Python, C#, .NET Core, T-SQL, JavaScript, Azure DevOps, Terraform, Jenkins, CI/CD, Containerization, Observability</w:t>
-      </w:r>
-      <w:r>
-        <w:rPr>
-          <w:rFonts w:ascii="Calibri" w:hAnsi="Calibri" w:eastAsia="Calibri" w:cs="Calibri"/>
-          <w:b w:val="0"/>
-          <w:bCs w:val="0"/>
-          <w:i w:val="0"/>
-          <w:iCs w:val="0"/>
-          <w:color w:val="1A1A1A"/>
-          <w:sz w:val="20"/>
-          <w:szCs w:val="20"/>
-        </w:rPr>
-        <w:t>.</w:t>
-      </w:r>
-    </w:p>
-    <w:p xmlns:wp14="http://schemas.microsoft.com/office/word/2010/wordml" wp14:textId="71EEED02">
-      <w:pPr>
-        <w:pStyle w:val="ListParagraph"/>
-        <w:numPr>
-          <w:ilvl w:val="0"/>
-          <w:numId w:val="1"/>
-        </w:numPr>
-        <w:spacing w:after="60" w:line="235" w:lineRule="auto"/>
-        <w:rPr/>
+        <w:rPr>
+          <w:rFonts w:ascii="Calibri" w:hAnsi="Calibri" w:eastAsia="Calibri" w:cs="Calibri"/>
+          <w:b w:val="0"/>
+          <w:bCs w:val="0"/>
+          <w:i w:val="0"/>
+          <w:iCs w:val="0"/>
+          <w:color w:val="1A1A1A"/>
+          <w:sz w:val="20"/>
+          <w:szCs w:val="20"/>
+        </w:rPr>
       </w:pPr>
       <w:r>
         <w:rPr>
@@ -1004,7 +1042,35 @@
           <w:sz w:val="20"/>
           <w:szCs w:val="20"/>
         </w:rPr>
-        <w:t>Architected a scalable Azure PaaS platform for ASDA, supporting the separation of 2,500+ systems from Walmart and improving e-commerce throughput by 30% through event-driven microservices and Azure API Management (APIM), exposing high-traffic applications for public and private access with 99% uptime and a 35% efficiency gain, driving a 28% boost in user engagement and a 42% reduction in page load times.</w:t>
+        <w:t xml:space="preserve">Architected a scalable Azure PaaS platform for </w:t>
+      </w:r>
+      <w:hyperlink r:id="Ra87698530a5f4558">
+        <w:r>
+          <w:rPr>
+            <w:rStyle w:val="Hyperlink"/>
+            <w:rFonts w:ascii="Calibri" w:hAnsi="Calibri" w:eastAsia="Calibri" w:cs="Calibri"/>
+            <w:b w:val="0"/>
+            <w:bCs w:val="0"/>
+            <w:i w:val="0"/>
+            <w:iCs w:val="0"/>
+            <w:sz w:val="20"/>
+            <w:szCs w:val="20"/>
+          </w:rPr>
+          <w:t>ASDA</w:t>
+        </w:r>
+      </w:hyperlink>
+      <w:r>
+        <w:rPr>
+          <w:rFonts w:ascii="Calibri" w:hAnsi="Calibri" w:eastAsia="Calibri" w:cs="Calibri"/>
+          <w:b w:val="0"/>
+          <w:bCs w:val="0"/>
+          <w:i w:val="0"/>
+          <w:iCs w:val="0"/>
+          <w:color w:val="1A1A1A"/>
+          <w:sz w:val="20"/>
+          <w:szCs w:val="20"/>
+        </w:rPr>
+        <w:t>, supporting the separation of 2,500+ systems from Walmart and improving e-commerce throughput by 30% through event-driven microservices and Azure API Management (APIM), exposing high-traffic applications for public and private access with 99% uptime and a 35% efficiency gain, driving a 28% boost in user engagement and a 42% reduction in page load times.</w:t>
       </w:r>
     </w:p>
     <w:p xmlns:wp14="http://schemas.microsoft.com/office/word/2010/wordml" wp14:textId="69A1E37E">
@@ -1123,30 +1189,7 @@
           <w:ilvl w:val="0"/>
           <w:numId w:val="1"/>
         </w:numPr>
-        <w:spacing w:after="60" w:line="235"/>
-      </w:pPr>
-      <w:r>
-        <w:rPr>
-          <w:rFonts w:ascii="Calibri" w:hAnsi="Calibri" w:eastAsia="Calibri" w:cs="Calibri"/>
-          <w:b w:val="false"/>
-          <w:bCs w:val="false"/>
-          <w:i w:val="false"/>
-          <w:iCs w:val="false"/>
-          <w:color w:val="1A1A1A"/>
-          <w:sz w:val="20"/>
-          <w:szCs w:val="20"/>
-        </w:rPr>
-        <w:t xml:space="preserve">Developed and published open-source Microsoft Foundry reference repositories (30+ evaluation scripts, multimodal agents, function calling, agent memory, MCP integration), widely used as reference material by developers building enterprise AI agents on Azure.</w:t>
-      </w:r>
-    </w:p>
-    <w:p xmlns:wp14="http://schemas.microsoft.com/office/word/2010/wordml" wp14:textId="77777777">
-      <w:pPr>
-        <w:pStyle w:val="ListParagraph"/>
-        <w:numPr>
-          <w:ilvl w:val="0"/>
-          <w:numId w:val="1"/>
-        </w:numPr>
-        <w:spacing w:after="60" w:line="235"/>
+        <w:spacing w:after="60" w:line="235" w:lineRule="auto"/>
         <w:rPr/>
       </w:pPr>
       <w:r>
@@ -1160,7 +1203,7 @@
           <w:sz w:val="20"/>
           <w:szCs w:val="20"/>
         </w:rPr>
-        <w:t>Delivered Microsoft Purview-integrated metadata ingestion pipelines for BP, enabling automated data lineage and governance across distributed data estates.</w:t>
+        <w:t>Developed and published open-source Microsoft Foundry reference repositories (30+ evaluation scripts, multimodal agents, function calling, agent memory, MCP integration), widely used as reference material by developers building enterprise AI agents on Azure.</w:t>
       </w:r>
     </w:p>
     <w:p>
@@ -1171,49 +1214,135 @@
           <w:numId w:val="1"/>
         </w:numPr>
         <w:spacing w:after="60" w:line="235" w:lineRule="auto"/>
-        <w:rPr/>
-      </w:pPr>
-      <w:r>
-        <w:rPr>
-          <w:rFonts w:ascii="Calibri" w:hAnsi="Calibri" w:eastAsia="Calibri" w:cs="Calibri"/>
-          <w:b w:val="0"/>
-          <w:bCs w:val="0"/>
-          <w:i w:val="0"/>
-          <w:iCs w:val="0"/>
-          <w:color w:val="1A1A1A"/>
-          <w:sz w:val="20"/>
-          <w:szCs w:val="20"/>
-          <w:lang w:val="en-US"/>
-        </w:rPr>
-        <w:t>Led architecture workshops, technical reviews, and Agile delivery teams across multiple concurrent client engagements; mentored teams on cloud automation practices, reducing cloud spend by 12%, and led incident response efforts using automated runbooks and root cause analysis (RCA</w:t>
-      </w:r>
-      <w:r>
-        <w:rPr>
-          <w:rFonts w:ascii="Calibri" w:hAnsi="Calibri" w:eastAsia="Calibri" w:cs="Calibri"/>
-          <w:b w:val="0"/>
-          <w:bCs w:val="0"/>
-          <w:i w:val="0"/>
-          <w:iCs w:val="0"/>
-          <w:color w:val="1A1A1A"/>
-          <w:sz w:val="20"/>
-          <w:szCs w:val="20"/>
-          <w:lang w:val="en-US"/>
-        </w:rPr>
-        <w:t>), recognized</w:t>
-      </w:r>
-      <w:r>
-        <w:rPr>
-          <w:rFonts w:ascii="Calibri" w:hAnsi="Calibri" w:eastAsia="Calibri" w:cs="Calibri"/>
-          <w:b w:val="0"/>
-          <w:bCs w:val="0"/>
-          <w:i w:val="0"/>
-          <w:iCs w:val="0"/>
-          <w:color w:val="1A1A1A"/>
-          <w:sz w:val="20"/>
-          <w:szCs w:val="20"/>
-          <w:lang w:val="en-US"/>
-        </w:rPr>
-        <w:t xml:space="preserve"> with a TCS Top Performer Award for mentorship and engineering innovation.</w:t>
+        <w:rPr>
+          <w:rFonts w:ascii="Calibri" w:hAnsi="Calibri" w:eastAsia="Calibri" w:cs="Calibri"/>
+          <w:b w:val="0"/>
+          <w:bCs w:val="0"/>
+          <w:i w:val="0"/>
+          <w:iCs w:val="0"/>
+          <w:color w:val="1A1A1A"/>
+          <w:sz w:val="20"/>
+          <w:szCs w:val="20"/>
+        </w:rPr>
+      </w:pPr>
+      <w:r>
+        <w:rPr>
+          <w:rFonts w:ascii="Calibri" w:hAnsi="Calibri" w:eastAsia="Calibri" w:cs="Calibri"/>
+          <w:b w:val="0"/>
+          <w:bCs w:val="0"/>
+          <w:i w:val="0"/>
+          <w:iCs w:val="0"/>
+          <w:color w:val="1A1A1A"/>
+          <w:sz w:val="20"/>
+          <w:szCs w:val="20"/>
+        </w:rPr>
+        <w:t xml:space="preserve">Drove </w:t>
+      </w:r>
+      <w:r>
+        <w:rPr>
+          <w:rFonts w:ascii="Calibri" w:hAnsi="Calibri" w:eastAsia="Calibri" w:cs="Calibri"/>
+          <w:b w:val="0"/>
+          <w:bCs w:val="0"/>
+          <w:i w:val="0"/>
+          <w:iCs w:val="0"/>
+          <w:color w:val="1A1A1A"/>
+          <w:sz w:val="20"/>
+          <w:szCs w:val="20"/>
+        </w:rPr>
+        <w:t xml:space="preserve">Microsoft Purview-integrated metadata ingestion pipelines for </w:t>
+      </w:r>
+      <w:hyperlink r:id="R119cab70223a48e8">
+        <w:r>
+          <w:rPr>
+            <w:rStyle w:val="Hyperlink"/>
+            <w:rFonts w:ascii="Calibri" w:hAnsi="Calibri" w:eastAsia="Calibri" w:cs="Calibri"/>
+            <w:b w:val="0"/>
+            <w:bCs w:val="0"/>
+            <w:i w:val="0"/>
+            <w:iCs w:val="0"/>
+            <w:sz w:val="20"/>
+            <w:szCs w:val="20"/>
+          </w:rPr>
+          <w:t>BP</w:t>
+        </w:r>
+      </w:hyperlink>
+      <w:r>
+        <w:rPr>
+          <w:rFonts w:ascii="Calibri" w:hAnsi="Calibri" w:eastAsia="Calibri" w:cs="Calibri"/>
+          <w:b w:val="0"/>
+          <w:bCs w:val="0"/>
+          <w:i w:val="0"/>
+          <w:iCs w:val="0"/>
+          <w:color w:val="1A1A1A"/>
+          <w:sz w:val="20"/>
+          <w:szCs w:val="20"/>
+        </w:rPr>
+        <w:t>, enabling automated data lineage and governance across 12 data sources and 4,000+ datasets, improving data discoverability and reducing manual governance effort across distributed data estates.</w:t>
+      </w:r>
+    </w:p>
+    <w:p>
+      <w:pPr>
+        <w:pStyle w:val="ListParagraph"/>
+        <w:numPr>
+          <w:ilvl w:val="0"/>
+          <w:numId w:val="1"/>
+        </w:numPr>
+        <w:spacing w:after="60" w:line="235" w:lineRule="auto"/>
+        <w:rPr>
+          <w:rFonts w:ascii="Calibri" w:hAnsi="Calibri" w:eastAsia="Calibri" w:cs="Calibri"/>
+          <w:b w:val="0"/>
+          <w:bCs w:val="0"/>
+          <w:i w:val="0"/>
+          <w:iCs w:val="0"/>
+          <w:color w:val="1A1A1A"/>
+          <w:sz w:val="20"/>
+          <w:szCs w:val="20"/>
+          <w:lang w:val="en-US"/>
+        </w:rPr>
+      </w:pPr>
+      <w:r>
+        <w:rPr>
+          <w:rFonts w:ascii="Calibri" w:hAnsi="Calibri" w:eastAsia="Calibri" w:cs="Calibri"/>
+          <w:b w:val="0"/>
+          <w:bCs w:val="0"/>
+          <w:i w:val="0"/>
+          <w:iCs w:val="0"/>
+          <w:color w:val="1A1A1A"/>
+          <w:sz w:val="20"/>
+          <w:szCs w:val="20"/>
+          <w:lang w:val="en-US"/>
+        </w:rPr>
+        <w:t xml:space="preserve">Guided architecture workshops, technical reviews, and Agile delivery teams across multiple concurrent client engagements, including </w:t>
+      </w:r>
+      <w:hyperlink r:id="R7a5da834071e4d4e">
+        <w:r>
+          <w:rPr>
+            <w:rStyle w:val="Hyperlink"/>
+            <w:rFonts w:ascii="Calibri" w:hAnsi="Calibri" w:eastAsia="Calibri" w:cs="Calibri"/>
+            <w:b w:val="0"/>
+            <w:bCs w:val="0"/>
+            <w:i w:val="0"/>
+            <w:iCs w:val="0"/>
+            <w:sz w:val="20"/>
+            <w:szCs w:val="20"/>
+            <w:lang w:val="en-US"/>
+          </w:rPr>
+          <w:t>AON</w:t>
+        </w:r>
+      </w:hyperlink>
+      <w:r>
+        <w:rPr>
+          <w:rFonts w:ascii="Calibri" w:hAnsi="Calibri" w:eastAsia="Calibri" w:cs="Calibri"/>
+          <w:b w:val="0"/>
+          <w:bCs w:val="0"/>
+          <w:i w:val="0"/>
+          <w:iCs w:val="0"/>
+          <w:color w:val="1A1A1A"/>
+          <w:sz w:val="20"/>
+          <w:szCs w:val="20"/>
+          <w:lang w:val="en-US"/>
+        </w:rPr>
+        <w:t>, mentoring teams on cloud automation practices, reducing cloud spend by 12%, and leading incident response efforts using automated runbooks and root cause analysis (RCA).</w:t>
       </w:r>
     </w:p>
     <w:p xmlns:wp14="http://schemas.microsoft.com/office/word/2010/wordml" wp14:textId="27813059">
@@ -1234,7 +1363,7 @@
         </w:rPr>
         <w:t xml:space="preserve">Technical Lead — </w:t>
       </w:r>
-      <w:hyperlink r:id="R3896972e2335446f">
+      <w:hyperlink r:id="Rdfd718af69ed4c8e">
         <w:r>
           <w:rPr>
             <w:rFonts w:ascii="Calibri" w:hAnsi="Calibri" w:eastAsia="Calibri" w:cs="Calibri"/>
@@ -1304,7 +1433,7 @@
         <w:t>ul 2020 – Apr 2021</w:t>
       </w:r>
     </w:p>
-    <w:p xmlns:wp14="http://schemas.microsoft.com/office/word/2010/wordml" wp14:textId="512D2A2E">
+    <w:p>
       <w:pPr>
         <w:pStyle w:val="ListParagraph"/>
         <w:numPr>
@@ -1338,23 +1467,10 @@
           <w:sz w:val="20"/>
           <w:szCs w:val="20"/>
         </w:rPr>
-        <w:t xml:space="preserve">Directed </w:t>
-      </w:r>
-      <w:r>
-        <w:rPr>
-          <w:rFonts w:ascii="Calibri" w:hAnsi="Calibri" w:eastAsia="Calibri" w:cs="Calibri"/>
-          <w:b w:val="0"/>
-          <w:bCs w:val="0"/>
-          <w:i w:val="0"/>
-          <w:iCs w:val="0"/>
-          <w:color w:val="1A1A1A"/>
-          <w:sz w:val="20"/>
-          <w:szCs w:val="20"/>
-        </w:rPr>
-        <w:t>cloud modernization for UnitedHealth Group, migrating legacy systems to Azure PaaS using microservices and Azure Functions, reducing infrastructure cost and improving API performance.</w:t>
-      </w:r>
-    </w:p>
-    <w:p xmlns:wp14="http://schemas.microsoft.com/office/word/2010/wordml" wp14:textId="5D030A8F">
+        <w:t>Directed cloud modernization for UnitedHealth Group, migrating 4 legacy applications to Azure PaaS using microservices and Azure Functions, reducing infrastructure costs by an estimated 36% and improving API performance by 37% (measured via Application Insights).</w:t>
+      </w:r>
+    </w:p>
+    <w:p>
       <w:pPr>
         <w:pStyle w:val="ListParagraph"/>
         <w:numPr>
@@ -1362,49 +1478,33 @@
           <w:numId w:val="1"/>
         </w:numPr>
         <w:spacing w:after="60" w:line="235" w:lineRule="auto"/>
-        <w:rPr/>
-      </w:pPr>
-      <w:r>
-        <w:rPr>
-          <w:rFonts w:ascii="Calibri" w:hAnsi="Calibri" w:eastAsia="Calibri" w:cs="Calibri"/>
-          <w:b w:val="0"/>
-          <w:bCs w:val="0"/>
-          <w:i w:val="0"/>
-          <w:iCs w:val="0"/>
-          <w:color w:val="1A1A1A"/>
-          <w:sz w:val="20"/>
-          <w:szCs w:val="20"/>
-          <w:lang w:val="en-US"/>
-        </w:rPr>
-        <w:t>Designed secure APIs using .NET Core and Azure API Management with OAuth 2.0 and RBAC</w:t>
-      </w:r>
-      <w:r>
-        <w:rPr>
-          <w:rFonts w:ascii="Calibri" w:hAnsi="Calibri" w:eastAsia="Calibri" w:cs="Calibri"/>
-          <w:b w:val="0"/>
-          <w:bCs w:val="0"/>
-          <w:i w:val="0"/>
-          <w:iCs w:val="0"/>
-          <w:color w:val="1A1A1A"/>
-          <w:sz w:val="20"/>
-          <w:szCs w:val="20"/>
-          <w:lang w:val="en-US"/>
-        </w:rPr>
-        <w:t>. Automated</w:t>
-      </w:r>
-      <w:r>
-        <w:rPr>
-          <w:rFonts w:ascii="Calibri" w:hAnsi="Calibri" w:eastAsia="Calibri" w:cs="Calibri"/>
-          <w:b w:val="0"/>
-          <w:bCs w:val="0"/>
-          <w:i w:val="0"/>
-          <w:iCs w:val="0"/>
-          <w:color w:val="1A1A1A"/>
-          <w:sz w:val="20"/>
-          <w:szCs w:val="20"/>
-          <w:lang w:val="en-US"/>
-        </w:rPr>
-        <w:t xml:space="preserve"> CI/CD pipelines using Azure DevOps and Terraform, improving deployment cycle time and release reliability.</w:t>
+        <w:rPr>
+          <w:rFonts w:ascii="Calibri" w:hAnsi="Calibri" w:eastAsia="Calibri" w:cs="Calibri"/>
+          <w:b w:val="0"/>
+          <w:bCs w:val="0"/>
+          <w:i w:val="0"/>
+          <w:iCs w:val="0"/>
+          <w:noProof w:val="0"/>
+          <w:color w:val="1A1A1A"/>
+          <w:sz w:val="20"/>
+          <w:szCs w:val="20"/>
+          <w:lang w:val="en-US"/>
+        </w:rPr>
+      </w:pPr>
+      <w:r>
+        <w:rPr>
+          <w:rFonts w:ascii="Calibri" w:hAnsi="Calibri" w:eastAsia="Calibri" w:cs="Calibri"/>
+          <w:b w:val="0"/>
+          <w:bCs w:val="0"/>
+          <w:i w:val="0"/>
+          <w:iCs w:val="0"/>
+          <w:noProof w:val="0"/>
+          <w:color w:val="1A1A1A"/>
+          <w:sz w:val="20"/>
+          <w:szCs w:val="20"/>
+          <w:lang w:val="en-US"/>
+        </w:rPr>
+        <w:t>Designed secure APIs using .NET Core and Azure API Management with OAuth 2.0 and RBAC across 2 applications. Automated CI/CD pipelines using Azure DevOps and Terraform, shortening deployment cycle time and improving release reliability.</w:t>
       </w:r>
     </w:p>
     <w:p xmlns:wp14="http://schemas.microsoft.com/office/word/2010/wordml" wp14:textId="3B312549">
@@ -1554,7 +1654,139 @@
           <w:szCs w:val="20"/>
           <w:lang w:val="en-US"/>
         </w:rPr>
-        <w:t>Delivered digital transformation programmes for WSP, DLL, and Airbus using Azure PaaS and .NET Core.</w:t>
+        <w:t xml:space="preserve">Spearheaded </w:t>
+      </w:r>
+      <w:r>
+        <w:rPr>
+          <w:rFonts w:ascii="Calibri" w:hAnsi="Calibri" w:eastAsia="Calibri" w:cs="Calibri"/>
+          <w:b w:val="0"/>
+          <w:bCs w:val="0"/>
+          <w:i w:val="0"/>
+          <w:iCs w:val="0"/>
+          <w:color w:val="1A1A1A"/>
+          <w:sz w:val="20"/>
+          <w:szCs w:val="20"/>
+          <w:lang w:val="en-US"/>
+        </w:rPr>
+        <w:t xml:space="preserve">digital transformation </w:t>
+      </w:r>
+      <w:r>
+        <w:rPr>
+          <w:rFonts w:ascii="Calibri" w:hAnsi="Calibri" w:eastAsia="Calibri" w:cs="Calibri"/>
+          <w:b w:val="0"/>
+          <w:bCs w:val="0"/>
+          <w:i w:val="0"/>
+          <w:iCs w:val="0"/>
+          <w:color w:val="1A1A1A"/>
+          <w:sz w:val="20"/>
+          <w:szCs w:val="20"/>
+          <w:lang w:val="en-US"/>
+        </w:rPr>
+        <w:t>programmes</w:t>
+      </w:r>
+      <w:r>
+        <w:rPr>
+          <w:rFonts w:ascii="Calibri" w:hAnsi="Calibri" w:eastAsia="Calibri" w:cs="Calibri"/>
+          <w:b w:val="0"/>
+          <w:bCs w:val="0"/>
+          <w:i w:val="0"/>
+          <w:iCs w:val="0"/>
+          <w:color w:val="1A1A1A"/>
+          <w:sz w:val="20"/>
+          <w:szCs w:val="20"/>
+          <w:lang w:val="en-US"/>
+        </w:rPr>
+        <w:t xml:space="preserve"> for </w:t>
+      </w:r>
+      <w:hyperlink r:id="Rf633635b44304278">
+        <w:r>
+          <w:rPr>
+            <w:rStyle w:val="Hyperlink"/>
+            <w:rFonts w:ascii="Calibri" w:hAnsi="Calibri" w:eastAsia="Calibri" w:cs="Calibri"/>
+            <w:b w:val="0"/>
+            <w:bCs w:val="0"/>
+            <w:i w:val="0"/>
+            <w:iCs w:val="0"/>
+            <w:sz w:val="20"/>
+            <w:szCs w:val="20"/>
+            <w:lang w:val="en-US"/>
+          </w:rPr>
+          <w:t>WSP</w:t>
+        </w:r>
+      </w:hyperlink>
+      <w:r>
+        <w:rPr>
+          <w:rFonts w:ascii="Calibri" w:hAnsi="Calibri" w:eastAsia="Calibri" w:cs="Calibri"/>
+          <w:b w:val="0"/>
+          <w:bCs w:val="0"/>
+          <w:i w:val="0"/>
+          <w:iCs w:val="0"/>
+          <w:color w:val="1A1A1A"/>
+          <w:sz w:val="20"/>
+          <w:szCs w:val="20"/>
+          <w:lang w:val="en-US"/>
+        </w:rPr>
+        <w:t xml:space="preserve">, </w:t>
+      </w:r>
+      <w:hyperlink r:id="R95157ae7300345ee">
+        <w:r>
+          <w:rPr>
+            <w:rStyle w:val="Hyperlink"/>
+            <w:rFonts w:ascii="Calibri" w:hAnsi="Calibri" w:eastAsia="Calibri" w:cs="Calibri"/>
+            <w:b w:val="0"/>
+            <w:bCs w:val="0"/>
+            <w:i w:val="0"/>
+            <w:iCs w:val="0"/>
+            <w:sz w:val="20"/>
+            <w:szCs w:val="20"/>
+            <w:lang w:val="en-US"/>
+          </w:rPr>
+          <w:t>DLL</w:t>
+        </w:r>
+      </w:hyperlink>
+      <w:r>
+        <w:rPr>
+          <w:rFonts w:ascii="Calibri" w:hAnsi="Calibri" w:eastAsia="Calibri" w:cs="Calibri"/>
+          <w:b w:val="0"/>
+          <w:bCs w:val="0"/>
+          <w:i w:val="0"/>
+          <w:iCs w:val="0"/>
+          <w:color w:val="1A1A1A"/>
+          <w:sz w:val="20"/>
+          <w:szCs w:val="20"/>
+          <w:lang w:val="en-US"/>
+        </w:rPr>
+        <w:t xml:space="preserve">, and </w:t>
+      </w:r>
+      <w:hyperlink r:id="Rb0d69ef7b0454929">
+        <w:r>
+          <w:rPr>
+            <w:rStyle w:val="Hyperlink"/>
+            <w:rFonts w:ascii="Calibri" w:hAnsi="Calibri" w:eastAsia="Calibri" w:cs="Calibri"/>
+            <w:b w:val="0"/>
+            <w:bCs w:val="0"/>
+            <w:i w:val="0"/>
+            <w:iCs w:val="0"/>
+            <w:sz w:val="20"/>
+            <w:szCs w:val="20"/>
+            <w:lang w:val="en-US"/>
+          </w:rPr>
+          <w:t>Airbus</w:t>
+        </w:r>
+      </w:hyperlink>
+      <w:r>
+        <w:rPr>
+          <w:rFonts w:ascii="Calibri" w:hAnsi="Calibri" w:eastAsia="Calibri" w:cs="Calibri"/>
+          <w:b w:val="0"/>
+          <w:bCs w:val="0"/>
+          <w:i w:val="0"/>
+          <w:iCs w:val="0"/>
+          <w:color w:val="1A1A1A"/>
+          <w:sz w:val="20"/>
+          <w:szCs w:val="20"/>
+          <w:lang w:val="en-US"/>
+        </w:rPr>
+        <w:t xml:space="preserve"> using Azure PaaS and .NET Core.</w:t>
       </w:r>
     </w:p>
     <w:p>
@@ -1582,7 +1814,7 @@
         <w:t>Built multilingual customer engagement platforms on Sitecore CMS, supporting 10+ languages across client markets.</w:t>
       </w:r>
     </w:p>
-    <w:p xmlns:wp14="http://schemas.microsoft.com/office/word/2010/wordml" wp14:textId="63FCEB24">
+    <w:p xmlns:wp14="http://schemas.microsoft.com/office/word/2010/wordml" wp14:textId="2BE30066">
       <w:pPr>
         <w:pStyle w:val="ListParagraph"/>
         <w:numPr>
@@ -1646,21 +1878,21 @@
           <w:szCs w:val="20"/>
           <w:lang w:val="en-US"/>
         </w:rPr>
-        <w:t>testing;</w:t>
-      </w:r>
-      <w:r>
-        <w:rPr>
-          <w:rFonts w:ascii="Calibri" w:hAnsi="Calibri" w:eastAsia="Calibri" w:cs="Calibri"/>
-          <w:b w:val="0"/>
-          <w:bCs w:val="0"/>
-          <w:i w:val="0"/>
-          <w:iCs w:val="0"/>
-          <w:color w:val="1A1A1A"/>
-          <w:sz w:val="20"/>
-          <w:szCs w:val="20"/>
-          <w:lang w:val="en-US"/>
-        </w:rPr>
-        <w:t xml:space="preserve"> contributed to pre-sales, solution proposals, and client technical presentations.</w:t>
+        <w:t>testing</w:t>
+      </w:r>
+      <w:r>
+        <w:rPr>
+          <w:rFonts w:ascii="Calibri" w:hAnsi="Calibri" w:eastAsia="Calibri" w:cs="Calibri"/>
+          <w:b w:val="0"/>
+          <w:bCs w:val="0"/>
+          <w:i w:val="0"/>
+          <w:iCs w:val="0"/>
+          <w:color w:val="1A1A1A"/>
+          <w:sz w:val="20"/>
+          <w:szCs w:val="20"/>
+          <w:lang w:val="en-US"/>
+        </w:rPr>
+        <w:t>.</w:t>
       </w:r>
     </w:p>
     <w:p>
@@ -1706,21 +1938,73 @@
           <w:numId w:val="1"/>
         </w:numPr>
         <w:spacing w:after="60" w:line="235" w:lineRule="auto"/>
-        <w:rPr/>
-      </w:pPr>
-      <w:r>
-        <w:rPr>
-          <w:rFonts w:ascii="Calibri" w:hAnsi="Calibri" w:eastAsia="Calibri" w:cs="Calibri"/>
-          <w:b w:val="0"/>
-          <w:bCs w:val="0"/>
-          <w:i w:val="0"/>
-          <w:iCs w:val="0"/>
-          <w:color w:val="1A1A1A"/>
-          <w:sz w:val="20"/>
-          <w:szCs w:val="20"/>
-          <w:lang w:val="en-US"/>
-        </w:rPr>
-        <w:t>Delivered client technical presentations, communicating solution architecture and value to stakeholders.</w:t>
+        <w:rPr>
+          <w:rFonts w:ascii="Calibri" w:hAnsi="Calibri" w:eastAsia="Calibri" w:cs="Calibri"/>
+          <w:b w:val="0"/>
+          <w:bCs w:val="0"/>
+          <w:i w:val="0"/>
+          <w:iCs w:val="0"/>
+          <w:color w:val="1A1A1A"/>
+          <w:sz w:val="20"/>
+          <w:szCs w:val="20"/>
+          <w:lang w:val="en-US"/>
+        </w:rPr>
+      </w:pPr>
+      <w:r>
+        <w:rPr>
+          <w:rFonts w:ascii="Calibri" w:hAnsi="Calibri" w:eastAsia="Calibri" w:cs="Calibri"/>
+          <w:b w:val="0"/>
+          <w:bCs w:val="0"/>
+          <w:i w:val="0"/>
+          <w:iCs w:val="0"/>
+          <w:color w:val="1A1A1A"/>
+          <w:sz w:val="20"/>
+          <w:szCs w:val="20"/>
+          <w:lang w:val="en-US"/>
+        </w:rPr>
+        <w:t xml:space="preserve">Orchestrated </w:t>
+      </w:r>
+      <w:r>
+        <w:rPr>
+          <w:rFonts w:ascii="Calibri" w:hAnsi="Calibri" w:eastAsia="Calibri" w:cs="Calibri"/>
+          <w:b w:val="0"/>
+          <w:bCs w:val="0"/>
+          <w:i w:val="0"/>
+          <w:iCs w:val="0"/>
+          <w:color w:val="1A1A1A"/>
+          <w:sz w:val="20"/>
+          <w:szCs w:val="20"/>
+          <w:lang w:val="en-US"/>
+        </w:rPr>
+        <w:t xml:space="preserve">client technical presentations, </w:t>
+      </w:r>
+      <w:r>
+        <w:rPr>
+          <w:rFonts w:ascii="Calibri" w:hAnsi="Calibri" w:eastAsia="Calibri" w:cs="Calibri"/>
+          <w:b w:val="0"/>
+          <w:bCs w:val="0"/>
+          <w:i w:val="0"/>
+          <w:iCs w:val="0"/>
+          <w:color w:val="1A1A1A"/>
+          <w:sz w:val="20"/>
+          <w:szCs w:val="20"/>
+          <w:lang w:val="en-US"/>
+        </w:rPr>
+        <w:t>communicating</w:t>
+      </w:r>
+      <w:r>
+        <w:rPr>
+          <w:rFonts w:ascii="Calibri" w:hAnsi="Calibri" w:eastAsia="Calibri" w:cs="Calibri"/>
+          <w:b w:val="0"/>
+          <w:bCs w:val="0"/>
+          <w:i w:val="0"/>
+          <w:iCs w:val="0"/>
+          <w:color w:val="1A1A1A"/>
+          <w:sz w:val="20"/>
+          <w:szCs w:val="20"/>
+          <w:lang w:val="en-US"/>
+        </w:rPr>
+        <w:t xml:space="preserve"> solution architecture and value to stakeholders.</w:t>
       </w:r>
     </w:p>
     <w:p xmlns:wp14="http://schemas.microsoft.com/office/word/2010/wordml" wp14:textId="10565B9E">
@@ -1832,7 +2116,48 @@
           <w:sz w:val="20"/>
           <w:szCs w:val="20"/>
         </w:rPr>
-        <w:t>Delivered Azure-based digital platforms for CAPITA and Airbus, including portals, dashboards, and enterprise integrations, using services such as Azure App Service and Azure Functions.</w:t>
+        <w:t xml:space="preserve">Implemented </w:t>
+      </w:r>
+      <w:r>
+        <w:rPr>
+          <w:rFonts w:ascii="Calibri" w:hAnsi="Calibri" w:eastAsia="Calibri" w:cs="Calibri"/>
+          <w:b w:val="0"/>
+          <w:bCs w:val="0"/>
+          <w:i w:val="0"/>
+          <w:iCs w:val="0"/>
+          <w:color w:val="1A1A1A"/>
+          <w:sz w:val="20"/>
+          <w:szCs w:val="20"/>
+        </w:rPr>
+        <w:t xml:space="preserve">Azure-based digital platforms for </w:t>
+      </w:r>
+      <w:hyperlink r:id="Rde9d5c9c1c334037">
+        <w:r>
+          <w:rPr>
+            <w:rStyle w:val="Hyperlink"/>
+            <w:rFonts w:ascii="Calibri" w:hAnsi="Calibri" w:eastAsia="Calibri" w:cs="Calibri"/>
+            <w:b w:val="0"/>
+            <w:bCs w:val="0"/>
+            <w:i w:val="0"/>
+            <w:iCs w:val="0"/>
+            <w:sz w:val="20"/>
+            <w:szCs w:val="20"/>
+          </w:rPr>
+          <w:t>CAPITA</w:t>
+        </w:r>
+      </w:hyperlink>
+      <w:r>
+        <w:rPr>
+          <w:rFonts w:ascii="Calibri" w:hAnsi="Calibri" w:eastAsia="Calibri" w:cs="Calibri"/>
+          <w:b w:val="0"/>
+          <w:bCs w:val="0"/>
+          <w:i w:val="0"/>
+          <w:iCs w:val="0"/>
+          <w:color w:val="1A1A1A"/>
+          <w:sz w:val="20"/>
+          <w:szCs w:val="20"/>
+        </w:rPr>
+        <w:t xml:space="preserve"> and Airbus, including portals, dashboards, and enterprise integrations, using services such as Azure App Service and Azure Functions.</w:t>
       </w:r>
     </w:p>
     <w:p>
@@ -2300,7 +2625,7 @@
         <w:t xml:space="preserve">KEY ACHIEVEMENTS</w:t>
       </w:r>
     </w:p>
-    <w:p xmlns:wp14="http://schemas.microsoft.com/office/word/2010/wordml" wp14:textId="238FA36F">
+    <w:p xmlns:wp14="http://schemas.microsoft.com/office/word/2010/wordml" wp14:textId="663A342F">
       <w:pPr>
         <w:pStyle w:val="ListParagraph"/>
         <w:numPr>
@@ -2368,10 +2693,24 @@
       </w:r>
       <w:r>
         <w:rPr>
+          <w:rFonts w:ascii="Calibri" w:hAnsi="Calibri" w:eastAsia="Calibri" w:cs="Calibri"/>
+          <w:b w:val="0"/>
+          <w:bCs w:val="0"/>
+          <w:i w:val="0"/>
+          <w:iCs w:val="0"/>
+          <w:color w:val="1A1A1A"/>
+          <w:sz w:val="20"/>
+          <w:szCs w:val="20"/>
+          <w:lang w:val="en-US"/>
+        </w:rPr>
+        <w:t>Infrastructure as Code</w:t>
+      </w:r>
+      <w:r>
+        <w:rPr>
           <w:noProof w:val="0"/>
           <w:lang w:val="en-US"/>
         </w:rPr>
-        <w:t xml:space="preserve">IAC </w:t>
+        <w:t xml:space="preserve"> </w:t>
       </w:r>
       <w:r>
         <w:rPr>
@@ -2655,14 +2994,35 @@
           <w:ilvl w:val="0"/>
           <w:numId w:val="1"/>
         </w:numPr>
-        <w:rPr>
+        <w:suppressLineNumbers w:val="0"/>
+        <w:bidi w:val="0"/>
+        <w:spacing w:before="0" w:beforeAutospacing="off" w:after="0" w:afterAutospacing="off" w:line="259" w:lineRule="auto"/>
+        <w:ind w:left="720" w:right="0" w:hanging="360"/>
+        <w:jc w:val="left"/>
+        <w:rPr>
+          <w:rFonts w:ascii="Calibri" w:hAnsi="Calibri" w:eastAsia="Calibri" w:cs="Calibri"/>
+          <w:b w:val="0"/>
+          <w:bCs w:val="0"/>
+          <w:i w:val="0"/>
+          <w:iCs w:val="0"/>
           <w:noProof w:val="0"/>
-          <w:lang w:val="en-US"/>
-        </w:rPr>
-      </w:pPr>
-      <w:r>
-        <w:rPr>
+          <w:color w:val="1A1A1A"/>
+          <w:sz w:val="20"/>
+          <w:szCs w:val="20"/>
+          <w:lang w:val="en-US"/>
+        </w:rPr>
+      </w:pPr>
+      <w:r>
+        <w:rPr>
+          <w:rFonts w:ascii="Calibri" w:hAnsi="Calibri" w:eastAsia="Calibri" w:cs="Calibri"/>
+          <w:b w:val="0"/>
+          <w:bCs w:val="0"/>
+          <w:i w:val="0"/>
+          <w:iCs w:val="0"/>
           <w:noProof w:val="0"/>
+          <w:color w:val="1A1A1A"/>
+          <w:sz w:val="20"/>
+          <w:szCs w:val="20"/>
           <w:lang w:val="en-US"/>
         </w:rPr>
         <w:t>Recognized with a TCS Top Performer Award for engineering innovation and technical mentorship across concurrent client programmes.</w:t>
@@ -2675,34 +3035,83 @@
           <w:ilvl w:val="0"/>
           <w:numId w:val="1"/>
         </w:numPr>
-        <w:rPr>
+        <w:suppressLineNumbers w:val="0"/>
+        <w:bidi w:val="0"/>
+        <w:spacing w:before="0" w:beforeAutospacing="off" w:after="0" w:afterAutospacing="off" w:line="259" w:lineRule="auto"/>
+        <w:ind w:left="720" w:right="0" w:hanging="360"/>
+        <w:jc w:val="left"/>
+        <w:rPr>
+          <w:rFonts w:ascii="Calibri" w:hAnsi="Calibri" w:eastAsia="Calibri" w:cs="Calibri"/>
+          <w:b w:val="0"/>
+          <w:bCs w:val="0"/>
+          <w:i w:val="0"/>
+          <w:iCs w:val="0"/>
           <w:noProof w:val="0"/>
-          <w:lang w:val="en-US"/>
-        </w:rPr>
-      </w:pPr>
-      <w:r>
-        <w:rPr>
+          <w:color w:val="1A1A1A"/>
+          <w:sz w:val="20"/>
+          <w:szCs w:val="20"/>
+          <w:lang w:val="en-US"/>
+        </w:rPr>
+      </w:pPr>
+      <w:r>
+        <w:rPr>
+          <w:rFonts w:ascii="Calibri" w:hAnsi="Calibri" w:eastAsia="Calibri" w:cs="Calibri"/>
+          <w:b w:val="0"/>
+          <w:bCs w:val="0"/>
+          <w:i w:val="0"/>
+          <w:iCs w:val="0"/>
           <w:noProof w:val="0"/>
-          <w:lang w:val="en-US"/>
-        </w:rPr>
-        <w:t>Improved RAG response accuracy by 17% through refined chunking, hybrid search, and retrieval evaluation frameworks built on Azure AI Search.</w:t>
-      </w:r>
-    </w:p>
-    <w:p>
-      <w:pPr>
-        <w:pStyle w:val="ListParagraph"/>
-        <w:numPr>
-          <w:ilvl w:val="0"/>
-          <w:numId w:val="1"/>
-        </w:numPr>
-        <w:rPr/>
-      </w:pPr>
-      <w:r>
-        <w:rPr>
+          <w:color w:val="1A1A1A"/>
+          <w:sz w:val="20"/>
+          <w:szCs w:val="20"/>
+          <w:lang w:val="en-US"/>
+        </w:rPr>
+        <w:t xml:space="preserve">Improved RAG response accuracy by 17% through refined chunking, hybrid search, and retrieval evaluation frameworks built on Azure AI </w:t>
+      </w:r>
+      <w:r>
+        <w:rPr>
+          <w:rFonts w:ascii="Calibri" w:hAnsi="Calibri" w:eastAsia="Calibri" w:cs="Calibri"/>
+          <w:b w:val="0"/>
+          <w:bCs w:val="0"/>
+          <w:i w:val="0"/>
+          <w:iCs w:val="0"/>
           <w:noProof w:val="0"/>
-          <w:lang w:val="en-US"/>
-        </w:rPr>
-        <w:t>Reduced LLM inference costs by 19% via prompt optimization, caching strategies, and token-usage monitoring across multi-agent pipelines.</w:t>
+          <w:color w:val="1A1A1A"/>
+          <w:sz w:val="20"/>
+          <w:szCs w:val="20"/>
+          <w:lang w:val="en-US"/>
+        </w:rPr>
+        <w:t xml:space="preserve">Search. Reduced LLM inference costs by 19% via prompt </w:t>
+      </w:r>
+      <w:r>
+        <w:rPr>
+          <w:rFonts w:ascii="Calibri" w:hAnsi="Calibri" w:eastAsia="Calibri" w:cs="Calibri"/>
+          <w:b w:val="0"/>
+          <w:bCs w:val="0"/>
+          <w:i w:val="0"/>
+          <w:iCs w:val="0"/>
+          <w:noProof w:val="0"/>
+          <w:color w:val="1A1A1A"/>
+          <w:sz w:val="20"/>
+          <w:szCs w:val="20"/>
+          <w:lang w:val="en-US"/>
+        </w:rPr>
+        <w:t>optimization and</w:t>
+      </w:r>
+      <w:r>
+        <w:rPr>
+          <w:rFonts w:ascii="Calibri" w:hAnsi="Calibri" w:eastAsia="Calibri" w:cs="Calibri"/>
+          <w:b w:val="0"/>
+          <w:bCs w:val="0"/>
+          <w:i w:val="0"/>
+          <w:iCs w:val="0"/>
+          <w:noProof w:val="0"/>
+          <w:color w:val="1A1A1A"/>
+          <w:sz w:val="20"/>
+          <w:szCs w:val="20"/>
+          <w:lang w:val="en-US"/>
+        </w:rPr>
+        <w:t xml:space="preserve"> caching strategies.</w:t>
       </w:r>
     </w:p>
     <w:sectPr>
@@ -2719,6 +3128,24 @@
 <file path=word/intelligence2.xml><?xml version="1.0" encoding="utf-8"?>
 <int2:intelligence xmlns:int2="http://schemas.microsoft.com/office/intelligence/2020/intelligence">
   <int2:observations>
+    <int2:textHash int2:hashCode="7rmqlbOdOO1w5m" int2:id="y10GSlP6">
+      <int2:state int2:type="spell" int2:value="Rejected"/>
+    </int2:textHash>
+    <int2:textHash int2:hashCode="bDcUni3QdrpMuj" int2:id="9gK670ei">
+      <int2:state int2:type="spell" int2:value="Rejected"/>
+    </int2:textHash>
+    <int2:textHash int2:hashCode="kIw0cFueMLkx/R" int2:id="cFOoSC82">
+      <int2:state int2:type="spell" int2:value="Rejected"/>
+    </int2:textHash>
+    <int2:textHash int2:hashCode="OrtZNwJC/JiGrS" int2:id="4Ryvpryy">
+      <int2:state int2:type="spell" int2:value="Rejected"/>
+    </int2:textHash>
+    <int2:textHash int2:hashCode="ToizOUKl43sZWq" int2:id="oCBsyP9s">
+      <int2:state int2:type="spell" int2:value="Rejected"/>
+    </int2:textHash>
+    <int2:textHash int2:hashCode="pkCPJwbcZBOUVi" int2:id="0h658Nmw">
+      <int2:state int2:type="spell" int2:value="Rejected"/>
+    </int2:textHash>
     <int2:textHash int2:hashCode="5xE3q6HZtZZ3Li" int2:id="nhB27OaT">
       <int2:state int2:type="spell" int2:value="Rejected"/>
     </int2:textHash>

--- a/data/Praveen_Resume.docx
+++ b/data/Praveen_Resume.docx
@@ -2546,9 +2546,10 @@
           <w:ilvl w:val="0"/>
           <w:numId w:val="1"/>
         </w:numPr>
-        <w:spacing w:after="60" w:line="235"/>
-      </w:pPr>
-      <w:hyperlink w:history="1" r:id="rIdtiho-tbic6ht38cgxvvzu">
+        <w:spacing w:after="60" w:line="235" w:lineRule="auto"/>
+        <w:rPr/>
+      </w:pPr>
+      <w:hyperlink r:id="Rb71b3e26f04747c3">
         <w:r>
           <w:rPr>
             <w:rFonts w:ascii="Calibri" w:hAnsi="Calibri" w:eastAsia="Calibri" w:cs="Calibri"/>
@@ -2557,7 +2558,7 @@
             <w:szCs w:val="20"/>
             <w:u w:val="single"/>
           </w:rPr>
-          <w:t xml:space="preserve">Azure Solutions Architect Expert (AZ-305)</w:t>
+          <w:t>Azure Solutions Architect Expert (AZ-305)</w:t>
         </w:r>
       </w:hyperlink>
     </w:p>
@@ -2568,9 +2569,10 @@
           <w:ilvl w:val="0"/>
           <w:numId w:val="1"/>
         </w:numPr>
-        <w:spacing w:after="60" w:line="235"/>
-      </w:pPr>
-      <w:hyperlink w:history="1" r:id="rId2kiu6d66nexzqm2no_apx">
+        <w:spacing w:after="60" w:line="235" w:lineRule="auto"/>
+        <w:rPr/>
+      </w:pPr>
+      <w:hyperlink r:id="R8967987edad84644">
         <w:r>
           <w:rPr>
             <w:rFonts w:ascii="Calibri" w:hAnsi="Calibri" w:eastAsia="Calibri" w:cs="Calibri"/>
@@ -2579,7 +2581,7 @@
             <w:szCs w:val="20"/>
             <w:u w:val="single"/>
           </w:rPr>
-          <w:t xml:space="preserve">Azure Administrator Associate (AZ-104)</w:t>
+          <w:t>Azure Administrator Associate (AZ-104)</w:t>
         </w:r>
       </w:hyperlink>
     </w:p>

--- a/data/Praveen_Resume.docx
+++ b/data/Praveen_Resume.docx
@@ -32,27 +32,7 @@
           <w:szCs w:val="22"/>
           <w:lang w:val="en-US"/>
         </w:rPr>
-        <w:t xml:space="preserve">Technical Architect </w:t>
-      </w:r>
-      <w:r>
-        <w:rPr>
-          <w:rFonts w:ascii="Calibri" w:hAnsi="Calibri" w:eastAsia="Calibri" w:cs="Calibri"/>
-          <w:color w:val="1F6FB2"/>
-          <w:sz w:val="22"/>
-          <w:szCs w:val="22"/>
-          <w:lang w:val="en-US"/>
-        </w:rPr>
-        <w:t>| Leeds</w:t>
-      </w:r>
-      <w:r>
-        <w:rPr>
-          <w:rFonts w:ascii="Calibri" w:hAnsi="Calibri" w:eastAsia="Calibri" w:cs="Calibri"/>
-          <w:color w:val="1F6FB2"/>
-          <w:sz w:val="22"/>
-          <w:szCs w:val="22"/>
-          <w:lang w:val="en-US"/>
-        </w:rPr>
-        <w:t>, United Kingdom</w:t>
+        <w:t xml:space="preserve">Technical Architect | Leeds, United Kingdom</w:t>
       </w:r>
     </w:p>
     <w:p xmlns:wp14="http://schemas.microsoft.com/office/word/2010/wordml" wp14:textId="5DB4023C">
@@ -68,17 +48,7 @@
           <w:szCs w:val="19"/>
           <w:lang w:val="en-US"/>
         </w:rPr>
-        <w:t xml:space="preserve">+44 7407316225 </w:t>
-      </w:r>
-      <w:r>
-        <w:rPr>
-          <w:rFonts w:ascii="Calibri" w:hAnsi="Calibri" w:eastAsia="Calibri" w:cs="Calibri"/>
-          <w:color w:val="1A1A1A"/>
-          <w:sz w:val="19"/>
-          <w:szCs w:val="19"/>
-          <w:lang w:val="en-US"/>
-        </w:rPr>
-        <w:t xml:space="preserve">| </w:t>
+        <w:t xml:space="preserve">+44 7407316225 | </w:t>
       </w:r>
       <w:r>
         <w:rPr>
@@ -157,8 +127,9 @@
         <w:t xml:space="preserve">PROFESSIONAL SUMMARY</w:t>
       </w:r>
     </w:p>
-    <w:p xmlns:wp14="http://schemas.microsoft.com/office/word/2010/wordml" wp14:textId="77777777">
-      <w:pPr>
+    <w:p xmlns:wp14="http://schemas.microsoft.com/office/word/2010/wordml" wp14:textId="62C8A734">
+      <w:pPr>
+        <w:pStyle w:val="Normal"/>
         <w:spacing w:after="40" w:line="240" w:lineRule="auto"/>
       </w:pPr>
       <w:r>
@@ -171,10 +142,67 @@
           <w:color w:val="1A1A1A"/>
           <w:sz w:val="20"/>
           <w:szCs w:val="20"/>
-        </w:rPr>
-        <w:t xml:space="preserve">Technical Architect with hands-on experience as an Azure Solutions Architect &amp; Azure AI Engineer Associate, delivering enterprise-scale cloud and AI platforms across the UK and India. Specialist in Microsoft Azure, Foundry, Agentic AI architectures, RAG systems, and LLM evaluation frameworks, with hands-on depth in Microsoft Agent Framework (MAF), multimodal agents, and MCP server implementations, several shared as </w:t>
-      </w:r>
-      <w:hyperlink r:id="Rdc9025f1c44245b4">
+          <w:lang w:val="en-US"/>
+        </w:rPr>
+        <w:t xml:space="preserve">Technical Architect who builds and ships AI-native products end-to-end architecture, backend, database, and LLM/agent </w:t>
+      </w:r>
+      <w:r>
+        <w:rPr>
+          <w:rFonts w:ascii="Calibri" w:hAnsi="Calibri" w:eastAsia="Calibri" w:cs="Calibri"/>
+          <w:b w:val="0"/>
+          <w:bCs w:val="0"/>
+          <w:i w:val="0"/>
+          <w:iCs w:val="0"/>
+          <w:color w:val="1A1A1A"/>
+          <w:sz w:val="20"/>
+          <w:szCs w:val="20"/>
+          <w:lang w:val="en-US"/>
+        </w:rPr>
+        <w:t>layers as</w:t>
+      </w:r>
+      <w:r>
+        <w:rPr>
+          <w:rFonts w:ascii="Calibri" w:hAnsi="Calibri" w:eastAsia="Calibri" w:cs="Calibri"/>
+          <w:b w:val="0"/>
+          <w:bCs w:val="0"/>
+          <w:i w:val="0"/>
+          <w:iCs w:val="0"/>
+          <w:color w:val="1A1A1A"/>
+          <w:sz w:val="20"/>
+          <w:szCs w:val="20"/>
+          <w:lang w:val="en-US"/>
+        </w:rPr>
+        <w:t xml:space="preserve"> an Azure Solutions Architect &amp; Azure AI Engineer Associate delivering enterprise-scale cloud and AI platforms across the UK and India. Designs and deploys production LLM workflows and multi-agent systems (RAG pipelines, Foundry Agent Service, </w:t>
+      </w:r>
+      <w:r>
+        <w:rPr>
+          <w:rFonts w:ascii="Calibri" w:hAnsi="Calibri" w:eastAsia="Calibri" w:cs="Calibri"/>
+          <w:b w:val="0"/>
+          <w:bCs w:val="0"/>
+          <w:i w:val="0"/>
+          <w:iCs w:val="0"/>
+          <w:color w:val="1A1A1A"/>
+          <w:sz w:val="20"/>
+          <w:szCs w:val="20"/>
+          <w:lang w:val="en-US"/>
+        </w:rPr>
+        <w:t>LangGraph</w:t>
+      </w:r>
+      <w:r>
+        <w:rPr>
+          <w:rFonts w:ascii="Calibri" w:hAnsi="Calibri" w:eastAsia="Calibri" w:cs="Calibri"/>
+          <w:b w:val="0"/>
+          <w:bCs w:val="0"/>
+          <w:i w:val="0"/>
+          <w:iCs w:val="0"/>
+          <w:color w:val="1A1A1A"/>
+          <w:sz w:val="20"/>
+          <w:szCs w:val="20"/>
+          <w:lang w:val="en-US"/>
+        </w:rPr>
+        <w:t xml:space="preserve">, Microsoft Agent Framework, MCP server integrations) alongside the underlying cloud infrastructure (Azure PaaS, Infrastructure as Code via Terraform, observability with Azure Monitor/Application Insights), several shared as </w:t>
+      </w:r>
+      <w:hyperlink r:id="R1ae59a5462a04376">
         <w:r>
           <w:rPr>
             <w:rFonts w:ascii="Calibri" w:hAnsi="Calibri" w:eastAsia="Calibri" w:cs="Calibri"/>
@@ -182,6 +210,7 @@
             <w:sz w:val="20"/>
             <w:szCs w:val="20"/>
             <w:u w:val="single"/>
+            <w:lang w:val="en-US"/>
           </w:rPr>
           <w:t>open-source</w:t>
         </w:r>
@@ -196,10 +225,11 @@
           <w:color w:val="1A1A1A"/>
           <w:sz w:val="20"/>
           <w:szCs w:val="20"/>
-        </w:rPr>
-        <w:t xml:space="preserve"> reference projects. Architected and delivered complex Azure and AI solutions for FTSE 100 clients including </w:t>
-      </w:r>
-      <w:hyperlink r:id="R6379398199a24de6">
+          <w:lang w:val="en-US"/>
+        </w:rPr>
+        <w:t xml:space="preserve"> reference projects. Delivered complex Azure and AI solutions for FTSE 100 clients including </w:t>
+      </w:r>
+      <w:hyperlink r:id="Rd67496b003734911">
         <w:r>
           <w:rPr>
             <w:rStyle w:val="Hyperlink"/>
@@ -210,6 +240,7 @@
             <w:iCs w:val="0"/>
             <w:sz w:val="20"/>
             <w:szCs w:val="20"/>
+            <w:lang w:val="en-US"/>
           </w:rPr>
           <w:t>ASDA</w:t>
         </w:r>
@@ -224,10 +255,11 @@
           <w:color w:val="1A1A1A"/>
           <w:sz w:val="20"/>
           <w:szCs w:val="20"/>
+          <w:lang w:val="en-US"/>
         </w:rPr>
         <w:t xml:space="preserve">, </w:t>
       </w:r>
-      <w:hyperlink r:id="R50260c2f358d4d0b">
+      <w:hyperlink r:id="Raad12d6eaa44419b">
         <w:r>
           <w:rPr>
             <w:rStyle w:val="Hyperlink"/>
@@ -238,6 +270,7 @@
             <w:iCs w:val="0"/>
             <w:sz w:val="20"/>
             <w:szCs w:val="20"/>
+            <w:lang w:val="en-US"/>
           </w:rPr>
           <w:t>BP</w:t>
         </w:r>
@@ -252,10 +285,11 @@
           <w:color w:val="1A1A1A"/>
           <w:sz w:val="20"/>
           <w:szCs w:val="20"/>
+          <w:lang w:val="en-US"/>
         </w:rPr>
         <w:t xml:space="preserve">, </w:t>
       </w:r>
-      <w:hyperlink r:id="R0c02a3bb48d3457a">
+      <w:hyperlink r:id="Rb6e27967f3b74ac9">
         <w:r>
           <w:rPr>
             <w:rStyle w:val="Hyperlink"/>
@@ -266,6 +300,7 @@
             <w:iCs w:val="0"/>
             <w:sz w:val="20"/>
             <w:szCs w:val="20"/>
+            <w:lang w:val="en-US"/>
           </w:rPr>
           <w:t>AON</w:t>
         </w:r>
@@ -280,10 +315,11 @@
           <w:color w:val="1A1A1A"/>
           <w:sz w:val="20"/>
           <w:szCs w:val="20"/>
+          <w:lang w:val="en-US"/>
         </w:rPr>
         <w:t xml:space="preserve">, </w:t>
       </w:r>
-      <w:hyperlink r:id="R00100635b0074903">
+      <w:hyperlink r:id="Re4e2833822674674">
         <w:r>
           <w:rPr>
             <w:rStyle w:val="Hyperlink"/>
@@ -294,6 +330,7 @@
             <w:iCs w:val="0"/>
             <w:sz w:val="20"/>
             <w:szCs w:val="20"/>
+            <w:lang w:val="en-US"/>
           </w:rPr>
           <w:t>DLL</w:t>
         </w:r>
@@ -308,10 +345,11 @@
           <w:color w:val="1A1A1A"/>
           <w:sz w:val="20"/>
           <w:szCs w:val="20"/>
+          <w:lang w:val="en-US"/>
         </w:rPr>
         <w:t xml:space="preserve">, </w:t>
       </w:r>
-      <w:hyperlink r:id="Rf583bd894b9c49f4">
+      <w:hyperlink r:id="R829fc733b584410c">
         <w:r>
           <w:rPr>
             <w:rStyle w:val="Hyperlink"/>
@@ -322,6 +360,7 @@
             <w:iCs w:val="0"/>
             <w:sz w:val="20"/>
             <w:szCs w:val="20"/>
+            <w:lang w:val="en-US"/>
           </w:rPr>
           <w:t>CAPITA</w:t>
         </w:r>
@@ -336,10 +375,11 @@
           <w:color w:val="1A1A1A"/>
           <w:sz w:val="20"/>
           <w:szCs w:val="20"/>
-        </w:rPr>
-        <w:t xml:space="preserve">, and </w:t>
-      </w:r>
-      <w:hyperlink r:id="R87b687484c0a4db7">
+          <w:lang w:val="en-US"/>
+        </w:rPr>
+        <w:t xml:space="preserve">, </w:t>
+      </w:r>
+      <w:hyperlink r:id="R6205304f1ab34aa9">
         <w:r>
           <w:rPr>
             <w:rStyle w:val="Hyperlink"/>
@@ -350,6 +390,51 @@
             <w:iCs w:val="0"/>
             <w:sz w:val="20"/>
             <w:szCs w:val="20"/>
+            <w:lang w:val="en-US"/>
+          </w:rPr>
+          <w:t>UnitedHealth Group</w:t>
+        </w:r>
+      </w:hyperlink>
+      <w:r>
+        <w:rPr>
+          <w:rFonts w:ascii="Calibri" w:hAnsi="Calibri" w:eastAsia="Calibri" w:cs="Calibri"/>
+          <w:b w:val="0"/>
+          <w:bCs w:val="0"/>
+          <w:i w:val="0"/>
+          <w:iCs w:val="0"/>
+          <w:color w:val="1A1A1A"/>
+          <w:sz w:val="20"/>
+          <w:szCs w:val="20"/>
+          <w:lang w:val="en-US"/>
+        </w:rPr>
+        <w:t>,</w:t>
+      </w:r>
+      <w:r>
+        <w:rPr>
+          <w:rFonts w:ascii="Calibri" w:hAnsi="Calibri" w:eastAsia="Calibri" w:cs="Calibri"/>
+          <w:b w:val="0"/>
+          <w:bCs w:val="0"/>
+          <w:i w:val="0"/>
+          <w:iCs w:val="0"/>
+          <w:color w:val="1A1A1A"/>
+          <w:sz w:val="20"/>
+          <w:szCs w:val="20"/>
+          <w:lang w:val="en-US"/>
+        </w:rPr>
+        <w:t xml:space="preserve"> and </w:t>
+      </w:r>
+      <w:hyperlink r:id="Re54a2fd9dd5d4943">
+        <w:r>
+          <w:rPr>
+            <w:rStyle w:val="Hyperlink"/>
+            <w:rFonts w:ascii="Calibri" w:hAnsi="Calibri" w:eastAsia="Calibri" w:cs="Calibri"/>
+            <w:b w:val="0"/>
+            <w:bCs w:val="0"/>
+            <w:i w:val="0"/>
+            <w:iCs w:val="0"/>
+            <w:sz w:val="20"/>
+            <w:szCs w:val="20"/>
+            <w:lang w:val="en-US"/>
           </w:rPr>
           <w:t>Airbus</w:t>
         </w:r>
@@ -364,6 +449,7 @@
           <w:color w:val="1A1A1A"/>
           <w:sz w:val="20"/>
           <w:szCs w:val="20"/>
+          <w:lang w:val="en-US"/>
         </w:rPr>
         <w:t>, driving faster time-to-production for cloud and AI platforms, underpinned by delivery of high-quality web and API products at scale (27M+ monthly users) using Azure PaaS, Infrastructure as Code (Terraform), and observability tooling (Azure Monitor/Application Insights). Passionate about clean, testable code, TDD, security best practices, and cross-functional collaboration in Agile teams to deliver user-focused solutions that drive business value.</w:t>
       </w:r>
@@ -434,161 +520,7 @@
           <w:szCs w:val="20"/>
           <w:lang w:val="en-US"/>
         </w:rPr>
-        <w:t xml:space="preserve">Microsoft Foundry, Foundry Agent Service, Agentic Workflows, Multi-Agent Pipelines, </w:t>
-      </w:r>
-      <w:r>
-        <w:rPr>
-          <w:rFonts w:ascii="Calibri" w:hAnsi="Calibri" w:eastAsia="Calibri" w:cs="Calibri"/>
-          <w:b w:val="0"/>
-          <w:bCs w:val="0"/>
-          <w:i w:val="0"/>
-          <w:iCs w:val="0"/>
-          <w:color w:val="1A1A1A"/>
-          <w:sz w:val="20"/>
-          <w:szCs w:val="20"/>
-          <w:lang w:val="en-US"/>
-        </w:rPr>
-        <w:t>LangChain</w:t>
-      </w:r>
-      <w:r>
-        <w:rPr>
-          <w:rFonts w:ascii="Calibri" w:hAnsi="Calibri" w:eastAsia="Calibri" w:cs="Calibri"/>
-          <w:b w:val="0"/>
-          <w:bCs w:val="0"/>
-          <w:i w:val="0"/>
-          <w:iCs w:val="0"/>
-          <w:color w:val="1A1A1A"/>
-          <w:sz w:val="20"/>
-          <w:szCs w:val="20"/>
-          <w:lang w:val="en-US"/>
-        </w:rPr>
-        <w:t xml:space="preserve">, </w:t>
-      </w:r>
-      <w:r>
-        <w:rPr>
-          <w:rFonts w:ascii="Calibri" w:hAnsi="Calibri" w:eastAsia="Calibri" w:cs="Calibri"/>
-          <w:b w:val="0"/>
-          <w:bCs w:val="0"/>
-          <w:i w:val="0"/>
-          <w:iCs w:val="0"/>
-          <w:color w:val="1A1A1A"/>
-          <w:sz w:val="20"/>
-          <w:szCs w:val="20"/>
-          <w:lang w:val="en-US"/>
-        </w:rPr>
-        <w:t>LangGraph</w:t>
-      </w:r>
-      <w:r>
-        <w:rPr>
-          <w:rFonts w:ascii="Calibri" w:hAnsi="Calibri" w:eastAsia="Calibri" w:cs="Calibri"/>
-          <w:b w:val="0"/>
-          <w:bCs w:val="0"/>
-          <w:i w:val="0"/>
-          <w:iCs w:val="0"/>
-          <w:color w:val="1A1A1A"/>
-          <w:sz w:val="20"/>
-          <w:szCs w:val="20"/>
-          <w:lang w:val="en-US"/>
-        </w:rPr>
-        <w:t xml:space="preserve">, </w:t>
-      </w:r>
-      <w:r>
-        <w:rPr>
-          <w:rFonts w:ascii="Calibri" w:hAnsi="Calibri" w:eastAsia="Calibri" w:cs="Calibri"/>
-          <w:b w:val="0"/>
-          <w:bCs w:val="0"/>
-          <w:i w:val="0"/>
-          <w:iCs w:val="0"/>
-          <w:color w:val="1A1A1A"/>
-          <w:sz w:val="20"/>
-          <w:szCs w:val="20"/>
-          <w:lang w:val="en-US"/>
-        </w:rPr>
-        <w:t>LangSmith</w:t>
-      </w:r>
-      <w:r>
-        <w:rPr>
-          <w:rFonts w:ascii="Calibri" w:hAnsi="Calibri" w:eastAsia="Calibri" w:cs="Calibri"/>
-          <w:b w:val="0"/>
-          <w:bCs w:val="0"/>
-          <w:i w:val="0"/>
-          <w:iCs w:val="0"/>
-          <w:color w:val="1A1A1A"/>
-          <w:sz w:val="20"/>
-          <w:szCs w:val="20"/>
-          <w:lang w:val="en-US"/>
-        </w:rPr>
-        <w:t xml:space="preserve">, </w:t>
-      </w:r>
-      <w:r>
-        <w:rPr>
-          <w:rFonts w:ascii="Calibri" w:hAnsi="Calibri" w:eastAsia="Calibri" w:cs="Calibri"/>
-          <w:b w:val="0"/>
-          <w:bCs w:val="0"/>
-          <w:i w:val="0"/>
-          <w:iCs w:val="0"/>
-          <w:color w:val="1A1A1A"/>
-          <w:sz w:val="20"/>
-          <w:szCs w:val="20"/>
-          <w:lang w:val="en-US"/>
-        </w:rPr>
-        <w:t>AutoGen</w:t>
-      </w:r>
-      <w:r>
-        <w:rPr>
-          <w:rFonts w:ascii="Calibri" w:hAnsi="Calibri" w:eastAsia="Calibri" w:cs="Calibri"/>
-          <w:b w:val="0"/>
-          <w:bCs w:val="0"/>
-          <w:i w:val="0"/>
-          <w:iCs w:val="0"/>
-          <w:color w:val="1A1A1A"/>
-          <w:sz w:val="20"/>
-          <w:szCs w:val="20"/>
-          <w:lang w:val="en-US"/>
-        </w:rPr>
-        <w:t xml:space="preserve">, </w:t>
-      </w:r>
-      <w:r>
-        <w:rPr>
-          <w:rFonts w:ascii="Calibri" w:hAnsi="Calibri" w:eastAsia="Calibri" w:cs="Calibri"/>
-          <w:b w:val="0"/>
-          <w:bCs w:val="0"/>
-          <w:i w:val="0"/>
-          <w:iCs w:val="0"/>
-          <w:color w:val="1A1A1A"/>
-          <w:sz w:val="20"/>
-          <w:szCs w:val="20"/>
-          <w:lang w:val="en-US"/>
-        </w:rPr>
-        <w:t>CrewAI</w:t>
-      </w:r>
-      <w:r>
-        <w:rPr>
-          <w:rFonts w:ascii="Calibri" w:hAnsi="Calibri" w:eastAsia="Calibri" w:cs="Calibri"/>
-          <w:b w:val="0"/>
-          <w:bCs w:val="0"/>
-          <w:i w:val="0"/>
-          <w:iCs w:val="0"/>
-          <w:color w:val="1A1A1A"/>
-          <w:sz w:val="20"/>
-          <w:szCs w:val="20"/>
-          <w:lang w:val="en-US"/>
-        </w:rPr>
-        <w:t>, Semantic Kernel, MCP, Microsoft Agent Framework (MAF)</w:t>
-      </w:r>
-      <w:r>
-        <w:rPr>
-          <w:rFonts w:ascii="Calibri" w:hAnsi="Calibri" w:eastAsia="Calibri" w:cs="Calibri"/>
-          <w:b w:val="0"/>
-          <w:bCs w:val="0"/>
-          <w:i w:val="0"/>
-          <w:iCs w:val="0"/>
-          <w:color w:val="1A1A1A"/>
-          <w:sz w:val="20"/>
-          <w:szCs w:val="20"/>
-          <w:lang w:val="en-US"/>
-        </w:rPr>
-        <w:t>.</w:t>
+        <w:t xml:space="preserve">Microsoft Foundry, Foundry Agent Service, Agentic Workflows, Multi-Agent Pipelines, LangChain, LangGraph, LangSmith, AutoGen, CrewAI, Semantic Kernel, MCP, Microsoft Agent Framework (MAF).</w:t>
       </w:r>
     </w:p>
     <w:p xmlns:wp14="http://schemas.microsoft.com/office/word/2010/wordml" wp14:textId="1C8B0D17">
@@ -640,7 +572,7 @@
         <w:t>RAG, Prompt Engineering, Fine-Tuning, Vector/Semantic Search, Embeddings, LLM Evaluation, Red Teaming, Guardrails, Azure AI Content Safety, Agentic AI, Model Context Protocol (MCP), Retrieval-Augmented Generation Pipelines, LLM Orchestration, Chunking Strategies, Hybrid Search, Model Benchmarking, Hallucination Mitigation, Token Optimization, Multimodal AI (Vision + Language), Function/Tool Calling.</w:t>
       </w:r>
     </w:p>
-    <w:p xmlns:wp14="http://schemas.microsoft.com/office/word/2010/wordml" wp14:textId="62D1001C">
+    <w:p xmlns:wp14="http://schemas.microsoft.com/office/word/2010/wordml" wp14:textId="25930ECE">
       <w:pPr>
         <w:pStyle w:val="ListParagraph"/>
         <w:numPr>
@@ -683,7 +615,7 @@
           <w:sz w:val="20"/>
           <w:szCs w:val="20"/>
         </w:rPr>
-        <w:t>AI Search, Document Intelligence, Vision, Speech, Language, Translator, Cognitive Services, Hugging Face</w:t>
+        <w:t>AI Search, Document Intelligence, Vision, Speech, Language, Translator, Cognitive Services</w:t>
       </w:r>
       <w:r>
         <w:rPr>
@@ -699,7 +631,7 @@
         <w:t>.</w:t>
       </w:r>
     </w:p>
-    <w:p xmlns:wp14="http://schemas.microsoft.com/office/word/2010/wordml" wp14:textId="53AFC94B">
+    <w:p xmlns:wp14="http://schemas.microsoft.com/office/word/2010/wordml" wp14:textId="6652FDFF">
       <w:pPr>
         <w:pStyle w:val="ListParagraph"/>
         <w:numPr>
@@ -742,7 +674,7 @@
           <w:sz w:val="20"/>
           <w:szCs w:val="20"/>
         </w:rPr>
-        <w:t>Azure Functions, API Management, App Services, Cosmos DB, Event Hub, Service Bus, ACR, ACI, Azure Firewall, Application Gateway, VNET/NSG, Key Vault, Storage, Microsoft Entra ID, Azure Kubernetes Service (AKS), Azure SQL Database, Azure Monitor, Application Insights, Log Analytics, Logic Apps, Event Grid, Azure Load Balancer, Traffic Manager, Private Link/Endpoints, Managed Identities, Azure Policy, Cost Management, Well-Architected Framework.</w:t>
+        <w:t>Azure Functions, API Management, App Services, Cosmos DB, Event Hub, Service Bus, ACR, ACI, Azure Firewall, Application Gateway, VNET/NSG, Key Vault, Storage, Microsoft Entra ID, Azure Kubernetes Service (AKS), Azure SQL Database, Azure Monitor, Application Insights, Log Analytics, Logic Apps, Event Grid, Azure Load Balancer, Traffic Manager, Managed Identities, Azure Policy, Cost Management, Well-Architected Framework.</w:t>
       </w:r>
     </w:p>
     <w:p xmlns:wp14="http://schemas.microsoft.com/office/word/2010/wordml" wp14:textId="5A992851">
@@ -779,20 +711,7 @@
           <w:sz w:val="20"/>
           <w:szCs w:val="20"/>
         </w:rPr>
-        <w:t>Python, C#, .NET Core, T-SQL, JavaScript, Azure DevOps, Terraform, Jenkins, CI/CD, Containerization, Observability</w:t>
-      </w:r>
-      <w:r>
-        <w:rPr>
-          <w:rFonts w:ascii="Calibri" w:hAnsi="Calibri" w:eastAsia="Calibri" w:cs="Calibri"/>
-          <w:b w:val="0"/>
-          <w:bCs w:val="0"/>
-          <w:i w:val="0"/>
-          <w:iCs w:val="0"/>
-          <w:color w:val="1A1A1A"/>
-          <w:sz w:val="20"/>
-          <w:szCs w:val="20"/>
-        </w:rPr>
-        <w:t>.</w:t>
+        <w:t>Python, C#, .NET Core, T-SQL, JavaScript, Azure DevOps, Terraform, Jenkins, CI/CD, Containerization, Observability.</w:t>
       </w:r>
     </w:p>
     <w:p xmlns:wp14="http://schemas.microsoft.com/office/word/2010/wordml" wp14:textId="71EEED02">
@@ -838,20 +757,7 @@
           <w:sz w:val="20"/>
           <w:szCs w:val="20"/>
         </w:rPr>
-        <w:t>Microservices, Serverless, Event-Driven, Enterprise Architecture, Agile, Pre-Sales, Stakeholder Management</w:t>
-      </w:r>
-      <w:r>
-        <w:rPr>
-          <w:rFonts w:ascii="Calibri" w:hAnsi="Calibri" w:eastAsia="Calibri" w:cs="Calibri"/>
-          <w:b w:val="0"/>
-          <w:bCs w:val="0"/>
-          <w:i w:val="0"/>
-          <w:iCs w:val="0"/>
-          <w:color w:val="1A1A1A"/>
-          <w:sz w:val="20"/>
-          <w:szCs w:val="20"/>
-        </w:rPr>
-        <w:t>.</w:t>
+        <w:t>Microservices, Serverless, Event-Driven, Enterprise Architecture, Agile, Pre-Sales, Stakeholder Management.</w:t>
       </w:r>
     </w:p>
     <w:p xmlns:wp14="http://schemas.microsoft.com/office/word/2010/wordml" wp14:textId="4B3A5702">
@@ -888,20 +794,7 @@
           <w:sz w:val="20"/>
           <w:szCs w:val="20"/>
         </w:rPr>
-        <w:t>APIs, JavaScript, HTML, CSS, jQuery</w:t>
-      </w:r>
-      <w:r>
-        <w:rPr>
-          <w:rFonts w:ascii="Calibri" w:hAnsi="Calibri" w:eastAsia="Calibri" w:cs="Calibri"/>
-          <w:b w:val="0"/>
-          <w:bCs w:val="0"/>
-          <w:i w:val="0"/>
-          <w:iCs w:val="0"/>
-          <w:color w:val="1A1A1A"/>
-          <w:sz w:val="20"/>
-          <w:szCs w:val="20"/>
-        </w:rPr>
-        <w:t>.</w:t>
+        <w:t>APIs, JavaScript, HTML, CSS, jQuery.</w:t>
       </w:r>
     </w:p>
     <w:p xmlns:wp14="http://schemas.microsoft.com/office/word/2010/wordml" wp14:textId="77777777">
@@ -973,43 +866,7 @@
           <w:sz w:val="21"/>
           <w:szCs w:val="21"/>
         </w:rPr>
-        <w:t xml:space="preserve">               </w:t>
-      </w:r>
-      <w:r>
-        <w:rPr>
-          <w:rFonts w:ascii="Calibri" w:hAnsi="Calibri" w:eastAsia="Calibri" w:cs="Calibri"/>
-          <w:color w:val="1A1A1A"/>
-          <w:sz w:val="21"/>
-          <w:szCs w:val="21"/>
-        </w:rPr>
-        <w:t xml:space="preserve"> </w:t>
-      </w:r>
-      <w:r>
-        <w:rPr>
-          <w:rFonts w:ascii="Calibri" w:hAnsi="Calibri" w:eastAsia="Calibri" w:cs="Calibri"/>
-          <w:color w:val="1A1A1A"/>
-          <w:sz w:val="21"/>
-          <w:szCs w:val="21"/>
-        </w:rPr>
-        <w:t xml:space="preserve">                                                                         </w:t>
-      </w:r>
-      <w:r>
-        <w:rPr>
-          <w:rFonts w:ascii="Calibri" w:hAnsi="Calibri" w:eastAsia="Calibri" w:cs="Calibri"/>
-          <w:color w:val="1A1A1A"/>
-          <w:sz w:val="21"/>
-          <w:szCs w:val="21"/>
-        </w:rPr>
-        <w:t>A</w:t>
-      </w:r>
-      <w:r>
-        <w:rPr>
-          <w:rFonts w:ascii="Calibri" w:hAnsi="Calibri" w:eastAsia="Calibri" w:cs="Calibri"/>
-          <w:color w:val="1A1A1A"/>
-          <w:sz w:val="21"/>
-          <w:szCs w:val="21"/>
-        </w:rPr>
-        <w:t>pr 2021 – Present</w:t>
+        <w:t xml:space="preserve">                                                                                         Apr 2021 – Present</w:t>
       </w:r>
     </w:p>
     <w:p xmlns:wp14="http://schemas.microsoft.com/office/word/2010/wordml" wp14:textId="407EB7EE">
@@ -1073,7 +930,7 @@
         <w:t>, supporting the separation of 2,500+ systems from Walmart and improving e-commerce throughput by 30% through event-driven microservices and Azure API Management (APIM), exposing high-traffic applications for public and private access with 99% uptime and a 35% efficiency gain, driving a 28% boost in user engagement and a 42% reduction in page load times.</w:t>
       </w:r>
     </w:p>
-    <w:p xmlns:wp14="http://schemas.microsoft.com/office/word/2010/wordml" wp14:textId="69A1E37E">
+    <w:p xmlns:wp14="http://schemas.microsoft.com/office/word/2010/wordml" wp14:textId="69A1E37D">
       <w:pPr>
         <w:pStyle w:val="ListParagraph"/>
         <w:numPr>
@@ -1095,94 +952,10 @@
           <w:szCs w:val="20"/>
           <w:lang w:val="en-US"/>
         </w:rPr>
-        <w:t xml:space="preserve">Designed and delivered RAG-based conversational AI systems using Microsoft Foundry and Azure AI </w:t>
-      </w:r>
-      <w:r>
-        <w:rPr>
-          <w:rFonts w:ascii="Calibri" w:hAnsi="Calibri" w:eastAsia="Calibri" w:cs="Calibri"/>
-          <w:b w:val="0"/>
-          <w:bCs w:val="0"/>
-          <w:i w:val="0"/>
-          <w:iCs w:val="0"/>
-          <w:color w:val="1A1A1A"/>
-          <w:sz w:val="20"/>
-          <w:szCs w:val="20"/>
-          <w:lang w:val="en-US"/>
-        </w:rPr>
-        <w:t>Search and</w:t>
-      </w:r>
-      <w:r>
-        <w:rPr>
-          <w:rFonts w:ascii="Calibri" w:hAnsi="Calibri" w:eastAsia="Calibri" w:cs="Calibri"/>
-          <w:b w:val="0"/>
-          <w:bCs w:val="0"/>
-          <w:i w:val="0"/>
-          <w:iCs w:val="0"/>
-          <w:color w:val="1A1A1A"/>
-          <w:sz w:val="20"/>
-          <w:szCs w:val="20"/>
-          <w:lang w:val="en-US"/>
-        </w:rPr>
-        <w:t xml:space="preserve"> built multi-agent AI pipelines with </w:t>
-      </w:r>
-      <w:r>
-        <w:rPr>
-          <w:rFonts w:ascii="Calibri" w:hAnsi="Calibri" w:eastAsia="Calibri" w:cs="Calibri"/>
-          <w:b w:val="0"/>
-          <w:bCs w:val="0"/>
-          <w:i w:val="0"/>
-          <w:iCs w:val="0"/>
-          <w:color w:val="1A1A1A"/>
-          <w:sz w:val="20"/>
-          <w:szCs w:val="20"/>
-          <w:lang w:val="en-US"/>
-        </w:rPr>
-        <w:t>LangGraph</w:t>
-      </w:r>
-      <w:r>
-        <w:rPr>
-          <w:rFonts w:ascii="Calibri" w:hAnsi="Calibri" w:eastAsia="Calibri" w:cs="Calibri"/>
-          <w:b w:val="0"/>
-          <w:bCs w:val="0"/>
-          <w:i w:val="0"/>
-          <w:iCs w:val="0"/>
-          <w:color w:val="1A1A1A"/>
-          <w:sz w:val="20"/>
-          <w:szCs w:val="20"/>
-          <w:lang w:val="en-US"/>
-        </w:rPr>
-        <w:t xml:space="preserve"> and Foundry Agent Service, including supervisor routing, retry logic, and </w:t>
-      </w:r>
-      <w:r>
-        <w:rPr>
-          <w:rFonts w:ascii="Calibri" w:hAnsi="Calibri" w:eastAsia="Calibri" w:cs="Calibri"/>
-          <w:b w:val="0"/>
-          <w:bCs w:val="0"/>
-          <w:i w:val="0"/>
-          <w:iCs w:val="0"/>
-          <w:color w:val="1A1A1A"/>
-          <w:sz w:val="20"/>
-          <w:szCs w:val="20"/>
-          <w:lang w:val="en-US"/>
-        </w:rPr>
-        <w:t>LangSmith</w:t>
-      </w:r>
-      <w:r>
-        <w:rPr>
-          <w:rFonts w:ascii="Calibri" w:hAnsi="Calibri" w:eastAsia="Calibri" w:cs="Calibri"/>
-          <w:b w:val="0"/>
-          <w:bCs w:val="0"/>
-          <w:i w:val="0"/>
-          <w:iCs w:val="0"/>
-          <w:color w:val="1A1A1A"/>
-          <w:sz w:val="20"/>
-          <w:szCs w:val="20"/>
-          <w:lang w:val="en-US"/>
-        </w:rPr>
-        <w:t xml:space="preserve"> observability.</w:t>
-      </w:r>
-    </w:p>
-    <w:p xmlns:wp14="http://schemas.microsoft.com/office/word/2010/wordml" wp14:textId="77777777">
+        <w:t xml:space="preserve">Built demand-forecasting and inventory/stock-prediction models for ASDA's retail operations, feeding predictive outputs into downstream Azure-hosted planning workflows to support stock availability decisions.</w:t>
+      </w:r>
+    </w:p>
+    <w:p xmlns:wp14="http://schemas.microsoft.com/office/word/2010/wordml" wp14:textId="69A1E37E">
       <w:pPr>
         <w:pStyle w:val="ListParagraph"/>
         <w:numPr>
@@ -1202,8 +975,9 @@
           <w:color w:val="1A1A1A"/>
           <w:sz w:val="20"/>
           <w:szCs w:val="20"/>
-        </w:rPr>
-        <w:t>Developed and published open-source Microsoft Foundry reference repositories (30+ evaluation scripts, multimodal agents, function calling, agent memory, MCP integration), widely used as reference material by developers building enterprise AI agents on Azure.</w:t>
+          <w:lang w:val="en-US"/>
+        </w:rPr>
+        <w:t>Designed and delivered RAG-based conversational AI systems using Microsoft Foundry and Azure AI Search and built multi-agent AI pipelines with LangGraph and Foundry Agent Service, including supervisor routing, retry logic, and LangSmith observability.</w:t>
       </w:r>
     </w:p>
     <w:p>
@@ -1236,20 +1010,7 @@
           <w:sz w:val="20"/>
           <w:szCs w:val="20"/>
         </w:rPr>
-        <w:t xml:space="preserve">Drove </w:t>
-      </w:r>
-      <w:r>
-        <w:rPr>
-          <w:rFonts w:ascii="Calibri" w:hAnsi="Calibri" w:eastAsia="Calibri" w:cs="Calibri"/>
-          <w:b w:val="0"/>
-          <w:bCs w:val="0"/>
-          <w:i w:val="0"/>
-          <w:iCs w:val="0"/>
-          <w:color w:val="1A1A1A"/>
-          <w:sz w:val="20"/>
-          <w:szCs w:val="20"/>
-        </w:rPr>
-        <w:t xml:space="preserve">Microsoft Purview-integrated metadata ingestion pipelines for </w:t>
+        <w:t xml:space="preserve">Drove Microsoft Purview-integrated metadata ingestion pipelines for </w:t>
       </w:r>
       <w:hyperlink r:id="R119cab70223a48e8">
         <w:r>
@@ -1394,43 +1155,7 @@
           <w:sz w:val="21"/>
           <w:szCs w:val="21"/>
         </w:rPr>
-        <w:t xml:space="preserve">  </w:t>
-      </w:r>
-      <w:r>
-        <w:rPr>
-          <w:rFonts w:ascii="Calibri" w:hAnsi="Calibri" w:eastAsia="Calibri" w:cs="Calibri"/>
-          <w:color w:val="1A1A1A"/>
-          <w:sz w:val="21"/>
-          <w:szCs w:val="21"/>
-        </w:rPr>
-        <w:t xml:space="preserve">                                         </w:t>
-      </w:r>
-      <w:r>
-        <w:rPr>
-          <w:rFonts w:ascii="Calibri" w:hAnsi="Calibri" w:eastAsia="Calibri" w:cs="Calibri"/>
-          <w:color w:val="1A1A1A"/>
-          <w:sz w:val="21"/>
-          <w:szCs w:val="21"/>
-        </w:rPr>
-        <w:t xml:space="preserve">                                                     </w:t>
-      </w:r>
-      <w:r>
-        <w:rPr>
-          <w:rFonts w:ascii="Calibri" w:hAnsi="Calibri" w:eastAsia="Calibri" w:cs="Calibri"/>
-          <w:color w:val="1A1A1A"/>
-          <w:sz w:val="21"/>
-          <w:szCs w:val="21"/>
-        </w:rPr>
-        <w:t>J</w:t>
-      </w:r>
-      <w:r>
-        <w:rPr>
-          <w:rFonts w:ascii="Calibri" w:hAnsi="Calibri" w:eastAsia="Calibri" w:cs="Calibri"/>
-          <w:color w:val="1A1A1A"/>
-          <w:sz w:val="21"/>
-          <w:szCs w:val="21"/>
-        </w:rPr>
-        <w:t>ul 2020 – Apr 2021</w:t>
+        <w:t xml:space="preserve">                                                                                                Jul 2020 – Apr 2021</w:t>
       </w:r>
     </w:p>
     <w:p>
@@ -1467,7 +1192,35 @@
           <w:sz w:val="20"/>
           <w:szCs w:val="20"/>
         </w:rPr>
-        <w:t>Directed cloud modernization for UnitedHealth Group, migrating 4 legacy applications to Azure PaaS using microservices and Azure Functions, reducing infrastructure costs by an estimated 36% and improving API performance by 37% (measured via Application Insights).</w:t>
+        <w:t xml:space="preserve">Directed cloud modernization for </w:t>
+      </w:r>
+      <w:hyperlink r:id="R1a9783eb8be044f3">
+        <w:r>
+          <w:rPr>
+            <w:rStyle w:val="Hyperlink"/>
+            <w:rFonts w:ascii="Calibri" w:hAnsi="Calibri" w:eastAsia="Calibri" w:cs="Calibri"/>
+            <w:b w:val="0"/>
+            <w:bCs w:val="0"/>
+            <w:i w:val="0"/>
+            <w:iCs w:val="0"/>
+            <w:sz w:val="20"/>
+            <w:szCs w:val="20"/>
+          </w:rPr>
+          <w:t>UnitedHealth Group</w:t>
+        </w:r>
+      </w:hyperlink>
+      <w:r>
+        <w:rPr>
+          <w:rFonts w:ascii="Calibri" w:hAnsi="Calibri" w:eastAsia="Calibri" w:cs="Calibri"/>
+          <w:b w:val="0"/>
+          <w:bCs w:val="0"/>
+          <w:i w:val="0"/>
+          <w:iCs w:val="0"/>
+          <w:color w:val="1A1A1A"/>
+          <w:sz w:val="20"/>
+          <w:szCs w:val="20"/>
+        </w:rPr>
+        <w:t>, migrating 4 legacy applications to Azure PaaS using microservices and Azure Functions, reducing infrastructure costs by an estimated 36% and improving API performance by 37% (measured via Application Insights).</w:t>
       </w:r>
     </w:p>
     <w:p>
@@ -1556,70 +1309,7 @@
           <w:sz w:val="21"/>
           <w:szCs w:val="21"/>
         </w:rPr>
-        <w:t xml:space="preserve"> </w:t>
-      </w:r>
-      <w:r>
-        <w:rPr>
-          <w:rFonts w:ascii="Calibri" w:hAnsi="Calibri" w:eastAsia="Calibri" w:cs="Calibri"/>
-          <w:color w:val="1A1A1A"/>
-          <w:sz w:val="21"/>
-          <w:szCs w:val="21"/>
-        </w:rPr>
-        <w:t xml:space="preserve">                                     </w:t>
-      </w:r>
-      <w:r>
-        <w:rPr>
-          <w:rFonts w:ascii="Calibri" w:hAnsi="Calibri" w:eastAsia="Calibri" w:cs="Calibri"/>
-          <w:color w:val="1A1A1A"/>
-          <w:sz w:val="21"/>
-          <w:szCs w:val="21"/>
-        </w:rPr>
-        <w:t xml:space="preserve"> </w:t>
-      </w:r>
-      <w:r>
-        <w:rPr>
-          <w:rFonts w:ascii="Calibri" w:hAnsi="Calibri" w:eastAsia="Calibri" w:cs="Calibri"/>
-          <w:color w:val="1A1A1A"/>
-          <w:sz w:val="21"/>
-          <w:szCs w:val="21"/>
-        </w:rPr>
-        <w:t xml:space="preserve"> </w:t>
-      </w:r>
-      <w:r>
-        <w:rPr>
-          <w:rFonts w:ascii="Calibri" w:hAnsi="Calibri" w:eastAsia="Calibri" w:cs="Calibri"/>
-          <w:color w:val="1A1A1A"/>
-          <w:sz w:val="21"/>
-          <w:szCs w:val="21"/>
-        </w:rPr>
-        <w:t xml:space="preserve">            </w:t>
-      </w:r>
-      <w:r>
-        <w:rPr>
-          <w:rFonts w:ascii="Calibri" w:hAnsi="Calibri" w:eastAsia="Calibri" w:cs="Calibri"/>
-          <w:color w:val="1A1A1A"/>
-          <w:sz w:val="21"/>
-          <w:szCs w:val="21"/>
-        </w:rPr>
-        <w:t xml:space="preserve">                                                 </w:t>
-      </w:r>
-      <w:r>
-        <w:rPr>
-          <w:rFonts w:ascii="Calibri" w:hAnsi="Calibri" w:eastAsia="Calibri" w:cs="Calibri"/>
-          <w:color w:val="1A1A1A"/>
-          <w:sz w:val="21"/>
-          <w:szCs w:val="21"/>
-        </w:rPr>
-        <w:t>A</w:t>
-      </w:r>
-      <w:r>
-        <w:rPr>
-          <w:rFonts w:ascii="Calibri" w:hAnsi="Calibri" w:eastAsia="Calibri" w:cs="Calibri"/>
-          <w:color w:val="1A1A1A"/>
-          <w:sz w:val="21"/>
-          <w:szCs w:val="21"/>
-        </w:rPr>
-        <w:t>ug 2013 – Mar 2020</w:t>
+        <w:t xml:space="preserve">                                                                                                     Aug 2013 – Mar 2020</w:t>
       </w:r>
     </w:p>
     <w:p>
@@ -1654,49 +1344,7 @@
           <w:szCs w:val="20"/>
           <w:lang w:val="en-US"/>
         </w:rPr>
-        <w:t xml:space="preserve">Spearheaded </w:t>
-      </w:r>
-      <w:r>
-        <w:rPr>
-          <w:rFonts w:ascii="Calibri" w:hAnsi="Calibri" w:eastAsia="Calibri" w:cs="Calibri"/>
-          <w:b w:val="0"/>
-          <w:bCs w:val="0"/>
-          <w:i w:val="0"/>
-          <w:iCs w:val="0"/>
-          <w:color w:val="1A1A1A"/>
-          <w:sz w:val="20"/>
-          <w:szCs w:val="20"/>
-          <w:lang w:val="en-US"/>
-        </w:rPr>
-        <w:t xml:space="preserve">digital transformation </w:t>
-      </w:r>
-      <w:r>
-        <w:rPr>
-          <w:rFonts w:ascii="Calibri" w:hAnsi="Calibri" w:eastAsia="Calibri" w:cs="Calibri"/>
-          <w:b w:val="0"/>
-          <w:bCs w:val="0"/>
-          <w:i w:val="0"/>
-          <w:iCs w:val="0"/>
-          <w:color w:val="1A1A1A"/>
-          <w:sz w:val="20"/>
-          <w:szCs w:val="20"/>
-          <w:lang w:val="en-US"/>
-        </w:rPr>
-        <w:t>programmes</w:t>
-      </w:r>
-      <w:r>
-        <w:rPr>
-          <w:rFonts w:ascii="Calibri" w:hAnsi="Calibri" w:eastAsia="Calibri" w:cs="Calibri"/>
-          <w:b w:val="0"/>
-          <w:bCs w:val="0"/>
-          <w:i w:val="0"/>
-          <w:iCs w:val="0"/>
-          <w:color w:val="1A1A1A"/>
-          <w:sz w:val="20"/>
-          <w:szCs w:val="20"/>
-          <w:lang w:val="en-US"/>
-        </w:rPr>
-        <w:t xml:space="preserve"> for </w:t>
+        <w:t xml:space="preserve">Spearheaded digital transformation programmes for </w:t>
       </w:r>
       <w:hyperlink r:id="Rf633635b44304278">
         <w:r>
@@ -1850,49 +1498,7 @@
           <w:szCs w:val="20"/>
           <w:lang w:val="en-US"/>
         </w:rPr>
-        <w:t xml:space="preserve">Managed </w:t>
-      </w:r>
-      <w:r>
-        <w:rPr>
-          <w:rFonts w:ascii="Calibri" w:hAnsi="Calibri" w:eastAsia="Calibri" w:cs="Calibri"/>
-          <w:b w:val="0"/>
-          <w:bCs w:val="0"/>
-          <w:i w:val="0"/>
-          <w:iCs w:val="0"/>
-          <w:color w:val="1A1A1A"/>
-          <w:sz w:val="20"/>
-          <w:szCs w:val="20"/>
-          <w:lang w:val="en-US"/>
-        </w:rPr>
-        <w:t xml:space="preserve">Agile teams of 8–12 engineers across design, development, and </w:t>
-      </w:r>
-      <w:r>
-        <w:rPr>
-          <w:rFonts w:ascii="Calibri" w:hAnsi="Calibri" w:eastAsia="Calibri" w:cs="Calibri"/>
-          <w:b w:val="0"/>
-          <w:bCs w:val="0"/>
-          <w:i w:val="0"/>
-          <w:iCs w:val="0"/>
-          <w:color w:val="1A1A1A"/>
-          <w:sz w:val="20"/>
-          <w:szCs w:val="20"/>
-          <w:lang w:val="en-US"/>
-        </w:rPr>
-        <w:t>testing</w:t>
-      </w:r>
-      <w:r>
-        <w:rPr>
-          <w:rFonts w:ascii="Calibri" w:hAnsi="Calibri" w:eastAsia="Calibri" w:cs="Calibri"/>
-          <w:b w:val="0"/>
-          <w:bCs w:val="0"/>
-          <w:i w:val="0"/>
-          <w:iCs w:val="0"/>
-          <w:color w:val="1A1A1A"/>
-          <w:sz w:val="20"/>
-          <w:szCs w:val="20"/>
-          <w:lang w:val="en-US"/>
-        </w:rPr>
-        <w:t>.</w:t>
+        <w:t xml:space="preserve">Managed Agile teams of 8–12 engineers across design, development, and testing.</w:t>
       </w:r>
     </w:p>
     <w:p>
@@ -1962,49 +1568,7 @@
           <w:szCs w:val="20"/>
           <w:lang w:val="en-US"/>
         </w:rPr>
-        <w:t xml:space="preserve">Orchestrated </w:t>
-      </w:r>
-      <w:r>
-        <w:rPr>
-          <w:rFonts w:ascii="Calibri" w:hAnsi="Calibri" w:eastAsia="Calibri" w:cs="Calibri"/>
-          <w:b w:val="0"/>
-          <w:bCs w:val="0"/>
-          <w:i w:val="0"/>
-          <w:iCs w:val="0"/>
-          <w:color w:val="1A1A1A"/>
-          <w:sz w:val="20"/>
-          <w:szCs w:val="20"/>
-          <w:lang w:val="en-US"/>
-        </w:rPr>
-        <w:t xml:space="preserve">client technical presentations, </w:t>
-      </w:r>
-      <w:r>
-        <w:rPr>
-          <w:rFonts w:ascii="Calibri" w:hAnsi="Calibri" w:eastAsia="Calibri" w:cs="Calibri"/>
-          <w:b w:val="0"/>
-          <w:bCs w:val="0"/>
-          <w:i w:val="0"/>
-          <w:iCs w:val="0"/>
-          <w:color w:val="1A1A1A"/>
-          <w:sz w:val="20"/>
-          <w:szCs w:val="20"/>
-          <w:lang w:val="en-US"/>
-        </w:rPr>
-        <w:t>communicating</w:t>
-      </w:r>
-      <w:r>
-        <w:rPr>
-          <w:rFonts w:ascii="Calibri" w:hAnsi="Calibri" w:eastAsia="Calibri" w:cs="Calibri"/>
-          <w:b w:val="0"/>
-          <w:bCs w:val="0"/>
-          <w:i w:val="0"/>
-          <w:iCs w:val="0"/>
-          <w:color w:val="1A1A1A"/>
-          <w:sz w:val="20"/>
-          <w:szCs w:val="20"/>
-          <w:lang w:val="en-US"/>
-        </w:rPr>
-        <w:t xml:space="preserve"> solution architecture and value to stakeholders.</w:t>
+        <w:t xml:space="preserve">Orchestrated client technical presentations, communicating solution architecture and value to stakeholders.</w:t>
       </w:r>
     </w:p>
     <w:p xmlns:wp14="http://schemas.microsoft.com/office/word/2010/wordml" wp14:textId="10565B9E">
@@ -2056,34 +1620,7 @@
           <w:sz w:val="21"/>
           <w:szCs w:val="21"/>
         </w:rPr>
-        <w:t xml:space="preserve">  </w:t>
-      </w:r>
-      <w:r>
-        <w:rPr>
-          <w:rFonts w:ascii="Calibri" w:hAnsi="Calibri" w:eastAsia="Calibri" w:cs="Calibri"/>
-          <w:color w:val="1A1A1A"/>
-          <w:sz w:val="21"/>
-          <w:szCs w:val="21"/>
-        </w:rPr>
-        <w:t xml:space="preserve">                                                                                   </w:t>
-      </w:r>
-      <w:r>
-        <w:rPr>
-          <w:rFonts w:ascii="Calibri" w:hAnsi="Calibri" w:eastAsia="Calibri" w:cs="Calibri"/>
-          <w:color w:val="1A1A1A"/>
-          <w:sz w:val="21"/>
-          <w:szCs w:val="21"/>
-        </w:rPr>
-        <w:t>J</w:t>
-      </w:r>
-      <w:r>
-        <w:rPr>
-          <w:rFonts w:ascii="Calibri" w:hAnsi="Calibri" w:eastAsia="Calibri" w:cs="Calibri"/>
-          <w:color w:val="1A1A1A"/>
-          <w:sz w:val="21"/>
-          <w:szCs w:val="21"/>
-        </w:rPr>
-        <w:t>un 2011 – Jul 2013</w:t>
+        <w:t xml:space="preserve">                                                                                     Jun 2011 – Jul 2013</w:t>
       </w:r>
     </w:p>
     <w:p>
@@ -2116,22 +1653,9 @@
           <w:sz w:val="20"/>
           <w:szCs w:val="20"/>
         </w:rPr>
-        <w:t xml:space="preserve">Implemented </w:t>
-      </w:r>
-      <w:r>
-        <w:rPr>
-          <w:rFonts w:ascii="Calibri" w:hAnsi="Calibri" w:eastAsia="Calibri" w:cs="Calibri"/>
-          <w:b w:val="0"/>
-          <w:bCs w:val="0"/>
-          <w:i w:val="0"/>
-          <w:iCs w:val="0"/>
-          <w:color w:val="1A1A1A"/>
-          <w:sz w:val="20"/>
-          <w:szCs w:val="20"/>
-        </w:rPr>
-        <w:t xml:space="preserve">Azure-based digital platforms for </w:t>
-      </w:r>
-      <w:hyperlink r:id="Rde9d5c9c1c334037">
+        <w:t xml:space="preserve">Implemented Azure-based digital platforms for </w:t>
+      </w:r>
+      <w:hyperlink r:id="Rd0f10dd84cba48d3">
         <w:r>
           <w:rPr>
             <w:rStyle w:val="Hyperlink"/>
@@ -2157,7 +1681,35 @@
           <w:sz w:val="20"/>
           <w:szCs w:val="20"/>
         </w:rPr>
-        <w:t xml:space="preserve"> and Airbus, including portals, dashboards, and enterprise integrations, using services such as Azure App Service and Azure Functions.</w:t>
+        <w:t xml:space="preserve"> and </w:t>
+      </w:r>
+      <w:hyperlink r:id="Rd17a0a6b1a854eb1">
+        <w:r>
+          <w:rPr>
+            <w:rStyle w:val="Hyperlink"/>
+            <w:rFonts w:ascii="Calibri" w:hAnsi="Calibri" w:eastAsia="Calibri" w:cs="Calibri"/>
+            <w:b w:val="0"/>
+            <w:bCs w:val="0"/>
+            <w:i w:val="0"/>
+            <w:iCs w:val="0"/>
+            <w:sz w:val="20"/>
+            <w:szCs w:val="20"/>
+          </w:rPr>
+          <w:t>Airbus</w:t>
+        </w:r>
+      </w:hyperlink>
+      <w:r>
+        <w:rPr>
+          <w:rFonts w:ascii="Calibri" w:hAnsi="Calibri" w:eastAsia="Calibri" w:cs="Calibri"/>
+          <w:b w:val="0"/>
+          <w:bCs w:val="0"/>
+          <w:i w:val="0"/>
+          <w:iCs w:val="0"/>
+          <w:color w:val="1A1A1A"/>
+          <w:sz w:val="20"/>
+          <w:szCs w:val="20"/>
+        </w:rPr>
+        <w:t>, including portals, dashboards, and enterprise integrations, using services such as Azure App Service and Azure Functions.</w:t>
       </w:r>
     </w:p>
     <w:p>
@@ -2266,94 +1818,98 @@
           <w:sz w:val="21"/>
           <w:szCs w:val="21"/>
         </w:rPr>
-        <w:t xml:space="preserve">              </w:t>
-      </w:r>
-      <w:r>
-        <w:rPr>
-          <w:rFonts w:ascii="Calibri" w:hAnsi="Calibri" w:eastAsia="Calibri" w:cs="Calibri"/>
-          <w:color w:val="1A1A1A"/>
-          <w:sz w:val="21"/>
-          <w:szCs w:val="21"/>
-        </w:rPr>
-        <w:t xml:space="preserve">   </w:t>
-      </w:r>
-      <w:r>
-        <w:rPr>
-          <w:rFonts w:ascii="Calibri" w:hAnsi="Calibri" w:eastAsia="Calibri" w:cs="Calibri"/>
-          <w:color w:val="1A1A1A"/>
-          <w:sz w:val="21"/>
-          <w:szCs w:val="21"/>
+        <w:t xml:space="preserve">                             May 2008 – Jun 2011</w:t>
+      </w:r>
+    </w:p>
+    <w:p>
+      <w:pPr>
+        <w:pStyle w:val="ListParagraph"/>
+        <w:numPr>
+          <w:ilvl w:val="0"/>
+          <w:numId w:val="1"/>
+        </w:numPr>
+        <w:spacing w:after="40" w:line="235" w:lineRule="auto"/>
+        <w:rPr>
+          <w:rFonts w:ascii="Calibri" w:hAnsi="Calibri" w:eastAsia="Calibri" w:cs="Calibri"/>
+          <w:b w:val="0"/>
+          <w:bCs w:val="0"/>
+          <w:i w:val="0"/>
+          <w:iCs w:val="0"/>
+          <w:color w:val="1A1A1A"/>
+          <w:sz w:val="20"/>
+          <w:szCs w:val="20"/>
+          <w:lang w:val="en-GB"/>
+        </w:rPr>
+      </w:pPr>
+      <w:r>
+        <w:rPr>
+          <w:rFonts w:ascii="Calibri" w:hAnsi="Calibri" w:eastAsia="Calibri" w:cs="Calibri"/>
+          <w:b w:val="0"/>
+          <w:bCs w:val="0"/>
+          <w:i w:val="0"/>
+          <w:iCs w:val="0"/>
+          <w:color w:val="1A1A1A"/>
+          <w:sz w:val="20"/>
+          <w:szCs w:val="20"/>
+          <w:lang w:val="en-GB"/>
+        </w:rPr>
+        <w:t>Contributed to the</w:t>
+      </w:r>
+      <w:r>
+        <w:rPr>
+          <w:rFonts w:ascii="Calibri" w:hAnsi="Calibri" w:eastAsia="Calibri" w:cs="Calibri"/>
+          <w:b w:val="0"/>
+          <w:bCs w:val="0"/>
+          <w:i w:val="0"/>
+          <w:iCs w:val="0"/>
+          <w:color w:val="1A1A1A"/>
+          <w:sz w:val="20"/>
+          <w:szCs w:val="20"/>
+          <w:lang w:val="en-GB"/>
         </w:rPr>
         <w:t xml:space="preserve"> </w:t>
       </w:r>
       <w:r>
         <w:rPr>
           <w:rFonts w:ascii="Calibri" w:hAnsi="Calibri" w:eastAsia="Calibri" w:cs="Calibri"/>
-          <w:color w:val="1A1A1A"/>
-          <w:sz w:val="21"/>
-          <w:szCs w:val="21"/>
-        </w:rPr>
-        <w:t xml:space="preserve">    </w:t>
-      </w:r>
-      <w:r>
-        <w:rPr>
-          <w:rFonts w:ascii="Calibri" w:hAnsi="Calibri" w:eastAsia="Calibri" w:cs="Calibri"/>
-          <w:color w:val="1A1A1A"/>
-          <w:sz w:val="21"/>
-          <w:szCs w:val="21"/>
-        </w:rPr>
-        <w:t xml:space="preserve">       </w:t>
-      </w:r>
-      <w:r>
-        <w:rPr>
-          <w:rFonts w:ascii="Calibri" w:hAnsi="Calibri" w:eastAsia="Calibri" w:cs="Calibri"/>
-          <w:color w:val="1A1A1A"/>
-          <w:sz w:val="21"/>
-          <w:szCs w:val="21"/>
-        </w:rPr>
-        <w:t>M</w:t>
-      </w:r>
-      <w:r>
-        <w:rPr>
-          <w:rFonts w:ascii="Calibri" w:hAnsi="Calibri" w:eastAsia="Calibri" w:cs="Calibri"/>
-          <w:color w:val="1A1A1A"/>
-          <w:sz w:val="21"/>
-          <w:szCs w:val="21"/>
-        </w:rPr>
-        <w:t>ay 2008 – Jun 2011</w:t>
-      </w:r>
-    </w:p>
-    <w:p>
-      <w:pPr>
-        <w:pStyle w:val="ListParagraph"/>
-        <w:numPr>
-          <w:ilvl w:val="0"/>
-          <w:numId w:val="1"/>
-        </w:numPr>
-        <w:spacing w:after="40" w:line="235" w:lineRule="auto"/>
-        <w:rPr>
-          <w:rFonts w:ascii="Calibri" w:hAnsi="Calibri" w:eastAsia="Calibri" w:cs="Calibri"/>
-          <w:b w:val="0"/>
-          <w:bCs w:val="0"/>
-          <w:i w:val="0"/>
-          <w:iCs w:val="0"/>
-          <w:color w:val="1A1A1A"/>
-          <w:sz w:val="20"/>
-          <w:szCs w:val="20"/>
-        </w:rPr>
-      </w:pPr>
-      <w:r>
-        <w:rPr>
-          <w:rFonts w:ascii="Calibri" w:hAnsi="Calibri" w:eastAsia="Calibri" w:cs="Calibri"/>
-          <w:b w:val="0"/>
-          <w:bCs w:val="0"/>
-          <w:i w:val="0"/>
-          <w:iCs w:val="0"/>
-          <w:color w:val="1A1A1A"/>
-          <w:sz w:val="20"/>
-          <w:szCs w:val="20"/>
-        </w:rPr>
-        <w:t>Contributed to the architecture and design of ASP.NET applications, collaborating with Agile teams to define technical solutions.</w:t>
+          <w:b w:val="0"/>
+          <w:bCs w:val="0"/>
+          <w:i w:val="0"/>
+          <w:iCs w:val="0"/>
+          <w:color w:val="1A1A1A"/>
+          <w:sz w:val="20"/>
+          <w:szCs w:val="20"/>
+          <w:lang w:val="en-GB"/>
+        </w:rPr>
+        <w:t>design of ASP.NET applications</w:t>
+      </w:r>
+      <w:r>
+        <w:rPr>
+          <w:rFonts w:ascii="Calibri" w:hAnsi="Calibri" w:eastAsia="Calibri" w:cs="Calibri"/>
+          <w:b w:val="0"/>
+          <w:bCs w:val="0"/>
+          <w:i w:val="0"/>
+          <w:iCs w:val="0"/>
+          <w:color w:val="1A1A1A"/>
+          <w:sz w:val="20"/>
+          <w:szCs w:val="20"/>
+          <w:lang w:val="en-GB"/>
+        </w:rPr>
+        <w:t xml:space="preserve"> on project mediafiche</w:t>
+      </w:r>
+      <w:r>
+        <w:rPr>
+          <w:rFonts w:ascii="Calibri" w:hAnsi="Calibri" w:eastAsia="Calibri" w:cs="Calibri"/>
+          <w:b w:val="0"/>
+          <w:bCs w:val="0"/>
+          <w:i w:val="0"/>
+          <w:iCs w:val="0"/>
+          <w:color w:val="1A1A1A"/>
+          <w:sz w:val="20"/>
+          <w:szCs w:val="20"/>
+          <w:lang w:val="en-GB"/>
+        </w:rPr>
+        <w:t>, collaborating with Agile teams to define technical solutions.</w:t>
       </w:r>
     </w:p>
     <w:p>
@@ -2663,49 +2219,7 @@
           <w:szCs w:val="20"/>
           <w:lang w:val="en-US"/>
         </w:rPr>
-        <w:t xml:space="preserve">Delivered 18+ enterprise-grade applications (web, API, batch, console) using Azure </w:t>
-      </w:r>
-      <w:r>
-        <w:rPr>
-          <w:rFonts w:ascii="Calibri" w:hAnsi="Calibri" w:eastAsia="Calibri" w:cs="Calibri"/>
-          <w:b w:val="0"/>
-          <w:bCs w:val="0"/>
-          <w:i w:val="0"/>
-          <w:iCs w:val="0"/>
-          <w:color w:val="1A1A1A"/>
-          <w:sz w:val="20"/>
-          <w:szCs w:val="20"/>
-          <w:lang w:val="en-US"/>
-        </w:rPr>
-        <w:t xml:space="preserve">PaaS, .NET and Python </w:t>
-      </w:r>
-      <w:r>
-        <w:rPr>
-          <w:rFonts w:ascii="Calibri" w:hAnsi="Calibri" w:eastAsia="Calibri" w:cs="Calibri"/>
-          <w:b w:val="0"/>
-          <w:bCs w:val="0"/>
-          <w:i w:val="0"/>
-          <w:iCs w:val="0"/>
-          <w:color w:val="1A1A1A"/>
-          <w:sz w:val="20"/>
-          <w:szCs w:val="20"/>
-          <w:lang w:val="en-US"/>
-        </w:rPr>
-        <w:t xml:space="preserve">supporting high-traffic environments (27M+ monthly users), achieving a 99.5% deployment success rate across 160+ Azure resources via </w:t>
-      </w:r>
-      <w:r>
-        <w:rPr>
-          <w:rFonts w:ascii="Calibri" w:hAnsi="Calibri" w:eastAsia="Calibri" w:cs="Calibri"/>
-          <w:b w:val="0"/>
-          <w:bCs w:val="0"/>
-          <w:i w:val="0"/>
-          <w:iCs w:val="0"/>
-          <w:color w:val="1A1A1A"/>
-          <w:sz w:val="20"/>
-          <w:szCs w:val="20"/>
-          <w:lang w:val="en-US"/>
-        </w:rPr>
-        <w:t>Infrastructure as Code</w:t>
+        <w:t xml:space="preserve">Delivered 18+ enterprise-grade applications (web, API, batch, console) using Azure PaaS, .NET and Python supporting high-traffic environments (27M+ monthly users), achieving a 99.5% deployment success rate across 160+ Azure resources via Infrastructure as Code</w:t>
       </w:r>
       <w:r>
         <w:rPr>
@@ -2754,7 +2268,7 @@
         <w:t>Reduced critical vulnerabilities by 75% through integrated security scanning (Snyk, Trivy) across hundreds of repositories.</w:t>
       </w:r>
     </w:p>
-    <w:p xmlns:wp14="http://schemas.microsoft.com/office/word/2010/wordml" wp14:textId="745A84A0">
+    <w:p xmlns:wp14="http://schemas.microsoft.com/office/word/2010/wordml" wp14:textId="66DB292E">
       <w:pPr>
         <w:pStyle w:val="ListParagraph"/>
         <w:numPr>
@@ -2786,119 +2300,28 @@
           <w:szCs w:val="20"/>
           <w:lang w:val="en-US"/>
         </w:rPr>
-        <w:t>Created end-to-end infrastructure for 8+ applications covering core Azure services (</w:t>
-      </w:r>
-      <w:r>
-        <w:rPr>
-          <w:rFonts w:ascii="Calibri" w:hAnsi="Calibri" w:eastAsia="Calibri" w:cs="Calibri"/>
-          <w:b w:val="0"/>
-          <w:bCs w:val="0"/>
-          <w:i w:val="0"/>
-          <w:iCs w:val="0"/>
-          <w:color w:val="1A1A1A"/>
-          <w:sz w:val="20"/>
-          <w:szCs w:val="20"/>
-          <w:lang w:val="en-US"/>
-        </w:rPr>
-        <w:t>Microsoft Entra ID</w:t>
-      </w:r>
-      <w:r>
-        <w:rPr>
-          <w:rFonts w:ascii="Calibri" w:hAnsi="Calibri" w:eastAsia="Calibri" w:cs="Calibri"/>
-          <w:b w:val="0"/>
-          <w:bCs w:val="0"/>
-          <w:i w:val="0"/>
-          <w:iCs w:val="0"/>
-          <w:color w:val="1A1A1A"/>
-          <w:sz w:val="20"/>
-          <w:szCs w:val="20"/>
-          <w:lang w:val="en-US"/>
-        </w:rPr>
-        <w:t xml:space="preserve">, App Services, Azure SQL, </w:t>
-      </w:r>
-      <w:r>
-        <w:rPr>
-          <w:rFonts w:ascii="Calibri" w:hAnsi="Calibri" w:eastAsia="Calibri" w:cs="Calibri"/>
-          <w:b w:val="0"/>
-          <w:bCs w:val="0"/>
-          <w:i w:val="0"/>
-          <w:iCs w:val="0"/>
-          <w:color w:val="1A1A1A"/>
-          <w:sz w:val="20"/>
-          <w:szCs w:val="20"/>
-          <w:lang w:val="en-US"/>
-        </w:rPr>
-        <w:t>APIM,</w:t>
-      </w:r>
-      <w:r>
-        <w:rPr>
-          <w:rFonts w:ascii="Calibri" w:hAnsi="Calibri" w:eastAsia="Calibri" w:cs="Calibri"/>
-          <w:b w:val="0"/>
-          <w:bCs w:val="0"/>
-          <w:i w:val="0"/>
-          <w:iCs w:val="0"/>
-          <w:color w:val="1A1A1A"/>
-          <w:sz w:val="20"/>
-          <w:szCs w:val="20"/>
-          <w:lang w:val="en-US"/>
-        </w:rPr>
-        <w:t xml:space="preserve"> </w:t>
-      </w:r>
-      <w:r>
-        <w:rPr>
-          <w:rFonts w:ascii="Calibri" w:hAnsi="Calibri" w:eastAsia="Calibri" w:cs="Calibri"/>
-          <w:b w:val="0"/>
-          <w:bCs w:val="0"/>
-          <w:i w:val="0"/>
-          <w:iCs w:val="0"/>
-          <w:color w:val="1A1A1A"/>
-          <w:sz w:val="20"/>
-          <w:szCs w:val="20"/>
-          <w:lang w:val="en-US"/>
-        </w:rPr>
-        <w:t>vNets</w:t>
-      </w:r>
-      <w:r>
-        <w:rPr>
-          <w:rFonts w:ascii="Calibri" w:hAnsi="Calibri" w:eastAsia="Calibri" w:cs="Calibri"/>
-          <w:b w:val="0"/>
-          <w:bCs w:val="0"/>
-          <w:i w:val="0"/>
-          <w:iCs w:val="0"/>
-          <w:color w:val="1A1A1A"/>
-          <w:sz w:val="20"/>
-          <w:szCs w:val="20"/>
-          <w:lang w:val="en-US"/>
-        </w:rPr>
-        <w:t xml:space="preserve">, NSGs, Application Gateway, Key Vault, monitoring, </w:t>
-      </w:r>
-      <w:r>
-        <w:rPr>
-          <w:rFonts w:ascii="Calibri" w:hAnsi="Calibri" w:eastAsia="Calibri" w:cs="Calibri"/>
-          <w:b w:val="0"/>
-          <w:bCs w:val="0"/>
-          <w:i w:val="0"/>
-          <w:iCs w:val="0"/>
-          <w:color w:val="1A1A1A"/>
-          <w:sz w:val="20"/>
-          <w:szCs w:val="20"/>
-          <w:lang w:val="en-US"/>
-        </w:rPr>
-        <w:t>Storage, Service Bus, Event Hub</w:t>
-      </w:r>
-      <w:r>
-        <w:rPr>
-          <w:rFonts w:ascii="Calibri" w:hAnsi="Calibri" w:eastAsia="Calibri" w:cs="Calibri"/>
-          <w:b w:val="0"/>
-          <w:bCs w:val="0"/>
-          <w:i w:val="0"/>
-          <w:iCs w:val="0"/>
-          <w:color w:val="1A1A1A"/>
-          <w:sz w:val="20"/>
-          <w:szCs w:val="20"/>
-          <w:lang w:val="en-US"/>
-        </w:rPr>
-        <w:t>).</w:t>
+        <w:t xml:space="preserve">Created end-to-end infrastructure for 8+ applications covering core Azure services (Microsoft Entra ID, App Services, Azure SQL, APIM, </w:t>
+      </w:r>
+      <w:r>
+        <w:rPr>
+          <w:noProof w:val="0"/>
+          <w:lang w:val="en-US"/>
+        </w:rPr>
+        <w:t>VNet</w:t>
+      </w:r>
+      <w:r>
+        <w:rPr>
+          <w:rFonts w:ascii="Calibri" w:hAnsi="Calibri" w:eastAsia="Calibri" w:cs="Calibri"/>
+          <w:b w:val="0"/>
+          <w:bCs w:val="0"/>
+          <w:i w:val="0"/>
+          <w:iCs w:val="0"/>
+          <w:color w:val="1A1A1A"/>
+          <w:sz w:val="20"/>
+          <w:szCs w:val="20"/>
+          <w:lang w:val="en-US"/>
+        </w:rPr>
+        <w:t>, NSGs, Application Gateway, Key Vault, monitoring, Storage, Service Bus, Event Hub).</w:t>
       </w:r>
     </w:p>
     <w:p>
@@ -2958,35 +2381,7 @@
           <w:szCs w:val="20"/>
           <w:lang w:val="en-US"/>
         </w:rPr>
-        <w:t xml:space="preserve">Improved incident response times by </w:t>
-      </w:r>
-      <w:r>
-        <w:rPr>
-          <w:rFonts w:ascii="Calibri" w:hAnsi="Calibri" w:eastAsia="Calibri" w:cs="Calibri"/>
-          <w:b w:val="0"/>
-          <w:bCs w:val="0"/>
-          <w:i w:val="0"/>
-          <w:iCs w:val="0"/>
-          <w:color w:val="1A1A1A"/>
-          <w:sz w:val="20"/>
-          <w:szCs w:val="20"/>
-          <w:lang w:val="en-US"/>
-        </w:rPr>
-        <w:t>27</w:t>
-      </w:r>
-      <w:r>
-        <w:rPr>
-          <w:rFonts w:ascii="Calibri" w:hAnsi="Calibri" w:eastAsia="Calibri" w:cs="Calibri"/>
-          <w:b w:val="0"/>
-          <w:bCs w:val="0"/>
-          <w:i w:val="0"/>
-          <w:iCs w:val="0"/>
-          <w:color w:val="1A1A1A"/>
-          <w:sz w:val="20"/>
-          <w:szCs w:val="20"/>
-          <w:lang w:val="en-US"/>
-        </w:rPr>
-        <w:t>% by introducing automated runbooks and standardized root cause analysis (RCA) processes across client engagements.</w:t>
+        <w:t xml:space="preserve">Improved incident response times by 27% by introducing automated runbooks and standardized root cause analysis (RCA) processes across client engagements.</w:t>
       </w:r>
     </w:p>
     <w:p>
@@ -3068,52 +2463,7 @@
           <w:szCs w:val="20"/>
           <w:lang w:val="en-US"/>
         </w:rPr>
-        <w:t xml:space="preserve">Improved RAG response accuracy by 17% through refined chunking, hybrid search, and retrieval evaluation frameworks built on Azure AI </w:t>
-      </w:r>
-      <w:r>
-        <w:rPr>
-          <w:rFonts w:ascii="Calibri" w:hAnsi="Calibri" w:eastAsia="Calibri" w:cs="Calibri"/>
-          <w:b w:val="0"/>
-          <w:bCs w:val="0"/>
-          <w:i w:val="0"/>
-          <w:iCs w:val="0"/>
-          <w:noProof w:val="0"/>
-          <w:color w:val="1A1A1A"/>
-          <w:sz w:val="20"/>
-          <w:szCs w:val="20"/>
-          <w:lang w:val="en-US"/>
-        </w:rPr>
-        <w:t xml:space="preserve">Search. Reduced LLM inference costs by 19% via prompt </w:t>
-      </w:r>
-      <w:r>
-        <w:rPr>
-          <w:rFonts w:ascii="Calibri" w:hAnsi="Calibri" w:eastAsia="Calibri" w:cs="Calibri"/>
-          <w:b w:val="0"/>
-          <w:bCs w:val="0"/>
-          <w:i w:val="0"/>
-          <w:iCs w:val="0"/>
-          <w:noProof w:val="0"/>
-          <w:color w:val="1A1A1A"/>
-          <w:sz w:val="20"/>
-          <w:szCs w:val="20"/>
-          <w:lang w:val="en-US"/>
-        </w:rPr>
-        <w:t>optimization and</w:t>
-      </w:r>
-      <w:r>
-        <w:rPr>
-          <w:rFonts w:ascii="Calibri" w:hAnsi="Calibri" w:eastAsia="Calibri" w:cs="Calibri"/>
-          <w:b w:val="0"/>
-          <w:bCs w:val="0"/>
-          <w:i w:val="0"/>
-          <w:iCs w:val="0"/>
-          <w:noProof w:val="0"/>
-          <w:color w:val="1A1A1A"/>
-          <w:sz w:val="20"/>
-          <w:szCs w:val="20"/>
-          <w:lang w:val="en-US"/>
-        </w:rPr>
-        <w:t xml:space="preserve"> caching strategies.</w:t>
+        <w:t xml:space="preserve">Improved RAG response accuracy by 17% through refined chunking, hybrid search, and retrieval evaluation frameworks built on Azure AI Search. Reduced LLM inference costs by 19% via prompt optimization and caching strategies.</w:t>
       </w:r>
     </w:p>
     <w:sectPr>
@@ -3130,6 +2480,12 @@
 <file path=word/intelligence2.xml><?xml version="1.0" encoding="utf-8"?>
 <int2:intelligence xmlns:int2="http://schemas.microsoft.com/office/intelligence/2020/intelligence">
   <int2:observations>
+    <int2:textHash int2:hashCode="WBKPGtkGh4sI63" int2:id="lg8ws552">
+      <int2:state int2:type="spell" int2:value="Rejected"/>
+    </int2:textHash>
+    <int2:textHash int2:hashCode="lyj6uKJt/sGCGR" int2:id="4J8VaQrS">
+      <int2:state int2:type="spell" int2:value="Rejected"/>
+    </int2:textHash>
     <int2:textHash int2:hashCode="7rmqlbOdOO1w5m" int2:id="y10GSlP6">
       <int2:state int2:type="spell" int2:value="Rejected"/>
     </int2:textHash>
@@ -3432,5 +2788,10 @@
       <w:szCs w:val="20"/>
     </w:rPr>
   </w:style>
+  <w:style xmlns:w14="http://schemas.microsoft.com/office/word/2010/wordml" xmlns:mc="http://schemas.openxmlformats.org/markup-compatibility/2006" xmlns:w="http://schemas.openxmlformats.org/wordprocessingml/2006/main" w:type="paragraph" w:styleId="Normal" w:default="1" mc:Ignorable="w14">
+    <w:name xmlns:w="http://schemas.openxmlformats.org/wordprocessingml/2006/main" w:val="Normal"/>
+    <w:uiPriority xmlns:w="http://schemas.openxmlformats.org/wordprocessingml/2006/main" w:val="0"/>
+    <w:qFormat xmlns:w="http://schemas.openxmlformats.org/wordprocessingml/2006/main"/>
+  </w:style>
 </w:styles>
 </file>